--- a/taniguchi/api/Fix/API設計書_データ突合.docx
+++ b/taniguchi/api/Fix/API設計書_データ突合.docx
@@ -1002,7 +1002,7 @@
       <w:r>
         <w:fldChar w:fldCharType="separate"/>
       </w:r>
-      <w:hyperlink w:anchor="_Toc231141842" w:history="1">
+      <w:hyperlink w:anchor="_Toc231322113" w:history="1">
         <w:r>
           <w:rPr>
             <w:rStyle w:val="afffffff5"/>
@@ -1029,7 +1029,7 @@
             <w:noProof/>
             <w:webHidden/>
           </w:rPr>
-          <w:instrText xml:space="preserve"> PAGEREF _Toc231141842 \h </w:instrText>
+          <w:instrText xml:space="preserve"> PAGEREF _Toc231322113 \h </w:instrText>
         </w:r>
         <w:r>
           <w:rPr>
@@ -1077,7 +1077,7 @@
           <w14:ligatures w14:val="standardContextual"/>
         </w:rPr>
       </w:pPr>
-      <w:hyperlink w:anchor="_Toc231141843" w:history="1">
+      <w:hyperlink w:anchor="_Toc231322114" w:history="1">
         <w:r>
           <w:rPr>
             <w:rStyle w:val="afffffff5"/>
@@ -1104,7 +1104,7 @@
             <w:noProof/>
             <w:webHidden/>
           </w:rPr>
-          <w:instrText xml:space="preserve"> PAGEREF _Toc231141843 \h </w:instrText>
+          <w:instrText xml:space="preserve"> PAGEREF _Toc231322114 \h </w:instrText>
         </w:r>
         <w:r>
           <w:rPr>
@@ -1152,7 +1152,7 @@
           <w14:ligatures w14:val="standardContextual"/>
         </w:rPr>
       </w:pPr>
-      <w:hyperlink w:anchor="_Toc231141844" w:history="1">
+      <w:hyperlink w:anchor="_Toc231322115" w:history="1">
         <w:r>
           <w:rPr>
             <w:rStyle w:val="afffffff5"/>
@@ -1179,7 +1179,7 @@
             <w:noProof/>
             <w:webHidden/>
           </w:rPr>
-          <w:instrText xml:space="preserve"> PAGEREF _Toc231141844 \h </w:instrText>
+          <w:instrText xml:space="preserve"> PAGEREF _Toc231322115 \h </w:instrText>
         </w:r>
         <w:r>
           <w:rPr>
@@ -1227,7 +1227,7 @@
           <w14:ligatures w14:val="standardContextual"/>
         </w:rPr>
       </w:pPr>
-      <w:hyperlink w:anchor="_Toc231141845" w:history="1">
+      <w:hyperlink w:anchor="_Toc231322116" w:history="1">
         <w:r>
           <w:rPr>
             <w:rStyle w:val="afffffff5"/>
@@ -1254,7 +1254,7 @@
             <w:noProof/>
             <w:webHidden/>
           </w:rPr>
-          <w:instrText xml:space="preserve"> PAGEREF _Toc231141845 \h </w:instrText>
+          <w:instrText xml:space="preserve"> PAGEREF _Toc231322116 \h </w:instrText>
         </w:r>
         <w:r>
           <w:rPr>
@@ -1302,7 +1302,7 @@
           <w14:ligatures w14:val="standardContextual"/>
         </w:rPr>
       </w:pPr>
-      <w:hyperlink w:anchor="_Toc231141846" w:history="1">
+      <w:hyperlink w:anchor="_Toc231322117" w:history="1">
         <w:r>
           <w:rPr>
             <w:rStyle w:val="afffffff5"/>
@@ -1329,7 +1329,7 @@
             <w:noProof/>
             <w:webHidden/>
           </w:rPr>
-          <w:instrText xml:space="preserve"> PAGEREF _Toc231141846 \h </w:instrText>
+          <w:instrText xml:space="preserve"> PAGEREF _Toc231322117 \h </w:instrText>
         </w:r>
         <w:r>
           <w:rPr>
@@ -1378,7 +1378,7 @@
           <w14:ligatures w14:val="standardContextual"/>
         </w:rPr>
       </w:pPr>
-      <w:hyperlink w:anchor="_Toc231141847" w:history="1">
+      <w:hyperlink w:anchor="_Toc231322118" w:history="1">
         <w:r>
           <w:rPr>
             <w:rStyle w:val="afffffff5"/>
@@ -1405,7 +1405,7 @@
             <w:noProof/>
             <w:webHidden/>
           </w:rPr>
-          <w:instrText xml:space="preserve"> PAGEREF _Toc231141847 \h </w:instrText>
+          <w:instrText xml:space="preserve"> PAGEREF _Toc231322118 \h </w:instrText>
         </w:r>
         <w:r>
           <w:rPr>
@@ -1453,7 +1453,7 @@
           <w14:ligatures w14:val="standardContextual"/>
         </w:rPr>
       </w:pPr>
-      <w:hyperlink w:anchor="_Toc231141848" w:history="1">
+      <w:hyperlink w:anchor="_Toc231322119" w:history="1">
         <w:r>
           <w:rPr>
             <w:rStyle w:val="afffffff5"/>
@@ -1480,7 +1480,7 @@
             <w:noProof/>
             <w:webHidden/>
           </w:rPr>
-          <w:instrText xml:space="preserve"> PAGEREF _Toc231141848 \h </w:instrText>
+          <w:instrText xml:space="preserve"> PAGEREF _Toc231322119 \h </w:instrText>
         </w:r>
         <w:r>
           <w:rPr>
@@ -1528,7 +1528,7 @@
           <w14:ligatures w14:val="standardContextual"/>
         </w:rPr>
       </w:pPr>
-      <w:hyperlink w:anchor="_Toc231141849" w:history="1">
+      <w:hyperlink w:anchor="_Toc231322120" w:history="1">
         <w:r>
           <w:rPr>
             <w:rStyle w:val="afffffff5"/>
@@ -1555,7 +1555,7 @@
             <w:noProof/>
             <w:webHidden/>
           </w:rPr>
-          <w:instrText xml:space="preserve"> PAGEREF _Toc231141849 \h </w:instrText>
+          <w:instrText xml:space="preserve"> PAGEREF _Toc231322120 \h </w:instrText>
         </w:r>
         <w:r>
           <w:rPr>
@@ -1603,7 +1603,7 @@
           <w14:ligatures w14:val="standardContextual"/>
         </w:rPr>
       </w:pPr>
-      <w:hyperlink w:anchor="_Toc231141850" w:history="1">
+      <w:hyperlink w:anchor="_Toc231322121" w:history="1">
         <w:r>
           <w:rPr>
             <w:rStyle w:val="afffffff5"/>
@@ -1630,7 +1630,7 @@
             <w:noProof/>
             <w:webHidden/>
           </w:rPr>
-          <w:instrText xml:space="preserve"> PAGEREF _Toc231141850 \h </w:instrText>
+          <w:instrText xml:space="preserve"> PAGEREF _Toc231322121 \h </w:instrText>
         </w:r>
         <w:r>
           <w:rPr>
@@ -1679,7 +1679,7 @@
           <w14:ligatures w14:val="standardContextual"/>
         </w:rPr>
       </w:pPr>
-      <w:hyperlink w:anchor="_Toc231141851" w:history="1">
+      <w:hyperlink w:anchor="_Toc231322122" w:history="1">
         <w:r>
           <w:rPr>
             <w:rStyle w:val="afffffff5"/>
@@ -1706,7 +1706,7 @@
             <w:noProof/>
             <w:webHidden/>
           </w:rPr>
-          <w:instrText xml:space="preserve"> PAGEREF _Toc231141851 \h </w:instrText>
+          <w:instrText xml:space="preserve"> PAGEREF _Toc231322122 \h </w:instrText>
         </w:r>
         <w:r>
           <w:rPr>
@@ -1754,7 +1754,7 @@
           <w14:ligatures w14:val="standardContextual"/>
         </w:rPr>
       </w:pPr>
-      <w:hyperlink w:anchor="_Toc231141852" w:history="1">
+      <w:hyperlink w:anchor="_Toc231322123" w:history="1">
         <w:r>
           <w:rPr>
             <w:rStyle w:val="afffffff5"/>
@@ -1781,7 +1781,7 @@
             <w:noProof/>
             <w:webHidden/>
           </w:rPr>
-          <w:instrText xml:space="preserve"> PAGEREF _Toc231141852 \h </w:instrText>
+          <w:instrText xml:space="preserve"> PAGEREF _Toc231322123 \h </w:instrText>
         </w:r>
         <w:r>
           <w:rPr>
@@ -1829,7 +1829,7 @@
           <w14:ligatures w14:val="standardContextual"/>
         </w:rPr>
       </w:pPr>
-      <w:hyperlink w:anchor="_Toc231141853" w:history="1">
+      <w:hyperlink w:anchor="_Toc231322124" w:history="1">
         <w:r>
           <w:rPr>
             <w:rStyle w:val="afffffff5"/>
@@ -1856,7 +1856,7 @@
             <w:noProof/>
             <w:webHidden/>
           </w:rPr>
-          <w:instrText xml:space="preserve"> PAGEREF _Toc231141853 \h </w:instrText>
+          <w:instrText xml:space="preserve"> PAGEREF _Toc231322124 \h </w:instrText>
         </w:r>
         <w:r>
           <w:rPr>
@@ -1904,7 +1904,7 @@
           <w14:ligatures w14:val="standardContextual"/>
         </w:rPr>
       </w:pPr>
-      <w:hyperlink w:anchor="_Toc231141854" w:history="1">
+      <w:hyperlink w:anchor="_Toc231322125" w:history="1">
         <w:r>
           <w:rPr>
             <w:rStyle w:val="afffffff5"/>
@@ -1931,7 +1931,7 @@
             <w:noProof/>
             <w:webHidden/>
           </w:rPr>
-          <w:instrText xml:space="preserve"> PAGEREF _Toc231141854 \h </w:instrText>
+          <w:instrText xml:space="preserve"> PAGEREF _Toc231322125 \h </w:instrText>
         </w:r>
         <w:r>
           <w:rPr>
@@ -1979,7 +1979,7 @@
           <w14:ligatures w14:val="standardContextual"/>
         </w:rPr>
       </w:pPr>
-      <w:hyperlink w:anchor="_Toc231141855" w:history="1">
+      <w:hyperlink w:anchor="_Toc231322126" w:history="1">
         <w:r>
           <w:rPr>
             <w:rStyle w:val="afffffff5"/>
@@ -2006,7 +2006,7 @@
             <w:noProof/>
             <w:webHidden/>
           </w:rPr>
-          <w:instrText xml:space="preserve"> PAGEREF _Toc231141855 \h </w:instrText>
+          <w:instrText xml:space="preserve"> PAGEREF _Toc231322126 \h </w:instrText>
         </w:r>
         <w:r>
           <w:rPr>
@@ -2054,7 +2054,7 @@
           <w14:ligatures w14:val="standardContextual"/>
         </w:rPr>
       </w:pPr>
-      <w:hyperlink w:anchor="_Toc231141856" w:history="1">
+      <w:hyperlink w:anchor="_Toc231322127" w:history="1">
         <w:r>
           <w:rPr>
             <w:rStyle w:val="afffffff5"/>
@@ -2081,7 +2081,7 @@
             <w:noProof/>
             <w:webHidden/>
           </w:rPr>
-          <w:instrText xml:space="preserve"> PAGEREF _Toc231141856 \h </w:instrText>
+          <w:instrText xml:space="preserve"> PAGEREF _Toc231322127 \h </w:instrText>
         </w:r>
         <w:r>
           <w:rPr>
@@ -2129,7 +2129,7 @@
           <w14:ligatures w14:val="standardContextual"/>
         </w:rPr>
       </w:pPr>
-      <w:hyperlink w:anchor="_Toc231141857" w:history="1">
+      <w:hyperlink w:anchor="_Toc231322128" w:history="1">
         <w:r>
           <w:rPr>
             <w:rStyle w:val="afffffff5"/>
@@ -2156,7 +2156,7 @@
             <w:noProof/>
             <w:webHidden/>
           </w:rPr>
-          <w:instrText xml:space="preserve"> PAGEREF _Toc231141857 \h </w:instrText>
+          <w:instrText xml:space="preserve"> PAGEREF _Toc231322128 \h </w:instrText>
         </w:r>
         <w:r>
           <w:rPr>
@@ -2204,7 +2204,7 @@
           <w14:ligatures w14:val="standardContextual"/>
         </w:rPr>
       </w:pPr>
-      <w:hyperlink w:anchor="_Toc231141858" w:history="1">
+      <w:hyperlink w:anchor="_Toc231322129" w:history="1">
         <w:r>
           <w:rPr>
             <w:rStyle w:val="afffffff5"/>
@@ -2231,7 +2231,7 @@
             <w:noProof/>
             <w:webHidden/>
           </w:rPr>
-          <w:instrText xml:space="preserve"> PAGEREF _Toc231141858 \h </w:instrText>
+          <w:instrText xml:space="preserve"> PAGEREF _Toc231322129 \h </w:instrText>
         </w:r>
         <w:r>
           <w:rPr>
@@ -2279,7 +2279,7 @@
           <w14:ligatures w14:val="standardContextual"/>
         </w:rPr>
       </w:pPr>
-      <w:hyperlink w:anchor="_Toc231141859" w:history="1">
+      <w:hyperlink w:anchor="_Toc231322130" w:history="1">
         <w:r>
           <w:rPr>
             <w:rStyle w:val="afffffff5"/>
@@ -2306,7 +2306,7 @@
             <w:noProof/>
             <w:webHidden/>
           </w:rPr>
-          <w:instrText xml:space="preserve"> PAGEREF _Toc231141859 \h </w:instrText>
+          <w:instrText xml:space="preserve"> PAGEREF _Toc231322130 \h </w:instrText>
         </w:r>
         <w:r>
           <w:rPr>
@@ -2354,7 +2354,7 @@
           <w14:ligatures w14:val="standardContextual"/>
         </w:rPr>
       </w:pPr>
-      <w:hyperlink w:anchor="_Toc231141860" w:history="1">
+      <w:hyperlink w:anchor="_Toc231322131" w:history="1">
         <w:r>
           <w:rPr>
             <w:rStyle w:val="afffffff5"/>
@@ -2381,7 +2381,7 @@
             <w:noProof/>
             <w:webHidden/>
           </w:rPr>
-          <w:instrText xml:space="preserve"> PAGEREF _Toc231141860 \h </w:instrText>
+          <w:instrText xml:space="preserve"> PAGEREF _Toc231322131 \h </w:instrText>
         </w:r>
         <w:r>
           <w:rPr>
@@ -2429,7 +2429,7 @@
           <w14:ligatures w14:val="standardContextual"/>
         </w:rPr>
       </w:pPr>
-      <w:hyperlink w:anchor="_Toc231141861" w:history="1">
+      <w:hyperlink w:anchor="_Toc231322132" w:history="1">
         <w:r>
           <w:rPr>
             <w:rStyle w:val="afffffff5"/>
@@ -2456,7 +2456,7 @@
             <w:noProof/>
             <w:webHidden/>
           </w:rPr>
-          <w:instrText xml:space="preserve"> PAGEREF _Toc231141861 \h </w:instrText>
+          <w:instrText xml:space="preserve"> PAGEREF _Toc231322132 \h </w:instrText>
         </w:r>
         <w:r>
           <w:rPr>
@@ -2503,7 +2503,7 @@
           <w14:ligatures w14:val="standardContextual"/>
         </w:rPr>
       </w:pPr>
-      <w:hyperlink w:anchor="_Toc231141862" w:history="1">
+      <w:hyperlink w:anchor="_Toc231322133" w:history="1">
         <w:r>
           <w:rPr>
             <w:rStyle w:val="afffffff5"/>
@@ -2530,7 +2530,7 @@
             <w:noProof/>
             <w:webHidden/>
           </w:rPr>
-          <w:instrText xml:space="preserve"> PAGEREF _Toc231141862 \h </w:instrText>
+          <w:instrText xml:space="preserve"> PAGEREF _Toc231322133 \h </w:instrText>
         </w:r>
         <w:r>
           <w:rPr>
@@ -2577,7 +2577,7 @@
           <w14:ligatures w14:val="standardContextual"/>
         </w:rPr>
       </w:pPr>
-      <w:hyperlink w:anchor="_Toc231141863" w:history="1">
+      <w:hyperlink w:anchor="_Toc231322134" w:history="1">
         <w:r>
           <w:rPr>
             <w:rStyle w:val="afffffff5"/>
@@ -2604,7 +2604,7 @@
             <w:noProof/>
             <w:webHidden/>
           </w:rPr>
-          <w:instrText xml:space="preserve"> PAGEREF _Toc231141863 \h </w:instrText>
+          <w:instrText xml:space="preserve"> PAGEREF _Toc231322134 \h </w:instrText>
         </w:r>
         <w:r>
           <w:rPr>
@@ -2653,7 +2653,7 @@
           <w14:ligatures w14:val="standardContextual"/>
         </w:rPr>
       </w:pPr>
-      <w:hyperlink w:anchor="_Toc231141864" w:history="1">
+      <w:hyperlink w:anchor="_Toc231322135" w:history="1">
         <w:r>
           <w:rPr>
             <w:rStyle w:val="afffffff5"/>
@@ -2680,7 +2680,7 @@
             <w:noProof/>
             <w:webHidden/>
           </w:rPr>
-          <w:instrText xml:space="preserve"> PAGEREF _Toc231141864 \h </w:instrText>
+          <w:instrText xml:space="preserve"> PAGEREF _Toc231322135 \h </w:instrText>
         </w:r>
         <w:r>
           <w:rPr>
@@ -2728,7 +2728,7 @@
           <w14:ligatures w14:val="standardContextual"/>
         </w:rPr>
       </w:pPr>
-      <w:hyperlink w:anchor="_Toc231141865" w:history="1">
+      <w:hyperlink w:anchor="_Toc231322136" w:history="1">
         <w:r>
           <w:rPr>
             <w:rStyle w:val="afffffff5"/>
@@ -2755,7 +2755,7 @@
             <w:noProof/>
             <w:webHidden/>
           </w:rPr>
-          <w:instrText xml:space="preserve"> PAGEREF _Toc231141865 \h </w:instrText>
+          <w:instrText xml:space="preserve"> PAGEREF _Toc231322136 \h </w:instrText>
         </w:r>
         <w:r>
           <w:rPr>
@@ -2804,7 +2804,7 @@
           <w14:ligatures w14:val="standardContextual"/>
         </w:rPr>
       </w:pPr>
-      <w:hyperlink w:anchor="_Toc231141866" w:history="1">
+      <w:hyperlink w:anchor="_Toc231322137" w:history="1">
         <w:r>
           <w:rPr>
             <w:rStyle w:val="afffffff5"/>
@@ -2831,7 +2831,7 @@
             <w:noProof/>
             <w:webHidden/>
           </w:rPr>
-          <w:instrText xml:space="preserve"> PAGEREF _Toc231141866 \h </w:instrText>
+          <w:instrText xml:space="preserve"> PAGEREF _Toc231322137 \h </w:instrText>
         </w:r>
         <w:r>
           <w:rPr>
@@ -2879,7 +2879,7 @@
           <w14:ligatures w14:val="standardContextual"/>
         </w:rPr>
       </w:pPr>
-      <w:hyperlink w:anchor="_Toc231141867" w:history="1">
+      <w:hyperlink w:anchor="_Toc231322138" w:history="1">
         <w:r>
           <w:rPr>
             <w:rStyle w:val="afffffff5"/>
@@ -2906,7 +2906,7 @@
             <w:noProof/>
             <w:webHidden/>
           </w:rPr>
-          <w:instrText xml:space="preserve"> PAGEREF _Toc231141867 \h </w:instrText>
+          <w:instrText xml:space="preserve"> PAGEREF _Toc231322138 \h </w:instrText>
         </w:r>
         <w:r>
           <w:rPr>
@@ -2953,7 +2953,7 @@
           <w14:ligatures w14:val="standardContextual"/>
         </w:rPr>
       </w:pPr>
-      <w:hyperlink w:anchor="_Toc231141868" w:history="1">
+      <w:hyperlink w:anchor="_Toc231322139" w:history="1">
         <w:r>
           <w:rPr>
             <w:rStyle w:val="afffffff5"/>
@@ -2980,7 +2980,7 @@
             <w:noProof/>
             <w:webHidden/>
           </w:rPr>
-          <w:instrText xml:space="preserve"> PAGEREF _Toc231141868 \h </w:instrText>
+          <w:instrText xml:space="preserve"> PAGEREF _Toc231322139 \h </w:instrText>
         </w:r>
         <w:r>
           <w:rPr>
@@ -3027,7 +3027,7 @@
           <w14:ligatures w14:val="standardContextual"/>
         </w:rPr>
       </w:pPr>
-      <w:hyperlink w:anchor="_Toc231141869" w:history="1">
+      <w:hyperlink w:anchor="_Toc231322140" w:history="1">
         <w:r>
           <w:rPr>
             <w:rStyle w:val="afffffff5"/>
@@ -3054,7 +3054,7 @@
             <w:noProof/>
             <w:webHidden/>
           </w:rPr>
-          <w:instrText xml:space="preserve"> PAGEREF _Toc231141869 \h </w:instrText>
+          <w:instrText xml:space="preserve"> PAGEREF _Toc231322140 \h </w:instrText>
         </w:r>
         <w:r>
           <w:rPr>
@@ -3101,7 +3101,7 @@
           <w14:ligatures w14:val="standardContextual"/>
         </w:rPr>
       </w:pPr>
-      <w:hyperlink w:anchor="_Toc231141870" w:history="1">
+      <w:hyperlink w:anchor="_Toc231322141" w:history="1">
         <w:r>
           <w:rPr>
             <w:rStyle w:val="afffffff5"/>
@@ -3128,7 +3128,7 @@
             <w:noProof/>
             <w:webHidden/>
           </w:rPr>
-          <w:instrText xml:space="preserve"> PAGEREF _Toc231141870 \h </w:instrText>
+          <w:instrText xml:space="preserve"> PAGEREF _Toc231322141 \h </w:instrText>
         </w:r>
         <w:r>
           <w:rPr>
@@ -3176,7 +3176,7 @@
           <w14:ligatures w14:val="standardContextual"/>
         </w:rPr>
       </w:pPr>
-      <w:hyperlink w:anchor="_Toc231141871" w:history="1">
+      <w:hyperlink w:anchor="_Toc231322142" w:history="1">
         <w:r>
           <w:rPr>
             <w:rStyle w:val="afffffff5"/>
@@ -3203,7 +3203,7 @@
             <w:noProof/>
             <w:webHidden/>
           </w:rPr>
-          <w:instrText xml:space="preserve"> PAGEREF _Toc231141871 \h </w:instrText>
+          <w:instrText xml:space="preserve"> PAGEREF _Toc231322142 \h </w:instrText>
         </w:r>
         <w:r>
           <w:rPr>
@@ -3250,7 +3250,7 @@
           <w14:ligatures w14:val="standardContextual"/>
         </w:rPr>
       </w:pPr>
-      <w:hyperlink w:anchor="_Toc231141872" w:history="1">
+      <w:hyperlink w:anchor="_Toc231322143" w:history="1">
         <w:r>
           <w:rPr>
             <w:rStyle w:val="afffffff5"/>
@@ -3277,7 +3277,7 @@
             <w:noProof/>
             <w:webHidden/>
           </w:rPr>
-          <w:instrText xml:space="preserve"> PAGEREF _Toc231141872 \h </w:instrText>
+          <w:instrText xml:space="preserve"> PAGEREF _Toc231322143 \h </w:instrText>
         </w:r>
         <w:r>
           <w:rPr>
@@ -3324,7 +3324,7 @@
           <w14:ligatures w14:val="standardContextual"/>
         </w:rPr>
       </w:pPr>
-      <w:hyperlink w:anchor="_Toc231141873" w:history="1">
+      <w:hyperlink w:anchor="_Toc231322144" w:history="1">
         <w:r>
           <w:rPr>
             <w:rStyle w:val="afffffff5"/>
@@ -3351,7 +3351,7 @@
             <w:noProof/>
             <w:webHidden/>
           </w:rPr>
-          <w:instrText xml:space="preserve"> PAGEREF _Toc231141873 \h </w:instrText>
+          <w:instrText xml:space="preserve"> PAGEREF _Toc231322144 \h </w:instrText>
         </w:r>
         <w:r>
           <w:rPr>
@@ -3398,7 +3398,7 @@
           <w14:ligatures w14:val="standardContextual"/>
         </w:rPr>
       </w:pPr>
-      <w:hyperlink w:anchor="_Toc231141874" w:history="1">
+      <w:hyperlink w:anchor="_Toc231322145" w:history="1">
         <w:r>
           <w:rPr>
             <w:rStyle w:val="afffffff5"/>
@@ -3425,7 +3425,7 @@
             <w:noProof/>
             <w:webHidden/>
           </w:rPr>
-          <w:instrText xml:space="preserve"> PAGEREF _Toc231141874 \h </w:instrText>
+          <w:instrText xml:space="preserve"> PAGEREF _Toc231322145 \h </w:instrText>
         </w:r>
         <w:r>
           <w:rPr>
@@ -3473,7 +3473,7 @@
           <w14:ligatures w14:val="standardContextual"/>
         </w:rPr>
       </w:pPr>
-      <w:hyperlink w:anchor="_Toc231141875" w:history="1">
+      <w:hyperlink w:anchor="_Toc231322146" w:history="1">
         <w:r>
           <w:rPr>
             <w:rStyle w:val="afffffff5"/>
@@ -3500,7 +3500,7 @@
             <w:noProof/>
             <w:webHidden/>
           </w:rPr>
-          <w:instrText xml:space="preserve"> PAGEREF _Toc231141875 \h </w:instrText>
+          <w:instrText xml:space="preserve"> PAGEREF _Toc231322146 \h </w:instrText>
         </w:r>
         <w:r>
           <w:rPr>
@@ -3547,7 +3547,7 @@
           <w14:ligatures w14:val="standardContextual"/>
         </w:rPr>
       </w:pPr>
-      <w:hyperlink w:anchor="_Toc231141876" w:history="1">
+      <w:hyperlink w:anchor="_Toc231322147" w:history="1">
         <w:r>
           <w:rPr>
             <w:rStyle w:val="afffffff5"/>
@@ -3574,7 +3574,7 @@
             <w:noProof/>
             <w:webHidden/>
           </w:rPr>
-          <w:instrText xml:space="preserve"> PAGEREF _Toc231141876 \h </w:instrText>
+          <w:instrText xml:space="preserve"> PAGEREF _Toc231322147 \h </w:instrText>
         </w:r>
         <w:r>
           <w:rPr>
@@ -3621,7 +3621,7 @@
           <w14:ligatures w14:val="standardContextual"/>
         </w:rPr>
       </w:pPr>
-      <w:hyperlink w:anchor="_Toc231141877" w:history="1">
+      <w:hyperlink w:anchor="_Toc231322148" w:history="1">
         <w:r>
           <w:rPr>
             <w:rStyle w:val="afffffff5"/>
@@ -3648,7 +3648,7 @@
             <w:noProof/>
             <w:webHidden/>
           </w:rPr>
-          <w:instrText xml:space="preserve"> PAGEREF _Toc231141877 \h </w:instrText>
+          <w:instrText xml:space="preserve"> PAGEREF _Toc231322148 \h </w:instrText>
         </w:r>
         <w:r>
           <w:rPr>
@@ -3695,7 +3695,7 @@
           <w14:ligatures w14:val="standardContextual"/>
         </w:rPr>
       </w:pPr>
-      <w:hyperlink w:anchor="_Toc231141878" w:history="1">
+      <w:hyperlink w:anchor="_Toc231322149" w:history="1">
         <w:r>
           <w:rPr>
             <w:rStyle w:val="afffffff5"/>
@@ -3722,7 +3722,7 @@
             <w:noProof/>
             <w:webHidden/>
           </w:rPr>
-          <w:instrText xml:space="preserve"> PAGEREF _Toc231141878 \h </w:instrText>
+          <w:instrText xml:space="preserve"> PAGEREF _Toc231322149 \h </w:instrText>
         </w:r>
         <w:r>
           <w:rPr>
@@ -3770,7 +3770,7 @@
           <w14:ligatures w14:val="standardContextual"/>
         </w:rPr>
       </w:pPr>
-      <w:hyperlink w:anchor="_Toc231141879" w:history="1">
+      <w:hyperlink w:anchor="_Toc231322150" w:history="1">
         <w:r>
           <w:rPr>
             <w:rStyle w:val="afffffff5"/>
@@ -3797,7 +3797,7 @@
             <w:noProof/>
             <w:webHidden/>
           </w:rPr>
-          <w:instrText xml:space="preserve"> PAGEREF _Toc231141879 \h </w:instrText>
+          <w:instrText xml:space="preserve"> PAGEREF _Toc231322150 \h </w:instrText>
         </w:r>
         <w:r>
           <w:rPr>
@@ -3844,7 +3844,7 @@
           <w14:ligatures w14:val="standardContextual"/>
         </w:rPr>
       </w:pPr>
-      <w:hyperlink w:anchor="_Toc231141880" w:history="1">
+      <w:hyperlink w:anchor="_Toc231322151" w:history="1">
         <w:r>
           <w:rPr>
             <w:rStyle w:val="afffffff5"/>
@@ -3871,7 +3871,7 @@
             <w:noProof/>
             <w:webHidden/>
           </w:rPr>
-          <w:instrText xml:space="preserve"> PAGEREF _Toc231141880 \h </w:instrText>
+          <w:instrText xml:space="preserve"> PAGEREF _Toc231322151 \h </w:instrText>
         </w:r>
         <w:r>
           <w:rPr>
@@ -3918,7 +3918,7 @@
           <w14:ligatures w14:val="standardContextual"/>
         </w:rPr>
       </w:pPr>
-      <w:hyperlink w:anchor="_Toc231141881" w:history="1">
+      <w:hyperlink w:anchor="_Toc231322152" w:history="1">
         <w:r>
           <w:rPr>
             <w:rStyle w:val="afffffff5"/>
@@ -3945,7 +3945,7 @@
             <w:noProof/>
             <w:webHidden/>
           </w:rPr>
-          <w:instrText xml:space="preserve"> PAGEREF _Toc231141881 \h </w:instrText>
+          <w:instrText xml:space="preserve"> PAGEREF _Toc231322152 \h </w:instrText>
         </w:r>
         <w:r>
           <w:rPr>
@@ -3992,7 +3992,7 @@
           <w14:ligatures w14:val="standardContextual"/>
         </w:rPr>
       </w:pPr>
-      <w:hyperlink w:anchor="_Toc231141882" w:history="1">
+      <w:hyperlink w:anchor="_Toc231322153" w:history="1">
         <w:r>
           <w:rPr>
             <w:rStyle w:val="afffffff5"/>
@@ -4019,7 +4019,7 @@
             <w:noProof/>
             <w:webHidden/>
           </w:rPr>
-          <w:instrText xml:space="preserve"> PAGEREF _Toc231141882 \h </w:instrText>
+          <w:instrText xml:space="preserve"> PAGEREF _Toc231322153 \h </w:instrText>
         </w:r>
         <w:r>
           <w:rPr>
@@ -4067,7 +4067,7 @@
           <w14:ligatures w14:val="standardContextual"/>
         </w:rPr>
       </w:pPr>
-      <w:hyperlink w:anchor="_Toc231141883" w:history="1">
+      <w:hyperlink w:anchor="_Toc231322154" w:history="1">
         <w:r>
           <w:rPr>
             <w:rStyle w:val="afffffff5"/>
@@ -4094,7 +4094,7 @@
             <w:noProof/>
             <w:webHidden/>
           </w:rPr>
-          <w:instrText xml:space="preserve"> PAGEREF _Toc231141883 \h </w:instrText>
+          <w:instrText xml:space="preserve"> PAGEREF _Toc231322154 \h </w:instrText>
         </w:r>
         <w:r>
           <w:rPr>
@@ -4141,7 +4141,7 @@
           <w14:ligatures w14:val="standardContextual"/>
         </w:rPr>
       </w:pPr>
-      <w:hyperlink w:anchor="_Toc231141884" w:history="1">
+      <w:hyperlink w:anchor="_Toc231322155" w:history="1">
         <w:r>
           <w:rPr>
             <w:rStyle w:val="afffffff5"/>
@@ -4168,7 +4168,7 @@
             <w:noProof/>
             <w:webHidden/>
           </w:rPr>
-          <w:instrText xml:space="preserve"> PAGEREF _Toc231141884 \h </w:instrText>
+          <w:instrText xml:space="preserve"> PAGEREF _Toc231322155 \h </w:instrText>
         </w:r>
         <w:r>
           <w:rPr>
@@ -4215,7 +4215,7 @@
           <w14:ligatures w14:val="standardContextual"/>
         </w:rPr>
       </w:pPr>
-      <w:hyperlink w:anchor="_Toc231141885" w:history="1">
+      <w:hyperlink w:anchor="_Toc231322156" w:history="1">
         <w:r>
           <w:rPr>
             <w:rStyle w:val="afffffff5"/>
@@ -4242,7 +4242,7 @@
             <w:noProof/>
             <w:webHidden/>
           </w:rPr>
-          <w:instrText xml:space="preserve"> PAGEREF _Toc231141885 \h </w:instrText>
+          <w:instrText xml:space="preserve"> PAGEREF _Toc231322156 \h </w:instrText>
         </w:r>
         <w:r>
           <w:rPr>
@@ -4289,7 +4289,7 @@
           <w14:ligatures w14:val="standardContextual"/>
         </w:rPr>
       </w:pPr>
-      <w:hyperlink w:anchor="_Toc231141886" w:history="1">
+      <w:hyperlink w:anchor="_Toc231322157" w:history="1">
         <w:r>
           <w:rPr>
             <w:rStyle w:val="afffffff5"/>
@@ -4316,7 +4316,7 @@
             <w:noProof/>
             <w:webHidden/>
           </w:rPr>
-          <w:instrText xml:space="preserve"> PAGEREF _Toc231141886 \h </w:instrText>
+          <w:instrText xml:space="preserve"> PAGEREF _Toc231322157 \h </w:instrText>
         </w:r>
         <w:r>
           <w:rPr>
@@ -4364,7 +4364,7 @@
           <w14:ligatures w14:val="standardContextual"/>
         </w:rPr>
       </w:pPr>
-      <w:hyperlink w:anchor="_Toc231141887" w:history="1">
+      <w:hyperlink w:anchor="_Toc231322158" w:history="1">
         <w:r>
           <w:rPr>
             <w:rStyle w:val="afffffff5"/>
@@ -4391,7 +4391,7 @@
             <w:noProof/>
             <w:webHidden/>
           </w:rPr>
-          <w:instrText xml:space="preserve"> PAGEREF _Toc231141887 \h </w:instrText>
+          <w:instrText xml:space="preserve"> PAGEREF _Toc231322158 \h </w:instrText>
         </w:r>
         <w:r>
           <w:rPr>
@@ -4438,7 +4438,7 @@
           <w14:ligatures w14:val="standardContextual"/>
         </w:rPr>
       </w:pPr>
-      <w:hyperlink w:anchor="_Toc231141888" w:history="1">
+      <w:hyperlink w:anchor="_Toc231322159" w:history="1">
         <w:r>
           <w:rPr>
             <w:rStyle w:val="afffffff5"/>
@@ -4465,7 +4465,7 @@
             <w:noProof/>
             <w:webHidden/>
           </w:rPr>
-          <w:instrText xml:space="preserve"> PAGEREF _Toc231141888 \h </w:instrText>
+          <w:instrText xml:space="preserve"> PAGEREF _Toc231322159 \h </w:instrText>
         </w:r>
         <w:r>
           <w:rPr>
@@ -4512,7 +4512,7 @@
           <w14:ligatures w14:val="standardContextual"/>
         </w:rPr>
       </w:pPr>
-      <w:hyperlink w:anchor="_Toc231141889" w:history="1">
+      <w:hyperlink w:anchor="_Toc231322160" w:history="1">
         <w:r>
           <w:rPr>
             <w:rStyle w:val="afffffff5"/>
@@ -4539,7 +4539,7 @@
             <w:noProof/>
             <w:webHidden/>
           </w:rPr>
-          <w:instrText xml:space="preserve"> PAGEREF _Toc231141889 \h </w:instrText>
+          <w:instrText xml:space="preserve"> PAGEREF _Toc231322160 \h </w:instrText>
         </w:r>
         <w:r>
           <w:rPr>
@@ -4586,7 +4586,7 @@
           <w14:ligatures w14:val="standardContextual"/>
         </w:rPr>
       </w:pPr>
-      <w:hyperlink w:anchor="_Toc231141890" w:history="1">
+      <w:hyperlink w:anchor="_Toc231322161" w:history="1">
         <w:r>
           <w:rPr>
             <w:rStyle w:val="afffffff5"/>
@@ -4613,7 +4613,7 @@
             <w:noProof/>
             <w:webHidden/>
           </w:rPr>
-          <w:instrText xml:space="preserve"> PAGEREF _Toc231141890 \h </w:instrText>
+          <w:instrText xml:space="preserve"> PAGEREF _Toc231322161 \h </w:instrText>
         </w:r>
         <w:r>
           <w:rPr>
@@ -4660,7 +4660,7 @@
           <w14:ligatures w14:val="standardContextual"/>
         </w:rPr>
       </w:pPr>
-      <w:hyperlink w:anchor="_Toc231141891" w:history="1">
+      <w:hyperlink w:anchor="_Toc231322162" w:history="1">
         <w:r>
           <w:rPr>
             <w:rStyle w:val="afffffff5"/>
@@ -4687,7 +4687,7 @@
             <w:noProof/>
             <w:webHidden/>
           </w:rPr>
-          <w:instrText xml:space="preserve"> PAGEREF _Toc231141891 \h </w:instrText>
+          <w:instrText xml:space="preserve"> PAGEREF _Toc231322162 \h </w:instrText>
         </w:r>
         <w:r>
           <w:rPr>
@@ -4735,7 +4735,7 @@
           <w14:ligatures w14:val="standardContextual"/>
         </w:rPr>
       </w:pPr>
-      <w:hyperlink w:anchor="_Toc231141892" w:history="1">
+      <w:hyperlink w:anchor="_Toc231322163" w:history="1">
         <w:r>
           <w:rPr>
             <w:rStyle w:val="afffffff5"/>
@@ -4762,7 +4762,7 @@
             <w:noProof/>
             <w:webHidden/>
           </w:rPr>
-          <w:instrText xml:space="preserve"> PAGEREF _Toc231141892 \h </w:instrText>
+          <w:instrText xml:space="preserve"> PAGEREF _Toc231322163 \h </w:instrText>
         </w:r>
         <w:r>
           <w:rPr>
@@ -4809,7 +4809,7 @@
           <w14:ligatures w14:val="standardContextual"/>
         </w:rPr>
       </w:pPr>
-      <w:hyperlink w:anchor="_Toc231141893" w:history="1">
+      <w:hyperlink w:anchor="_Toc231322164" w:history="1">
         <w:r>
           <w:rPr>
             <w:rStyle w:val="afffffff5"/>
@@ -4836,7 +4836,7 @@
             <w:noProof/>
             <w:webHidden/>
           </w:rPr>
-          <w:instrText xml:space="preserve"> PAGEREF _Toc231141893 \h </w:instrText>
+          <w:instrText xml:space="preserve"> PAGEREF _Toc231322164 \h </w:instrText>
         </w:r>
         <w:r>
           <w:rPr>
@@ -4883,7 +4883,7 @@
           <w14:ligatures w14:val="standardContextual"/>
         </w:rPr>
       </w:pPr>
-      <w:hyperlink w:anchor="_Toc231141894" w:history="1">
+      <w:hyperlink w:anchor="_Toc231322165" w:history="1">
         <w:r>
           <w:rPr>
             <w:rStyle w:val="afffffff5"/>
@@ -4910,7 +4910,7 @@
             <w:noProof/>
             <w:webHidden/>
           </w:rPr>
-          <w:instrText xml:space="preserve"> PAGEREF _Toc231141894 \h </w:instrText>
+          <w:instrText xml:space="preserve"> PAGEREF _Toc231322165 \h </w:instrText>
         </w:r>
         <w:r>
           <w:rPr>
@@ -4957,7 +4957,7 @@
           <w14:ligatures w14:val="standardContextual"/>
         </w:rPr>
       </w:pPr>
-      <w:hyperlink w:anchor="_Toc231141895" w:history="1">
+      <w:hyperlink w:anchor="_Toc231322166" w:history="1">
         <w:r>
           <w:rPr>
             <w:rStyle w:val="afffffff5"/>
@@ -4984,7 +4984,7 @@
             <w:noProof/>
             <w:webHidden/>
           </w:rPr>
-          <w:instrText xml:space="preserve"> PAGEREF _Toc231141895 \h </w:instrText>
+          <w:instrText xml:space="preserve"> PAGEREF _Toc231322166 \h </w:instrText>
         </w:r>
         <w:r>
           <w:rPr>
@@ -5031,7 +5031,7 @@
           <w14:ligatures w14:val="standardContextual"/>
         </w:rPr>
       </w:pPr>
-      <w:hyperlink w:anchor="_Toc231141896" w:history="1">
+      <w:hyperlink w:anchor="_Toc231322167" w:history="1">
         <w:r>
           <w:rPr>
             <w:rStyle w:val="afffffff5"/>
@@ -5058,7 +5058,7 @@
             <w:noProof/>
             <w:webHidden/>
           </w:rPr>
-          <w:instrText xml:space="preserve"> PAGEREF _Toc231141896 \h </w:instrText>
+          <w:instrText xml:space="preserve"> PAGEREF _Toc231322167 \h </w:instrText>
         </w:r>
         <w:r>
           <w:rPr>
@@ -5106,7 +5106,7 @@
           <w14:ligatures w14:val="standardContextual"/>
         </w:rPr>
       </w:pPr>
-      <w:hyperlink w:anchor="_Toc231141897" w:history="1">
+      <w:hyperlink w:anchor="_Toc231322168" w:history="1">
         <w:r>
           <w:rPr>
             <w:rStyle w:val="afffffff5"/>
@@ -5133,7 +5133,7 @@
             <w:noProof/>
             <w:webHidden/>
           </w:rPr>
-          <w:instrText xml:space="preserve"> PAGEREF _Toc231141897 \h </w:instrText>
+          <w:instrText xml:space="preserve"> PAGEREF _Toc231322168 \h </w:instrText>
         </w:r>
         <w:r>
           <w:rPr>
@@ -5180,7 +5180,7 @@
           <w14:ligatures w14:val="standardContextual"/>
         </w:rPr>
       </w:pPr>
-      <w:hyperlink w:anchor="_Toc231141898" w:history="1">
+      <w:hyperlink w:anchor="_Toc231322169" w:history="1">
         <w:r>
           <w:rPr>
             <w:rStyle w:val="afffffff5"/>
@@ -5207,7 +5207,7 @@
             <w:noProof/>
             <w:webHidden/>
           </w:rPr>
-          <w:instrText xml:space="preserve"> PAGEREF _Toc231141898 \h </w:instrText>
+          <w:instrText xml:space="preserve"> PAGEREF _Toc231322169 \h </w:instrText>
         </w:r>
         <w:r>
           <w:rPr>
@@ -5254,7 +5254,7 @@
           <w14:ligatures w14:val="standardContextual"/>
         </w:rPr>
       </w:pPr>
-      <w:hyperlink w:anchor="_Toc231141899" w:history="1">
+      <w:hyperlink w:anchor="_Toc231322170" w:history="1">
         <w:r>
           <w:rPr>
             <w:rStyle w:val="afffffff5"/>
@@ -5281,7 +5281,7 @@
             <w:noProof/>
             <w:webHidden/>
           </w:rPr>
-          <w:instrText xml:space="preserve"> PAGEREF _Toc231141899 \h </w:instrText>
+          <w:instrText xml:space="preserve"> PAGEREF _Toc231322170 \h </w:instrText>
         </w:r>
         <w:r>
           <w:rPr>
@@ -5328,7 +5328,7 @@
           <w14:ligatures w14:val="standardContextual"/>
         </w:rPr>
       </w:pPr>
-      <w:hyperlink w:anchor="_Toc231141900" w:history="1">
+      <w:hyperlink w:anchor="_Toc231322171" w:history="1">
         <w:r>
           <w:rPr>
             <w:rStyle w:val="afffffff5"/>
@@ -5355,7 +5355,7 @@
             <w:noProof/>
             <w:webHidden/>
           </w:rPr>
-          <w:instrText xml:space="preserve"> PAGEREF _Toc231141900 \h </w:instrText>
+          <w:instrText xml:space="preserve"> PAGEREF _Toc231322171 \h </w:instrText>
         </w:r>
         <w:r>
           <w:rPr>
@@ -5402,7 +5402,7 @@
           <w14:ligatures w14:val="standardContextual"/>
         </w:rPr>
       </w:pPr>
-      <w:hyperlink w:anchor="_Toc231141901" w:history="1">
+      <w:hyperlink w:anchor="_Toc231322172" w:history="1">
         <w:r>
           <w:rPr>
             <w:rStyle w:val="afffffff5"/>
@@ -5429,7 +5429,7 @@
             <w:noProof/>
             <w:webHidden/>
           </w:rPr>
-          <w:instrText xml:space="preserve"> PAGEREF _Toc231141901 \h </w:instrText>
+          <w:instrText xml:space="preserve"> PAGEREF _Toc231322172 \h </w:instrText>
         </w:r>
         <w:r>
           <w:rPr>
@@ -5477,7 +5477,7 @@
           <w14:ligatures w14:val="standardContextual"/>
         </w:rPr>
       </w:pPr>
-      <w:hyperlink w:anchor="_Toc231141902" w:history="1">
+      <w:hyperlink w:anchor="_Toc231322173" w:history="1">
         <w:r>
           <w:rPr>
             <w:rStyle w:val="afffffff5"/>
@@ -5504,7 +5504,7 @@
             <w:noProof/>
             <w:webHidden/>
           </w:rPr>
-          <w:instrText xml:space="preserve"> PAGEREF _Toc231141902 \h </w:instrText>
+          <w:instrText xml:space="preserve"> PAGEREF _Toc231322173 \h </w:instrText>
         </w:r>
         <w:r>
           <w:rPr>
@@ -5551,7 +5551,7 @@
           <w14:ligatures w14:val="standardContextual"/>
         </w:rPr>
       </w:pPr>
-      <w:hyperlink w:anchor="_Toc231141903" w:history="1">
+      <w:hyperlink w:anchor="_Toc231322174" w:history="1">
         <w:r>
           <w:rPr>
             <w:rStyle w:val="afffffff5"/>
@@ -5578,7 +5578,7 @@
             <w:noProof/>
             <w:webHidden/>
           </w:rPr>
-          <w:instrText xml:space="preserve"> PAGEREF _Toc231141903 \h </w:instrText>
+          <w:instrText xml:space="preserve"> PAGEREF _Toc231322174 \h </w:instrText>
         </w:r>
         <w:r>
           <w:rPr>
@@ -5625,7 +5625,7 @@
           <w14:ligatures w14:val="standardContextual"/>
         </w:rPr>
       </w:pPr>
-      <w:hyperlink w:anchor="_Toc231141904" w:history="1">
+      <w:hyperlink w:anchor="_Toc231322175" w:history="1">
         <w:r>
           <w:rPr>
             <w:rStyle w:val="afffffff5"/>
@@ -5652,7 +5652,7 @@
             <w:noProof/>
             <w:webHidden/>
           </w:rPr>
-          <w:instrText xml:space="preserve"> PAGEREF _Toc231141904 \h </w:instrText>
+          <w:instrText xml:space="preserve"> PAGEREF _Toc231322175 \h </w:instrText>
         </w:r>
         <w:r>
           <w:rPr>
@@ -5699,7 +5699,7 @@
           <w14:ligatures w14:val="standardContextual"/>
         </w:rPr>
       </w:pPr>
-      <w:hyperlink w:anchor="_Toc231141905" w:history="1">
+      <w:hyperlink w:anchor="_Toc231322176" w:history="1">
         <w:r>
           <w:rPr>
             <w:rStyle w:val="afffffff5"/>
@@ -5726,7 +5726,7 @@
             <w:noProof/>
             <w:webHidden/>
           </w:rPr>
-          <w:instrText xml:space="preserve"> PAGEREF _Toc231141905 \h </w:instrText>
+          <w:instrText xml:space="preserve"> PAGEREF _Toc231322176 \h </w:instrText>
         </w:r>
         <w:r>
           <w:rPr>
@@ -5773,7 +5773,7 @@
           <w14:ligatures w14:val="standardContextual"/>
         </w:rPr>
       </w:pPr>
-      <w:hyperlink w:anchor="_Toc231141906" w:history="1">
+      <w:hyperlink w:anchor="_Toc231322177" w:history="1">
         <w:r>
           <w:rPr>
             <w:rStyle w:val="afffffff5"/>
@@ -5800,7 +5800,7 @@
             <w:noProof/>
             <w:webHidden/>
           </w:rPr>
-          <w:instrText xml:space="preserve"> PAGEREF _Toc231141906 \h </w:instrText>
+          <w:instrText xml:space="preserve"> PAGEREF _Toc231322177 \h </w:instrText>
         </w:r>
         <w:r>
           <w:rPr>
@@ -5848,7 +5848,7 @@
           <w14:ligatures w14:val="standardContextual"/>
         </w:rPr>
       </w:pPr>
-      <w:hyperlink w:anchor="_Toc231141907" w:history="1">
+      <w:hyperlink w:anchor="_Toc231322178" w:history="1">
         <w:r>
           <w:rPr>
             <w:rStyle w:val="afffffff5"/>
@@ -5875,7 +5875,7 @@
             <w:noProof/>
             <w:webHidden/>
           </w:rPr>
-          <w:instrText xml:space="preserve"> PAGEREF _Toc231141907 \h </w:instrText>
+          <w:instrText xml:space="preserve"> PAGEREF _Toc231322178 \h </w:instrText>
         </w:r>
         <w:r>
           <w:rPr>
@@ -5922,7 +5922,7 @@
           <w14:ligatures w14:val="standardContextual"/>
         </w:rPr>
       </w:pPr>
-      <w:hyperlink w:anchor="_Toc231141908" w:history="1">
+      <w:hyperlink w:anchor="_Toc231322179" w:history="1">
         <w:r>
           <w:rPr>
             <w:rStyle w:val="afffffff5"/>
@@ -5949,7 +5949,7 @@
             <w:noProof/>
             <w:webHidden/>
           </w:rPr>
-          <w:instrText xml:space="preserve"> PAGEREF _Toc231141908 \h </w:instrText>
+          <w:instrText xml:space="preserve"> PAGEREF _Toc231322179 \h </w:instrText>
         </w:r>
         <w:r>
           <w:rPr>
@@ -5996,7 +5996,7 @@
           <w14:ligatures w14:val="standardContextual"/>
         </w:rPr>
       </w:pPr>
-      <w:hyperlink w:anchor="_Toc231141909" w:history="1">
+      <w:hyperlink w:anchor="_Toc231322180" w:history="1">
         <w:r>
           <w:rPr>
             <w:rStyle w:val="afffffff5"/>
@@ -6023,7 +6023,7 @@
             <w:noProof/>
             <w:webHidden/>
           </w:rPr>
-          <w:instrText xml:space="preserve"> PAGEREF _Toc231141909 \h </w:instrText>
+          <w:instrText xml:space="preserve"> PAGEREF _Toc231322180 \h </w:instrText>
         </w:r>
         <w:r>
           <w:rPr>
@@ -6070,7 +6070,7 @@
           <w14:ligatures w14:val="standardContextual"/>
         </w:rPr>
       </w:pPr>
-      <w:hyperlink w:anchor="_Toc231141910" w:history="1">
+      <w:hyperlink w:anchor="_Toc231322181" w:history="1">
         <w:r>
           <w:rPr>
             <w:rStyle w:val="afffffff5"/>
@@ -6097,7 +6097,7 @@
             <w:noProof/>
             <w:webHidden/>
           </w:rPr>
-          <w:instrText xml:space="preserve"> PAGEREF _Toc231141910 \h </w:instrText>
+          <w:instrText xml:space="preserve"> PAGEREF _Toc231322181 \h </w:instrText>
         </w:r>
         <w:r>
           <w:rPr>
@@ -6144,7 +6144,7 @@
           <w14:ligatures w14:val="standardContextual"/>
         </w:rPr>
       </w:pPr>
-      <w:hyperlink w:anchor="_Toc231141911" w:history="1">
+      <w:hyperlink w:anchor="_Toc231322182" w:history="1">
         <w:r>
           <w:rPr>
             <w:rStyle w:val="afffffff5"/>
@@ -6171,7 +6171,7 @@
             <w:noProof/>
             <w:webHidden/>
           </w:rPr>
-          <w:instrText xml:space="preserve"> PAGEREF _Toc231141911 \h </w:instrText>
+          <w:instrText xml:space="preserve"> PAGEREF _Toc231322182 \h </w:instrText>
         </w:r>
         <w:r>
           <w:rPr>
@@ -6219,7 +6219,7 @@
           <w14:ligatures w14:val="standardContextual"/>
         </w:rPr>
       </w:pPr>
-      <w:hyperlink w:anchor="_Toc231141912" w:history="1">
+      <w:hyperlink w:anchor="_Toc231322183" w:history="1">
         <w:r>
           <w:rPr>
             <w:rStyle w:val="afffffff5"/>
@@ -6246,7 +6246,7 @@
             <w:noProof/>
             <w:webHidden/>
           </w:rPr>
-          <w:instrText xml:space="preserve"> PAGEREF _Toc231141912 \h </w:instrText>
+          <w:instrText xml:space="preserve"> PAGEREF _Toc231322183 \h </w:instrText>
         </w:r>
         <w:r>
           <w:rPr>
@@ -6293,7 +6293,7 @@
           <w14:ligatures w14:val="standardContextual"/>
         </w:rPr>
       </w:pPr>
-      <w:hyperlink w:anchor="_Toc231141913" w:history="1">
+      <w:hyperlink w:anchor="_Toc231322184" w:history="1">
         <w:r>
           <w:rPr>
             <w:rStyle w:val="afffffff5"/>
@@ -6320,7 +6320,7 @@
             <w:noProof/>
             <w:webHidden/>
           </w:rPr>
-          <w:instrText xml:space="preserve"> PAGEREF _Toc231141913 \h </w:instrText>
+          <w:instrText xml:space="preserve"> PAGEREF _Toc231322184 \h </w:instrText>
         </w:r>
         <w:r>
           <w:rPr>
@@ -6367,7 +6367,7 @@
           <w14:ligatures w14:val="standardContextual"/>
         </w:rPr>
       </w:pPr>
-      <w:hyperlink w:anchor="_Toc231141914" w:history="1">
+      <w:hyperlink w:anchor="_Toc231322185" w:history="1">
         <w:r>
           <w:rPr>
             <w:rStyle w:val="afffffff5"/>
@@ -6394,7 +6394,7 @@
             <w:noProof/>
             <w:webHidden/>
           </w:rPr>
-          <w:instrText xml:space="preserve"> PAGEREF _Toc231141914 \h </w:instrText>
+          <w:instrText xml:space="preserve"> PAGEREF _Toc231322185 \h </w:instrText>
         </w:r>
         <w:r>
           <w:rPr>
@@ -6441,7 +6441,7 @@
           <w14:ligatures w14:val="standardContextual"/>
         </w:rPr>
       </w:pPr>
-      <w:hyperlink w:anchor="_Toc231141915" w:history="1">
+      <w:hyperlink w:anchor="_Toc231322186" w:history="1">
         <w:r>
           <w:rPr>
             <w:rStyle w:val="afffffff5"/>
@@ -6468,7 +6468,7 @@
             <w:noProof/>
             <w:webHidden/>
           </w:rPr>
-          <w:instrText xml:space="preserve"> PAGEREF _Toc231141915 \h </w:instrText>
+          <w:instrText xml:space="preserve"> PAGEREF _Toc231322186 \h </w:instrText>
         </w:r>
         <w:r>
           <w:rPr>
@@ -6517,7 +6517,7 @@
           <w14:ligatures w14:val="standardContextual"/>
         </w:rPr>
       </w:pPr>
-      <w:hyperlink w:anchor="_Toc231141916" w:history="1">
+      <w:hyperlink w:anchor="_Toc231322187" w:history="1">
         <w:r>
           <w:rPr>
             <w:rStyle w:val="afffffff5"/>
@@ -6544,7 +6544,7 @@
             <w:noProof/>
             <w:webHidden/>
           </w:rPr>
-          <w:instrText xml:space="preserve"> PAGEREF _Toc231141916 \h </w:instrText>
+          <w:instrText xml:space="preserve"> PAGEREF _Toc231322187 \h </w:instrText>
         </w:r>
         <w:r>
           <w:rPr>
@@ -6564,7 +6564,7 @@
             <w:noProof/>
             <w:webHidden/>
           </w:rPr>
-          <w:t>72</w:t>
+          <w:t>73</w:t>
         </w:r>
         <w:r>
           <w:rPr>
@@ -6592,7 +6592,7 @@
           <w14:ligatures w14:val="standardContextual"/>
         </w:rPr>
       </w:pPr>
-      <w:hyperlink w:anchor="_Toc231141917" w:history="1">
+      <w:hyperlink w:anchor="_Toc231322188" w:history="1">
         <w:r>
           <w:rPr>
             <w:rStyle w:val="afffffff5"/>
@@ -6619,7 +6619,7 @@
             <w:noProof/>
             <w:webHidden/>
           </w:rPr>
-          <w:instrText xml:space="preserve"> PAGEREF _Toc231141917 \h </w:instrText>
+          <w:instrText xml:space="preserve"> PAGEREF _Toc231322188 \h </w:instrText>
         </w:r>
         <w:r>
           <w:rPr>
@@ -6639,7 +6639,7 @@
             <w:noProof/>
             <w:webHidden/>
           </w:rPr>
-          <w:t>72</w:t>
+          <w:t>73</w:t>
         </w:r>
         <w:r>
           <w:rPr>
@@ -6667,7 +6667,7 @@
           <w14:ligatures w14:val="standardContextual"/>
         </w:rPr>
       </w:pPr>
-      <w:hyperlink w:anchor="_Toc231141918" w:history="1">
+      <w:hyperlink w:anchor="_Toc231322189" w:history="1">
         <w:r>
           <w:rPr>
             <w:rStyle w:val="afffffff5"/>
@@ -6694,7 +6694,7 @@
             <w:noProof/>
             <w:webHidden/>
           </w:rPr>
-          <w:instrText xml:space="preserve"> PAGEREF _Toc231141918 \h </w:instrText>
+          <w:instrText xml:space="preserve"> PAGEREF _Toc231322189 \h </w:instrText>
         </w:r>
         <w:r>
           <w:rPr>
@@ -6742,7 +6742,7 @@
           <w14:ligatures w14:val="standardContextual"/>
         </w:rPr>
       </w:pPr>
-      <w:hyperlink w:anchor="_Toc231141919" w:history="1">
+      <w:hyperlink w:anchor="_Toc231322190" w:history="1">
         <w:r>
           <w:rPr>
             <w:rStyle w:val="afffffff5"/>
@@ -6769,7 +6769,7 @@
             <w:noProof/>
             <w:webHidden/>
           </w:rPr>
-          <w:instrText xml:space="preserve"> PAGEREF _Toc231141919 \h </w:instrText>
+          <w:instrText xml:space="preserve"> PAGEREF _Toc231322190 \h </w:instrText>
         </w:r>
         <w:r>
           <w:rPr>
@@ -6817,7 +6817,7 @@
           <w14:ligatures w14:val="standardContextual"/>
         </w:rPr>
       </w:pPr>
-      <w:hyperlink w:anchor="_Toc231141920" w:history="1">
+      <w:hyperlink w:anchor="_Toc231322191" w:history="1">
         <w:r>
           <w:rPr>
             <w:rStyle w:val="afffffff5"/>
@@ -6844,7 +6844,7 @@
             <w:noProof/>
             <w:webHidden/>
           </w:rPr>
-          <w:instrText xml:space="preserve"> PAGEREF _Toc231141920 \h </w:instrText>
+          <w:instrText xml:space="preserve"> PAGEREF _Toc231322191 \h </w:instrText>
         </w:r>
         <w:r>
           <w:rPr>
@@ -6864,7 +6864,7 @@
             <w:noProof/>
             <w:webHidden/>
           </w:rPr>
-          <w:t>77</w:t>
+          <w:t>78</w:t>
         </w:r>
         <w:r>
           <w:rPr>
@@ -6892,7 +6892,7 @@
           <w14:ligatures w14:val="standardContextual"/>
         </w:rPr>
       </w:pPr>
-      <w:hyperlink w:anchor="_Toc231141921" w:history="1">
+      <w:hyperlink w:anchor="_Toc231322192" w:history="1">
         <w:r>
           <w:rPr>
             <w:rStyle w:val="afffffff5"/>
@@ -6919,7 +6919,7 @@
             <w:noProof/>
             <w:webHidden/>
           </w:rPr>
-          <w:instrText xml:space="preserve"> PAGEREF _Toc231141921 \h </w:instrText>
+          <w:instrText xml:space="preserve"> PAGEREF _Toc231322192 \h </w:instrText>
         </w:r>
         <w:r>
           <w:rPr>
@@ -6967,7 +6967,7 @@
           <w14:ligatures w14:val="standardContextual"/>
         </w:rPr>
       </w:pPr>
-      <w:hyperlink w:anchor="_Toc231141922" w:history="1">
+      <w:hyperlink w:anchor="_Toc231322193" w:history="1">
         <w:r>
           <w:rPr>
             <w:rStyle w:val="afffffff5"/>
@@ -6994,7 +6994,7 @@
             <w:noProof/>
             <w:webHidden/>
           </w:rPr>
-          <w:instrText xml:space="preserve"> PAGEREF _Toc231141922 \h </w:instrText>
+          <w:instrText xml:space="preserve"> PAGEREF _Toc231322193 \h </w:instrText>
         </w:r>
         <w:r>
           <w:rPr>
@@ -7043,7 +7043,7 @@
           <w14:ligatures w14:val="standardContextual"/>
         </w:rPr>
       </w:pPr>
-      <w:hyperlink w:anchor="_Toc231141923" w:history="1">
+      <w:hyperlink w:anchor="_Toc231322194" w:history="1">
         <w:r>
           <w:rPr>
             <w:rStyle w:val="afffffff5"/>
@@ -7070,7 +7070,7 @@
             <w:noProof/>
             <w:webHidden/>
           </w:rPr>
-          <w:instrText xml:space="preserve"> PAGEREF _Toc231141923 \h </w:instrText>
+          <w:instrText xml:space="preserve"> PAGEREF _Toc231322194 \h </w:instrText>
         </w:r>
         <w:r>
           <w:rPr>
@@ -7090,7 +7090,7 @@
             <w:noProof/>
             <w:webHidden/>
           </w:rPr>
-          <w:t>79</w:t>
+          <w:t>80</w:t>
         </w:r>
         <w:r>
           <w:rPr>
@@ -7118,7 +7118,7 @@
           <w14:ligatures w14:val="standardContextual"/>
         </w:rPr>
       </w:pPr>
-      <w:hyperlink w:anchor="_Toc231141924" w:history="1">
+      <w:hyperlink w:anchor="_Toc231322195" w:history="1">
         <w:r>
           <w:rPr>
             <w:rStyle w:val="afffffff5"/>
@@ -7145,7 +7145,7 @@
             <w:noProof/>
             <w:webHidden/>
           </w:rPr>
-          <w:instrText xml:space="preserve"> PAGEREF _Toc231141924 \h </w:instrText>
+          <w:instrText xml:space="preserve"> PAGEREF _Toc231322195 \h </w:instrText>
         </w:r>
         <w:r>
           <w:rPr>
@@ -7165,7 +7165,7 @@
             <w:noProof/>
             <w:webHidden/>
           </w:rPr>
-          <w:t>79</w:t>
+          <w:t>80</w:t>
         </w:r>
         <w:r>
           <w:rPr>
@@ -7193,7 +7193,7 @@
           <w14:ligatures w14:val="standardContextual"/>
         </w:rPr>
       </w:pPr>
-      <w:hyperlink w:anchor="_Toc231141925" w:history="1">
+      <w:hyperlink w:anchor="_Toc231322196" w:history="1">
         <w:r>
           <w:rPr>
             <w:rStyle w:val="afffffff5"/>
@@ -7220,7 +7220,7 @@
             <w:noProof/>
             <w:webHidden/>
           </w:rPr>
-          <w:instrText xml:space="preserve"> PAGEREF _Toc231141925 \h </w:instrText>
+          <w:instrText xml:space="preserve"> PAGEREF _Toc231322196 \h </w:instrText>
         </w:r>
         <w:r>
           <w:rPr>
@@ -7268,7 +7268,7 @@
           <w14:ligatures w14:val="standardContextual"/>
         </w:rPr>
       </w:pPr>
-      <w:hyperlink w:anchor="_Toc231141926" w:history="1">
+      <w:hyperlink w:anchor="_Toc231322197" w:history="1">
         <w:r>
           <w:rPr>
             <w:rStyle w:val="afffffff5"/>
@@ -7295,7 +7295,7 @@
             <w:noProof/>
             <w:webHidden/>
           </w:rPr>
-          <w:instrText xml:space="preserve"> PAGEREF _Toc231141926 \h </w:instrText>
+          <w:instrText xml:space="preserve"> PAGEREF _Toc231322197 \h </w:instrText>
         </w:r>
         <w:r>
           <w:rPr>
@@ -7315,7 +7315,7 @@
             <w:noProof/>
             <w:webHidden/>
           </w:rPr>
-          <w:t>80</w:t>
+          <w:t>81</w:t>
         </w:r>
         <w:r>
           <w:rPr>
@@ -7343,7 +7343,7 @@
           <w14:ligatures w14:val="standardContextual"/>
         </w:rPr>
       </w:pPr>
-      <w:hyperlink w:anchor="_Toc231141927" w:history="1">
+      <w:hyperlink w:anchor="_Toc231322198" w:history="1">
         <w:r>
           <w:rPr>
             <w:rStyle w:val="afffffff5"/>
@@ -7370,7 +7370,7 @@
             <w:noProof/>
             <w:webHidden/>
           </w:rPr>
-          <w:instrText xml:space="preserve"> PAGEREF _Toc231141927 \h </w:instrText>
+          <w:instrText xml:space="preserve"> PAGEREF _Toc231322198 \h </w:instrText>
         </w:r>
         <w:r>
           <w:rPr>
@@ -7390,7 +7390,7 @@
             <w:noProof/>
             <w:webHidden/>
           </w:rPr>
-          <w:t>81</w:t>
+          <w:t>82</w:t>
         </w:r>
         <w:r>
           <w:rPr>
@@ -7418,7 +7418,7 @@
           <w14:ligatures w14:val="standardContextual"/>
         </w:rPr>
       </w:pPr>
-      <w:hyperlink w:anchor="_Toc231141928" w:history="1">
+      <w:hyperlink w:anchor="_Toc231322199" w:history="1">
         <w:r>
           <w:rPr>
             <w:rStyle w:val="afffffff5"/>
@@ -7445,7 +7445,7 @@
             <w:noProof/>
             <w:webHidden/>
           </w:rPr>
-          <w:instrText xml:space="preserve"> PAGEREF _Toc231141928 \h </w:instrText>
+          <w:instrText xml:space="preserve"> PAGEREF _Toc231322199 \h </w:instrText>
         </w:r>
         <w:r>
           <w:rPr>
@@ -7494,7 +7494,7 @@
           <w14:ligatures w14:val="standardContextual"/>
         </w:rPr>
       </w:pPr>
-      <w:hyperlink w:anchor="_Toc231141929" w:history="1">
+      <w:hyperlink w:anchor="_Toc231322200" w:history="1">
         <w:r>
           <w:rPr>
             <w:rStyle w:val="afffffff5"/>
@@ -7521,7 +7521,7 @@
             <w:noProof/>
             <w:webHidden/>
           </w:rPr>
-          <w:instrText xml:space="preserve"> PAGEREF _Toc231141929 \h </w:instrText>
+          <w:instrText xml:space="preserve"> PAGEREF _Toc231322200 \h </w:instrText>
         </w:r>
         <w:r>
           <w:rPr>
@@ -7541,7 +7541,7 @@
             <w:noProof/>
             <w:webHidden/>
           </w:rPr>
-          <w:t>82</w:t>
+          <w:t>83</w:t>
         </w:r>
         <w:r>
           <w:rPr>
@@ -7570,7 +7570,7 @@
           <w14:ligatures w14:val="standardContextual"/>
         </w:rPr>
       </w:pPr>
-      <w:hyperlink w:anchor="_Toc231141930" w:history="1">
+      <w:hyperlink w:anchor="_Toc231322201" w:history="1">
         <w:r>
           <w:rPr>
             <w:rStyle w:val="afffffff5"/>
@@ -7597,7 +7597,7 @@
             <w:noProof/>
             <w:webHidden/>
           </w:rPr>
-          <w:instrText xml:space="preserve"> PAGEREF _Toc231141930 \h </w:instrText>
+          <w:instrText xml:space="preserve"> PAGEREF _Toc231322201 \h </w:instrText>
         </w:r>
         <w:r>
           <w:rPr>
@@ -7617,7 +7617,7 @@
             <w:noProof/>
             <w:webHidden/>
           </w:rPr>
-          <w:t>84</w:t>
+          <w:t>85</w:t>
         </w:r>
         <w:r>
           <w:rPr>
@@ -7645,7 +7645,7 @@
           <w14:ligatures w14:val="standardContextual"/>
         </w:rPr>
       </w:pPr>
-      <w:hyperlink w:anchor="_Toc231141931" w:history="1">
+      <w:hyperlink w:anchor="_Toc231322202" w:history="1">
         <w:r>
           <w:rPr>
             <w:rStyle w:val="afffffff5"/>
@@ -7672,7 +7672,7 @@
             <w:noProof/>
             <w:webHidden/>
           </w:rPr>
-          <w:instrText xml:space="preserve"> PAGEREF _Toc231141931 \h </w:instrText>
+          <w:instrText xml:space="preserve"> PAGEREF _Toc231322202 \h </w:instrText>
         </w:r>
         <w:r>
           <w:rPr>
@@ -7692,7 +7692,7 @@
             <w:noProof/>
             <w:webHidden/>
           </w:rPr>
-          <w:t>84</w:t>
+          <w:t>85</w:t>
         </w:r>
         <w:r>
           <w:rPr>
@@ -7720,7 +7720,7 @@
           <w14:ligatures w14:val="standardContextual"/>
         </w:rPr>
       </w:pPr>
-      <w:hyperlink w:anchor="_Toc231141932" w:history="1">
+      <w:hyperlink w:anchor="_Toc231322203" w:history="1">
         <w:r>
           <w:rPr>
             <w:rStyle w:val="afffffff5"/>
@@ -7747,7 +7747,7 @@
             <w:noProof/>
             <w:webHidden/>
           </w:rPr>
-          <w:instrText xml:space="preserve"> PAGEREF _Toc231141932 \h </w:instrText>
+          <w:instrText xml:space="preserve"> PAGEREF _Toc231322203 \h </w:instrText>
         </w:r>
         <w:r>
           <w:rPr>
@@ -7767,7 +7767,7 @@
             <w:noProof/>
             <w:webHidden/>
           </w:rPr>
-          <w:t>85</w:t>
+          <w:t>86</w:t>
         </w:r>
         <w:r>
           <w:rPr>
@@ -7788,7 +7788,7 @@
       <w:r>
         <w:fldChar w:fldCharType="end"/>
       </w:r>
-      <w:bookmarkStart w:id="1" w:name="_Toc231141842"/>
+      <w:bookmarkStart w:id="1" w:name="_Toc231322113"/>
       <w:r>
         <w:rPr>
           <w:rFonts w:hint="eastAsia"/>
@@ -7804,7 +7804,7 @@
           <w:rFonts w:hint="eastAsia"/>
         </w:rPr>
       </w:pPr>
-      <w:bookmarkStart w:id="2" w:name="_Toc231141843"/>
+      <w:bookmarkStart w:id="2" w:name="_Toc231322114"/>
       <w:r>
         <w:rPr>
           <w:rFonts w:hint="eastAsia"/>
@@ -7922,7 +7922,7 @@
           <w:rFonts w:hint="eastAsia"/>
         </w:rPr>
       </w:pPr>
-      <w:bookmarkStart w:id="3" w:name="_Toc231141844"/>
+      <w:bookmarkStart w:id="3" w:name="_Toc231322115"/>
       <w:r>
         <w:rPr>
           <w:rFonts w:hint="eastAsia"/>
@@ -7971,7 +7971,7 @@
           <w:rFonts w:hint="eastAsia"/>
         </w:rPr>
       </w:pPr>
-      <w:bookmarkStart w:id="4" w:name="_Toc231141845"/>
+      <w:bookmarkStart w:id="4" w:name="_Toc231322116"/>
       <w:r>
         <w:rPr>
           <w:rFonts w:hint="eastAsia"/>
@@ -8248,7 +8248,7 @@
           <w:rFonts w:hint="eastAsia"/>
         </w:rPr>
       </w:pPr>
-      <w:bookmarkStart w:id="5" w:name="_Toc231141846"/>
+      <w:bookmarkStart w:id="5" w:name="_Toc231322117"/>
       <w:r>
         <w:rPr>
           <w:rFonts w:hint="eastAsia"/>
@@ -8464,7 +8464,7 @@
           <w:rFonts w:hint="eastAsia"/>
         </w:rPr>
       </w:pPr>
-      <w:bookmarkStart w:id="6" w:name="_Toc231141847"/>
+      <w:bookmarkStart w:id="6" w:name="_Toc231322118"/>
       <w:r>
         <w:rPr>
           <w:rFonts w:hint="eastAsia"/>
@@ -8481,7 +8481,7 @@
           <w:rFonts w:hint="eastAsia"/>
         </w:rPr>
       </w:pPr>
-      <w:bookmarkStart w:id="7" w:name="_Toc231141848"/>
+      <w:bookmarkStart w:id="7" w:name="_Toc231322119"/>
       <w:r>
         <w:rPr>
           <w:rFonts w:hint="eastAsia"/>
@@ -8523,7 +8523,7 @@
           <w:rFonts w:hint="eastAsia"/>
         </w:rPr>
       </w:pPr>
-      <w:bookmarkStart w:id="8" w:name="_Toc231141849"/>
+      <w:bookmarkStart w:id="8" w:name="_Toc231322120"/>
       <w:r>
         <w:rPr>
           <w:rFonts w:hint="eastAsia"/>
@@ -8643,7 +8643,7 @@
           <w:rFonts w:hint="eastAsia"/>
         </w:rPr>
       </w:pPr>
-      <w:bookmarkStart w:id="9" w:name="_Toc231141850"/>
+      <w:bookmarkStart w:id="9" w:name="_Toc231322121"/>
       <w:r>
         <w:rPr>
           <w:rFonts w:hint="eastAsia"/>
@@ -9047,7 +9047,7 @@
               <w:rPr>
                 <w:rFonts w:hint="eastAsia"/>
               </w:rPr>
-              <w:t>現有品調査写真の参照と原本確定時の資産写真引継ぎ</w:t>
+              <w:t>現有品調査写真の参照と原本確定時の資産写真引継ぎ。`file_path` はAmazon S3オブジェクトキーであり、バケット名やHTTPS URLは保持しない</w:t>
             </w:r>
           </w:p>
         </w:tc>
@@ -9249,7 +9249,7 @@
           <w:rFonts w:hint="eastAsia"/>
         </w:rPr>
       </w:pPr>
-      <w:bookmarkStart w:id="10" w:name="_Toc231141851"/>
+      <w:bookmarkStart w:id="10" w:name="_Toc231322122"/>
       <w:r>
         <w:rPr>
           <w:rFonts w:hint="eastAsia"/>
@@ -9265,7 +9265,7 @@
           <w:rFonts w:hint="eastAsia"/>
         </w:rPr>
       </w:pPr>
-      <w:bookmarkStart w:id="11" w:name="_Toc231141852"/>
+      <w:bookmarkStart w:id="11" w:name="_Toc231322123"/>
       <w:r>
         <w:rPr>
           <w:rFonts w:hint="eastAsia"/>
@@ -9377,7 +9377,7 @@
           <w:rFonts w:hint="eastAsia"/>
         </w:rPr>
       </w:pPr>
-      <w:bookmarkStart w:id="12" w:name="_Toc231141853"/>
+      <w:bookmarkStart w:id="12" w:name="_Toc231322124"/>
       <w:r>
         <w:rPr>
           <w:rFonts w:hint="eastAsia"/>
@@ -9488,7 +9488,7 @@
           <w:rFonts w:hint="eastAsia"/>
         </w:rPr>
       </w:pPr>
-      <w:bookmarkStart w:id="13" w:name="_Toc231141854"/>
+      <w:bookmarkStart w:id="13" w:name="_Toc231322125"/>
       <w:r>
         <w:rPr>
           <w:rFonts w:hint="eastAsia"/>
@@ -9517,7 +9517,7 @@
           <w:rFonts w:hint="eastAsia"/>
         </w:rPr>
       </w:pPr>
-      <w:bookmarkStart w:id="14" w:name="_Toc231141855"/>
+      <w:bookmarkStart w:id="14" w:name="_Toc231322126"/>
       <w:r>
         <w:rPr>
           <w:rFonts w:hint="eastAsia"/>
@@ -9705,7 +9705,7 @@
           <w:rFonts w:hint="eastAsia"/>
         </w:rPr>
       </w:pPr>
-      <w:bookmarkStart w:id="15" w:name="_Toc231141856"/>
+      <w:bookmarkStart w:id="15" w:name="_Toc231322127"/>
       <w:r>
         <w:rPr>
           <w:rFonts w:hint="eastAsia"/>
@@ -9835,7 +9835,7 @@
           <w:rFonts w:hint="eastAsia"/>
         </w:rPr>
       </w:pPr>
-      <w:bookmarkStart w:id="16" w:name="_Toc231141857"/>
+      <w:bookmarkStart w:id="16" w:name="_Toc231322128"/>
       <w:r>
         <w:rPr>
           <w:rFonts w:hint="eastAsia"/>
@@ -10166,7 +10166,7 @@
           <w:rFonts w:hint="eastAsia"/>
         </w:rPr>
       </w:pPr>
-      <w:bookmarkStart w:id="17" w:name="_Toc231141858"/>
+      <w:bookmarkStart w:id="17" w:name="_Toc231322129"/>
       <w:r>
         <w:rPr>
           <w:rFonts w:hint="eastAsia"/>
@@ -10296,7 +10296,7 @@
           <w:rFonts w:hint="eastAsia"/>
         </w:rPr>
       </w:pPr>
-      <w:bookmarkStart w:id="18" w:name="_Toc231141859"/>
+      <w:bookmarkStart w:id="18" w:name="_Toc231322130"/>
       <w:r>
         <w:rPr>
           <w:rFonts w:hint="eastAsia"/>
@@ -10484,7 +10484,7 @@
           <w:rFonts w:hint="eastAsia"/>
         </w:rPr>
       </w:pPr>
-      <w:bookmarkStart w:id="19" w:name="_Toc231141860"/>
+      <w:bookmarkStart w:id="19" w:name="_Toc231322131"/>
       <w:r>
         <w:rPr>
           <w:rFonts w:hint="eastAsia"/>
@@ -10596,7 +10596,7 @@
           <w:rFonts w:hint="eastAsia"/>
         </w:rPr>
       </w:pPr>
-      <w:bookmarkStart w:id="20" w:name="_Toc231141861"/>
+      <w:bookmarkStart w:id="20" w:name="_Toc231322132"/>
       <w:r>
         <w:rPr>
           <w:rFonts w:hint="eastAsia"/>
@@ -10612,7 +10612,7 @@
           <w:rFonts w:hint="eastAsia"/>
         </w:rPr>
       </w:pPr>
-      <w:bookmarkStart w:id="21" w:name="_Toc231141862"/>
+      <w:bookmarkStart w:id="21" w:name="_Toc231322133"/>
       <w:r>
         <w:rPr>
           <w:rFonts w:hint="eastAsia"/>
@@ -10915,7 +10915,7 @@
           <w:rFonts w:hint="eastAsia"/>
         </w:rPr>
       </w:pPr>
-      <w:bookmarkStart w:id="22" w:name="_Toc231141863"/>
+      <w:bookmarkStart w:id="22" w:name="_Toc231322134"/>
       <w:r>
         <w:rPr>
           <w:rFonts w:hint="eastAsia"/>
@@ -11354,7 +11354,7 @@
           <w:rFonts w:hint="eastAsia"/>
         </w:rPr>
       </w:pPr>
-      <w:bookmarkStart w:id="23" w:name="_Toc231141864"/>
+      <w:bookmarkStart w:id="23" w:name="_Toc231322135"/>
       <w:r>
         <w:rPr>
           <w:rFonts w:hint="eastAsia"/>
@@ -11370,7 +11370,7 @@
           <w:rFonts w:hint="eastAsia"/>
         </w:rPr>
       </w:pPr>
-      <w:bookmarkStart w:id="24" w:name="_Toc231141865"/>
+      <w:bookmarkStart w:id="24" w:name="_Toc231322136"/>
       <w:r>
         <w:rPr>
           <w:rFonts w:hint="eastAsia"/>
@@ -12185,7 +12185,7 @@
           <w:rFonts w:hint="eastAsia"/>
         </w:rPr>
       </w:pPr>
-      <w:bookmarkStart w:id="25" w:name="_Toc231141866"/>
+      <w:bookmarkStart w:id="25" w:name="_Toc231322137"/>
       <w:r>
         <w:rPr>
           <w:rFonts w:hint="eastAsia"/>
@@ -12201,7 +12201,7 @@
           <w:rFonts w:hint="eastAsia"/>
         </w:rPr>
       </w:pPr>
-      <w:bookmarkStart w:id="26" w:name="_Toc231141867"/>
+      <w:bookmarkStart w:id="26" w:name="_Toc231322138"/>
       <w:r>
         <w:rPr>
           <w:rFonts w:hint="eastAsia"/>
@@ -12267,7 +12267,7 @@
           <w:rFonts w:hint="eastAsia"/>
         </w:rPr>
       </w:pPr>
-      <w:bookmarkStart w:id="27" w:name="_Toc231141868"/>
+      <w:bookmarkStart w:id="27" w:name="_Toc231322139"/>
       <w:r>
         <w:rPr>
           <w:rFonts w:hint="eastAsia"/>
@@ -12627,7 +12627,7 @@
           <w:rFonts w:hint="eastAsia"/>
         </w:rPr>
       </w:pPr>
-      <w:bookmarkStart w:id="28" w:name="_Toc231141869"/>
+      <w:bookmarkStart w:id="28" w:name="_Toc231322140"/>
       <w:r>
         <w:rPr>
           <w:rFonts w:hint="eastAsia"/>
@@ -15716,7 +15716,7 @@
           <w:rFonts w:hint="eastAsia"/>
         </w:rPr>
       </w:pPr>
-      <w:bookmarkStart w:id="29" w:name="_Toc231141870"/>
+      <w:bookmarkStart w:id="29" w:name="_Toc231322141"/>
       <w:r>
         <w:rPr>
           <w:rFonts w:hint="eastAsia"/>
@@ -16028,7 +16028,7 @@
           <w:rFonts w:hint="eastAsia"/>
         </w:rPr>
       </w:pPr>
-      <w:bookmarkStart w:id="30" w:name="_Toc231141871"/>
+      <w:bookmarkStart w:id="30" w:name="_Toc231322142"/>
       <w:r>
         <w:rPr>
           <w:rFonts w:hint="eastAsia"/>
@@ -16094,7 +16094,7 @@
           <w:rFonts w:hint="eastAsia"/>
         </w:rPr>
       </w:pPr>
-      <w:bookmarkStart w:id="31" w:name="_Toc231141872"/>
+      <w:bookmarkStart w:id="31" w:name="_Toc231322143"/>
       <w:r>
         <w:rPr>
           <w:rFonts w:hint="eastAsia"/>
@@ -16450,7 +16450,7 @@
           <w:rFonts w:hint="eastAsia"/>
         </w:rPr>
       </w:pPr>
-      <w:bookmarkStart w:id="32" w:name="_Toc231141873"/>
+      <w:bookmarkStart w:id="32" w:name="_Toc231322144"/>
       <w:r>
         <w:rPr>
           <w:rFonts w:hint="eastAsia"/>
@@ -17423,7 +17423,7 @@
           <w:rFonts w:hint="eastAsia"/>
         </w:rPr>
       </w:pPr>
-      <w:bookmarkStart w:id="33" w:name="_Toc231141874"/>
+      <w:bookmarkStart w:id="33" w:name="_Toc231322145"/>
       <w:r>
         <w:rPr>
           <w:rFonts w:hint="eastAsia"/>
@@ -17769,7 +17769,7 @@
           <w:rFonts w:hint="eastAsia"/>
         </w:rPr>
       </w:pPr>
-      <w:bookmarkStart w:id="34" w:name="_Toc231141875"/>
+      <w:bookmarkStart w:id="34" w:name="_Toc231322146"/>
       <w:r>
         <w:rPr>
           <w:rFonts w:hint="eastAsia"/>
@@ -17836,7 +17836,7 @@
           <w:rFonts w:hint="eastAsia"/>
         </w:rPr>
       </w:pPr>
-      <w:bookmarkStart w:id="35" w:name="_Toc231141876"/>
+      <w:bookmarkStart w:id="35" w:name="_Toc231322147"/>
       <w:r>
         <w:rPr>
           <w:rFonts w:hint="eastAsia"/>
@@ -19180,7 +19180,7 @@
           <w:rFonts w:hint="eastAsia"/>
         </w:rPr>
       </w:pPr>
-      <w:bookmarkStart w:id="36" w:name="_Toc231141877"/>
+      <w:bookmarkStart w:id="36" w:name="_Toc231322148"/>
       <w:r>
         <w:rPr>
           <w:rFonts w:hint="eastAsia"/>
@@ -21469,7 +21469,7 @@
           <w:rFonts w:hint="eastAsia"/>
         </w:rPr>
       </w:pPr>
-      <w:bookmarkStart w:id="37" w:name="_Toc231141878"/>
+      <w:bookmarkStart w:id="37" w:name="_Toc231322149"/>
       <w:r>
         <w:rPr>
           <w:rFonts w:hint="eastAsia"/>
@@ -21815,7 +21815,7 @@
           <w:rFonts w:hint="eastAsia"/>
         </w:rPr>
       </w:pPr>
-      <w:bookmarkStart w:id="38" w:name="_Toc231141879"/>
+      <w:bookmarkStart w:id="38" w:name="_Toc231322150"/>
       <w:r>
         <w:rPr>
           <w:rFonts w:hint="eastAsia"/>
@@ -21882,7 +21882,7 @@
           <w:rFonts w:hint="eastAsia"/>
         </w:rPr>
       </w:pPr>
-      <w:bookmarkStart w:id="39" w:name="_Toc231141880"/>
+      <w:bookmarkStart w:id="39" w:name="_Toc231322151"/>
       <w:r>
         <w:rPr>
           <w:rFonts w:hint="eastAsia"/>
@@ -23138,7 +23138,7 @@
           <w:rFonts w:hint="eastAsia"/>
         </w:rPr>
       </w:pPr>
-      <w:bookmarkStart w:id="40" w:name="_Toc231141881"/>
+      <w:bookmarkStart w:id="40" w:name="_Toc231322152"/>
       <w:r>
         <w:rPr>
           <w:rFonts w:hint="eastAsia"/>
@@ -24463,7 +24463,7 @@
           <w:rFonts w:hint="eastAsia"/>
         </w:rPr>
       </w:pPr>
-      <w:bookmarkStart w:id="41" w:name="_Toc231141882"/>
+      <w:bookmarkStart w:id="41" w:name="_Toc231322153"/>
       <w:r>
         <w:rPr>
           <w:rFonts w:hint="eastAsia"/>
@@ -24810,7 +24810,7 @@
           <w:rFonts w:hint="eastAsia"/>
         </w:rPr>
       </w:pPr>
-      <w:bookmarkStart w:id="42" w:name="_Toc231141883"/>
+      <w:bookmarkStart w:id="42" w:name="_Toc231322154"/>
       <w:r>
         <w:rPr>
           <w:rFonts w:hint="eastAsia"/>
@@ -24876,7 +24876,7 @@
           <w:rFonts w:hint="eastAsia"/>
         </w:rPr>
       </w:pPr>
-      <w:bookmarkStart w:id="43" w:name="_Toc231141884"/>
+      <w:bookmarkStart w:id="43" w:name="_Toc231322155"/>
       <w:r>
         <w:rPr>
           <w:rFonts w:hint="eastAsia"/>
@@ -26140,7 +26140,7 @@
           <w:rFonts w:hint="eastAsia"/>
         </w:rPr>
       </w:pPr>
-      <w:bookmarkStart w:id="44" w:name="_Toc231141885"/>
+      <w:bookmarkStart w:id="44" w:name="_Toc231322156"/>
       <w:r>
         <w:rPr>
           <w:rFonts w:hint="eastAsia"/>
@@ -27420,7 +27420,7 @@
           <w:rFonts w:hint="eastAsia"/>
         </w:rPr>
       </w:pPr>
-      <w:bookmarkStart w:id="45" w:name="_Toc231141886"/>
+      <w:bookmarkStart w:id="45" w:name="_Toc231322157"/>
       <w:r>
         <w:rPr>
           <w:rFonts w:hint="eastAsia"/>
@@ -27766,7 +27766,7 @@
           <w:rFonts w:hint="eastAsia"/>
         </w:rPr>
       </w:pPr>
-      <w:bookmarkStart w:id="46" w:name="_Toc231141887"/>
+      <w:bookmarkStart w:id="46" w:name="_Toc231322158"/>
       <w:r>
         <w:rPr>
           <w:rFonts w:hint="eastAsia"/>
@@ -27833,7 +27833,7 @@
           <w:rFonts w:hint="eastAsia"/>
         </w:rPr>
       </w:pPr>
-      <w:bookmarkStart w:id="47" w:name="_Toc231141888"/>
+      <w:bookmarkStart w:id="47" w:name="_Toc231322159"/>
       <w:r>
         <w:rPr>
           <w:rFonts w:hint="eastAsia"/>
@@ -28086,7 +28086,7 @@
           <w:rFonts w:hint="eastAsia"/>
         </w:rPr>
       </w:pPr>
-      <w:bookmarkStart w:id="48" w:name="_Toc231141889"/>
+      <w:bookmarkStart w:id="48" w:name="_Toc231322160"/>
       <w:r>
         <w:rPr>
           <w:rFonts w:hint="eastAsia"/>
@@ -28854,7 +28854,7 @@
           <w:rFonts w:hint="eastAsia"/>
         </w:rPr>
       </w:pPr>
-      <w:bookmarkStart w:id="49" w:name="_Toc231141890"/>
+      <w:bookmarkStart w:id="49" w:name="_Toc231322161"/>
       <w:r>
         <w:rPr>
           <w:rFonts w:hint="eastAsia"/>
@@ -29337,7 +29337,7 @@
           <w:rFonts w:hint="eastAsia"/>
         </w:rPr>
       </w:pPr>
-      <w:bookmarkStart w:id="50" w:name="_Toc231141891"/>
+      <w:bookmarkStart w:id="50" w:name="_Toc231322162"/>
       <w:r>
         <w:rPr>
           <w:rFonts w:hint="eastAsia"/>
@@ -29684,7 +29684,7 @@
           <w:rFonts w:hint="eastAsia"/>
         </w:rPr>
       </w:pPr>
-      <w:bookmarkStart w:id="51" w:name="_Toc231141892"/>
+      <w:bookmarkStart w:id="51" w:name="_Toc231322163"/>
       <w:r>
         <w:rPr>
           <w:rFonts w:hint="eastAsia"/>
@@ -29750,7 +29750,7 @@
           <w:rFonts w:hint="eastAsia"/>
         </w:rPr>
       </w:pPr>
-      <w:bookmarkStart w:id="52" w:name="_Toc231141893"/>
+      <w:bookmarkStart w:id="52" w:name="_Toc231322164"/>
       <w:r>
         <w:rPr>
           <w:rFonts w:hint="eastAsia"/>
@@ -30004,7 +30004,7 @@
           <w:rFonts w:hint="eastAsia"/>
         </w:rPr>
       </w:pPr>
-      <w:bookmarkStart w:id="53" w:name="_Toc231141894"/>
+      <w:bookmarkStart w:id="53" w:name="_Toc231322165"/>
       <w:r>
         <w:rPr>
           <w:rFonts w:hint="eastAsia"/>
@@ -30505,7 +30505,7 @@
           <w:rFonts w:hint="eastAsia"/>
         </w:rPr>
       </w:pPr>
-      <w:bookmarkStart w:id="54" w:name="_Toc231141895"/>
+      <w:bookmarkStart w:id="54" w:name="_Toc231322166"/>
       <w:r>
         <w:rPr>
           <w:rFonts w:hint="eastAsia"/>
@@ -30854,7 +30854,7 @@
           <w:rFonts w:hint="eastAsia"/>
         </w:rPr>
       </w:pPr>
-      <w:bookmarkStart w:id="55" w:name="_Toc231141896"/>
+      <w:bookmarkStart w:id="55" w:name="_Toc231322167"/>
       <w:r>
         <w:rPr>
           <w:rFonts w:hint="eastAsia"/>
@@ -31200,7 +31200,7 @@
           <w:rFonts w:hint="eastAsia"/>
         </w:rPr>
       </w:pPr>
-      <w:bookmarkStart w:id="56" w:name="_Toc231141897"/>
+      <w:bookmarkStart w:id="56" w:name="_Toc231322168"/>
       <w:r>
         <w:rPr>
           <w:rFonts w:hint="eastAsia"/>
@@ -31267,7 +31267,7 @@
           <w:rFonts w:hint="eastAsia"/>
         </w:rPr>
       </w:pPr>
-      <w:bookmarkStart w:id="57" w:name="_Toc231141898"/>
+      <w:bookmarkStart w:id="57" w:name="_Toc231322169"/>
       <w:r>
         <w:rPr>
           <w:rFonts w:hint="eastAsia"/>
@@ -31520,7 +31520,7 @@
           <w:rFonts w:hint="eastAsia"/>
         </w:rPr>
       </w:pPr>
-      <w:bookmarkStart w:id="58" w:name="_Toc231141899"/>
+      <w:bookmarkStart w:id="58" w:name="_Toc231322170"/>
       <w:r>
         <w:rPr>
           <w:rFonts w:hint="eastAsia"/>
@@ -32035,7 +32035,7 @@
           <w:rFonts w:hint="eastAsia"/>
         </w:rPr>
       </w:pPr>
-      <w:bookmarkStart w:id="59" w:name="_Toc231141900"/>
+      <w:bookmarkStart w:id="59" w:name="_Toc231322171"/>
       <w:r>
         <w:rPr>
           <w:rFonts w:hint="eastAsia"/>
@@ -32428,7 +32428,7 @@
           <w:rFonts w:hint="eastAsia"/>
         </w:rPr>
       </w:pPr>
-      <w:bookmarkStart w:id="60" w:name="_Toc231141901"/>
+      <w:bookmarkStart w:id="60" w:name="_Toc231322172"/>
       <w:r>
         <w:rPr>
           <w:rFonts w:hint="eastAsia"/>
@@ -32775,7 +32775,7 @@
           <w:rFonts w:hint="eastAsia"/>
         </w:rPr>
       </w:pPr>
-      <w:bookmarkStart w:id="61" w:name="_Toc231141902"/>
+      <w:bookmarkStart w:id="61" w:name="_Toc231322173"/>
       <w:r>
         <w:rPr>
           <w:rFonts w:hint="eastAsia"/>
@@ -32841,7 +32841,7 @@
           <w:rFonts w:hint="eastAsia"/>
         </w:rPr>
       </w:pPr>
-      <w:bookmarkStart w:id="62" w:name="_Toc231141903"/>
+      <w:bookmarkStart w:id="62" w:name="_Toc231322174"/>
       <w:r>
         <w:rPr>
           <w:rFonts w:hint="eastAsia"/>
@@ -33094,7 +33094,7 @@
           <w:rFonts w:hint="eastAsia"/>
         </w:rPr>
       </w:pPr>
-      <w:bookmarkStart w:id="63" w:name="_Toc231141904"/>
+      <w:bookmarkStart w:id="63" w:name="_Toc231322175"/>
       <w:r>
         <w:rPr>
           <w:rFonts w:hint="eastAsia"/>
@@ -33642,7 +33642,7 @@
           <w:rFonts w:hint="eastAsia"/>
         </w:rPr>
       </w:pPr>
-      <w:bookmarkStart w:id="64" w:name="_Toc231141905"/>
+      <w:bookmarkStart w:id="64" w:name="_Toc231322176"/>
       <w:r>
         <w:rPr>
           <w:rFonts w:hint="eastAsia"/>
@@ -34126,7 +34126,7 @@
           <w:rFonts w:hint="eastAsia"/>
         </w:rPr>
       </w:pPr>
-      <w:bookmarkStart w:id="65" w:name="_Toc231141906"/>
+      <w:bookmarkStart w:id="65" w:name="_Toc231322177"/>
       <w:r>
         <w:rPr>
           <w:rFonts w:hint="eastAsia"/>
@@ -34473,7 +34473,7 @@
           <w:rFonts w:hint="eastAsia"/>
         </w:rPr>
       </w:pPr>
-      <w:bookmarkStart w:id="66" w:name="_Toc231141907"/>
+      <w:bookmarkStart w:id="66" w:name="_Toc231322178"/>
       <w:r>
         <w:rPr>
           <w:rFonts w:hint="eastAsia"/>
@@ -34539,7 +34539,7 @@
           <w:rFonts w:hint="eastAsia"/>
         </w:rPr>
       </w:pPr>
-      <w:bookmarkStart w:id="67" w:name="_Toc231141908"/>
+      <w:bookmarkStart w:id="67" w:name="_Toc231322179"/>
       <w:r>
         <w:rPr>
           <w:rFonts w:hint="eastAsia"/>
@@ -34792,7 +34792,7 @@
           <w:rFonts w:hint="eastAsia"/>
         </w:rPr>
       </w:pPr>
-      <w:bookmarkStart w:id="68" w:name="_Toc231141909"/>
+      <w:bookmarkStart w:id="68" w:name="_Toc231322180"/>
       <w:r>
         <w:rPr>
           <w:rFonts w:hint="eastAsia"/>
@@ -35320,7 +35320,7 @@
         <w:rPr>
           <w:rFonts w:hint="eastAsia"/>
         </w:rPr>
-        <w:t>原本確定時は、各有効統合リスト行の `SURVEY_RECORD` 元レコードに紐づく非削除の調査写真（`application_documents.owner_type='ASSET_SURVEY_RECORD' AND document_category='PHOTO' AND deleted_at IS NULL`）を取得し、作成した `asset_ledgers.asset_ledger_id` に対する資産写真メタデータとして `application_documents.owner_type='ASSET_LEDGER'` 行を作成する。元ファイルの `file_path` / `content_hash` / ファイル属性 / 撮影日時 / 撮影者を再利用し、物理ファイルは複製しない</w:t>
+        <w:t>原本確定時は、各有効統合リスト行の `SURVEY_RECORD` 元レコードに紐づく非削除の調査写真（`application_documents.owner_type='ASSET_SURVEY_RECORD' AND document_category='PHOTO' AND deleted_at IS NULL`）を取得し、作成した `asset_ledgers.asset_ledger_id` に対する資産写真メタデータとして `application_documents.owner_type='ASSET_LEDGER'` 行を作成する。元ファイルの `file_path`（Amazon S3オブジェクトキー）/ `content_hash` / ファイル属性 / 撮影日時 / 撮影者を再利用し、Amazon S3上のファイル実体は `CopyObject` / `PutObject` で複製しない。バケット名やHTTPS URLはDBへ保存せず、レスポンスにも返さない</w:t>
       </w:r>
     </w:p>
     <w:p>
@@ -35408,7 +35408,7 @@
           <w:rFonts w:hint="eastAsia"/>
         </w:rPr>
       </w:pPr>
-      <w:bookmarkStart w:id="69" w:name="_Toc231141910"/>
+      <w:bookmarkStart w:id="69" w:name="_Toc231322181"/>
       <w:r>
         <w:rPr>
           <w:rFonts w:hint="eastAsia"/>
@@ -35574,6 +35574,7 @@
           </w:tcPr>
           <w:p>
             <w:r>
+              <w:lastRenderedPageBreak/>
               <w:t>sessionStatus</w:t>
             </w:r>
           </w:p>
@@ -35619,7 +35620,6 @@
           </w:tcPr>
           <w:p>
             <w:r>
-              <w:lastRenderedPageBreak/>
               <w:t>lockVersion</w:t>
             </w:r>
           </w:p>
@@ -36076,6 +36076,7 @@
         <w:rPr>
           <w:rFonts w:hint="eastAsia"/>
         </w:rPr>
+        <w:lastRenderedPageBreak/>
         <w:t>skippedLists要素（SkippedListSummary）</w:t>
       </w:r>
     </w:p>
@@ -36326,7 +36327,6 @@
           </w:tcPr>
           <w:p>
             <w:r>
-              <w:lastRenderedPageBreak/>
               <w:t>mergeStatus</w:t>
             </w:r>
           </w:p>
@@ -36374,7 +36374,7 @@
           <w:rFonts w:hint="eastAsia"/>
         </w:rPr>
       </w:pPr>
-      <w:bookmarkStart w:id="70" w:name="_Toc231141911"/>
+      <w:bookmarkStart w:id="70" w:name="_Toc231322182"/>
       <w:r>
         <w:rPr>
           <w:rFonts w:hint="eastAsia"/>
@@ -36720,7 +36720,7 @@
           <w:rFonts w:hint="eastAsia"/>
         </w:rPr>
       </w:pPr>
-      <w:bookmarkStart w:id="71" w:name="_Toc231141912"/>
+      <w:bookmarkStart w:id="71" w:name="_Toc231322183"/>
       <w:r>
         <w:rPr>
           <w:rFonts w:hint="eastAsia"/>
@@ -36753,6 +36753,7 @@
         <w:rPr>
           <w:rFonts w:hint="eastAsia"/>
         </w:rPr>
+        <w:lastRenderedPageBreak/>
         <w:t>エンドポイント</w:t>
       </w:r>
     </w:p>
@@ -36776,7 +36777,6 @@
         <w:rPr>
           <w:rFonts w:hint="eastAsia"/>
         </w:rPr>
-        <w:lastRenderedPageBreak/>
         <w:t>認証: 要（Bearer）</w:t>
       </w:r>
     </w:p>
@@ -36787,7 +36787,7 @@
           <w:rFonts w:hint="eastAsia"/>
         </w:rPr>
       </w:pPr>
-      <w:bookmarkStart w:id="72" w:name="_Toc231141913"/>
+      <w:bookmarkStart w:id="72" w:name="_Toc231322184"/>
       <w:r>
         <w:rPr>
           <w:rFonts w:hint="eastAsia"/>
@@ -37410,6 +37410,7 @@
         <w:rPr>
           <w:rFonts w:hint="eastAsia"/>
         </w:rPr>
+        <w:lastRenderedPageBreak/>
         <w:t>権限チェック</w:t>
       </w:r>
     </w:p>
@@ -37449,7 +37450,6 @@
         <w:rPr>
           <w:rFonts w:hint="eastAsia"/>
         </w:rPr>
-        <w:lastRenderedPageBreak/>
         <w:t>認可条件: 通常アカウントの場合、Bearer トークン上の作業対象施設について `facility_feature_settings` と `user_facility_feature_settings` の両方で `survey_ledger_matching` が有効であること</w:t>
       </w:r>
     </w:p>
@@ -37555,6 +37555,7 @@
         <w:rPr>
           <w:rFonts w:hint="eastAsia"/>
         </w:rPr>
+        <w:lastRenderedPageBreak/>
         <w:t>`cursor` 指定時は既定ソート順と `lockVersion` を固定した snapshot の続き位置から取得し、`pageSize` 件を上限に返却する</w:t>
       </w:r>
     </w:p>
@@ -37578,12 +37579,11 @@
           <w:rFonts w:hint="eastAsia"/>
         </w:rPr>
       </w:pPr>
-      <w:bookmarkStart w:id="73" w:name="_Toc231141914"/>
+      <w:bookmarkStart w:id="73" w:name="_Toc231322185"/>
       <w:r>
         <w:rPr>
           <w:rFonts w:hint="eastAsia"/>
         </w:rPr>
-        <w:lastRenderedPageBreak/>
         <w:t>レスポンス（200：DataMatchingResultResponse）</w:t>
       </w:r>
       <w:bookmarkEnd w:id="73"/>
@@ -38138,18 +38138,26 @@
               <w:rPr>
                 <w:rFonts w:hint="eastAsia"/>
               </w:rPr>
-              <w:t>QR 解決または QR 紐付け可否が原因で原本確定を阻害している統合リスト行件数</w:t>
-            </w:r>
-          </w:p>
-        </w:tc>
-      </w:tr>
-      <w:tr>
-        <w:tc>
-          <w:tcPr>
-            <w:tcW w:w="1250" w:type="pct"/>
-          </w:tcPr>
-          <w:p>
-            <w:r>
+              <w:t>QR 解決または QR 紐付け可否が原因で</w:t>
+            </w:r>
+            <w:r>
+              <w:rPr>
+                <w:rFonts w:hint="eastAsia"/>
+              </w:rPr>
+              <w:lastRenderedPageBreak/>
+              <w:t>原本確定を阻害している統合リスト行件数</w:t>
+            </w:r>
+          </w:p>
+        </w:tc>
+      </w:tr>
+      <w:tr>
+        <w:tc>
+          <w:tcPr>
+            <w:tcW w:w="1250" w:type="pct"/>
+          </w:tcPr>
+          <w:p>
+            <w:r>
+              <w:lastRenderedPageBreak/>
               <w:t>returnedCount</w:t>
             </w:r>
           </w:p>
@@ -38228,26 +38236,18 @@
               <w:rPr>
                 <w:rFonts w:hint="eastAsia"/>
               </w:rPr>
-              <w:t>次ページ取得用 continuation token。末</w:t>
-            </w:r>
-            <w:r>
-              <w:rPr>
-                <w:rFonts w:hint="eastAsia"/>
-              </w:rPr>
-              <w:lastRenderedPageBreak/>
-              <w:t>尾まで取得済みの場合は null</w:t>
-            </w:r>
-          </w:p>
-        </w:tc>
-      </w:tr>
-      <w:tr>
-        <w:tc>
-          <w:tcPr>
-            <w:tcW w:w="1250" w:type="pct"/>
-          </w:tcPr>
-          <w:p>
-            <w:r>
-              <w:lastRenderedPageBreak/>
+              <w:t>次ページ取得用 continuation token。末尾まで取得済みの場合は null</w:t>
+            </w:r>
+          </w:p>
+        </w:tc>
+      </w:tr>
+      <w:tr>
+        <w:tc>
+          <w:tcPr>
+            <w:tcW w:w="1250" w:type="pct"/>
+          </w:tcPr>
+          <w:p>
+            <w:r>
               <w:t>hasMore</w:t>
             </w:r>
           </w:p>
@@ -38895,6 +38895,7 @@
           </w:tcPr>
           <w:p>
             <w:r>
+              <w:lastRenderedPageBreak/>
               <w:t>representativeImportRowId</w:t>
             </w:r>
           </w:p>
@@ -39018,14 +39019,1178 @@
               <w:rPr>
                 <w:rFonts w:hint="eastAsia"/>
               </w:rPr>
-              <w:t>現有品調査由来の採用済み QR 識別子。`qrResolutionStat</w:t>
-            </w:r>
-            <w:r>
-              <w:rPr>
-                <w:rFonts w:hint="eastAsia"/>
-              </w:rPr>
+              <w:t>現有品調査由来の採用済み QR 識別子。`qrResolutionStatus='RESOLVED'` の場合のみ設定</w:t>
+            </w:r>
+          </w:p>
+        </w:tc>
+      </w:tr>
+      <w:tr>
+        <w:tc>
+          <w:tcPr>
+            <w:tcW w:w="1250" w:type="pct"/>
+          </w:tcPr>
+          <w:p>
+            <w:r>
+              <w:t>qrResolutionStatus</w:t>
+            </w:r>
+          </w:p>
+        </w:tc>
+        <w:tc>
+          <w:tcPr>
+            <w:tcW w:w="1250" w:type="pct"/>
+          </w:tcPr>
+          <w:p>
+            <w:r>
+              <w:t>string</w:t>
+            </w:r>
+          </w:p>
+        </w:tc>
+        <w:tc>
+          <w:tcPr>
+            <w:tcW w:w="1250" w:type="pct"/>
+          </w:tcPr>
+          <w:p>
+            <w:r>
+              <w:t>✓</w:t>
+            </w:r>
+          </w:p>
+        </w:tc>
+        <w:tc>
+          <w:tcPr>
+            <w:tcW w:w="1250" w:type="pct"/>
+          </w:tcPr>
+          <w:p>
+            <w:r>
+              <w:rPr>
+                <w:rFonts w:hint="eastAsia"/>
+              </w:rPr>
+              <w:t>QR 採否状態。`NONE` / `RESOLVED` / `CONFLICT`</w:t>
+            </w:r>
+          </w:p>
+        </w:tc>
+      </w:tr>
+      <w:tr>
+        <w:tc>
+          <w:tcPr>
+            <w:tcW w:w="1250" w:type="pct"/>
+          </w:tcPr>
+          <w:p>
+            <w:r>
+              <w:t>qrBindingCheckStatus</w:t>
+            </w:r>
+          </w:p>
+        </w:tc>
+        <w:tc>
+          <w:tcPr>
+            <w:tcW w:w="1250" w:type="pct"/>
+          </w:tcPr>
+          <w:p>
+            <w:r>
+              <w:t>string</w:t>
+            </w:r>
+          </w:p>
+        </w:tc>
+        <w:tc>
+          <w:tcPr>
+            <w:tcW w:w="1250" w:type="pct"/>
+          </w:tcPr>
+          <w:p>
+            <w:r>
+              <w:t>✓</w:t>
+            </w:r>
+          </w:p>
+        </w:tc>
+        <w:tc>
+          <w:tcPr>
+            <w:tcW w:w="1250" w:type="pct"/>
+          </w:tcPr>
+          <w:p>
+            <w:r>
+              <w:rPr>
+                <w:rFonts w:hint="eastAsia"/>
+              </w:rPr>
+              <w:t>原本確定時の QR 紐付け可否。`NO_QR` / `READY_TO_BIND` / `UNRESOLVED` / `DUPLICATED_IN_SESSION` / `NOT_ISSUED` / `DELETED` / `BOUND_OTHER_ASSET` / `FACILITY_MISMATCH`</w:t>
+            </w:r>
+          </w:p>
+        </w:tc>
+      </w:tr>
+      <w:tr>
+        <w:tc>
+          <w:tcPr>
+            <w:tcW w:w="1250" w:type="pct"/>
+          </w:tcPr>
+          <w:p>
+            <w:r>
+              <w:t>assetNo</w:t>
+            </w:r>
+          </w:p>
+        </w:tc>
+        <w:tc>
+          <w:tcPr>
+            <w:tcW w:w="1250" w:type="pct"/>
+          </w:tcPr>
+          <w:p>
+            <w:r>
+              <w:t>string</w:t>
+            </w:r>
+          </w:p>
+        </w:tc>
+        <w:tc>
+          <w:tcPr>
+            <w:tcW w:w="1250" w:type="pct"/>
+          </w:tcPr>
+          <w:p>
+            <w:r>
+              <w:t>-</w:t>
+            </w:r>
+          </w:p>
+        </w:tc>
+        <w:tc>
+          <w:tcPr>
+            <w:tcW w:w="1250" w:type="pct"/>
+          </w:tcPr>
+          <w:p>
+            <w:r>
+              <w:rPr>
+                <w:rFonts w:hint="eastAsia"/>
+              </w:rPr>
+              <w:t>資産番号</w:t>
+            </w:r>
+          </w:p>
+        </w:tc>
+      </w:tr>
+      <w:tr>
+        <w:tc>
+          <w:tcPr>
+            <w:tcW w:w="1250" w:type="pct"/>
+          </w:tcPr>
+          <w:p>
+            <w:r>
+              <w:t>equipmentNo</w:t>
+            </w:r>
+          </w:p>
+        </w:tc>
+        <w:tc>
+          <w:tcPr>
+            <w:tcW w:w="1250" w:type="pct"/>
+          </w:tcPr>
+          <w:p>
+            <w:r>
+              <w:t>string</w:t>
+            </w:r>
+          </w:p>
+        </w:tc>
+        <w:tc>
+          <w:tcPr>
+            <w:tcW w:w="1250" w:type="pct"/>
+          </w:tcPr>
+          <w:p>
+            <w:r>
+              <w:t>-</w:t>
+            </w:r>
+          </w:p>
+        </w:tc>
+        <w:tc>
+          <w:tcPr>
+            <w:tcW w:w="1250" w:type="pct"/>
+          </w:tcPr>
+          <w:p>
+            <w:r>
+              <w:rPr>
+                <w:rFonts w:hint="eastAsia"/>
+              </w:rPr>
+              <w:t>ME番号</w:t>
+            </w:r>
+          </w:p>
+        </w:tc>
+      </w:tr>
+      <w:tr>
+        <w:tc>
+          <w:tcPr>
+            <w:tcW w:w="1250" w:type="pct"/>
+          </w:tcPr>
+          <w:p>
+            <w:r>
+              <w:t>facilityLocationId</w:t>
+            </w:r>
+          </w:p>
+        </w:tc>
+        <w:tc>
+          <w:tcPr>
+            <w:tcW w:w="1250" w:type="pct"/>
+          </w:tcPr>
+          <w:p>
+            <w:r>
+              <w:t>int64|null</w:t>
+            </w:r>
+          </w:p>
+        </w:tc>
+        <w:tc>
+          <w:tcPr>
+            <w:tcW w:w="1250" w:type="pct"/>
+          </w:tcPr>
+          <w:p>
+            <w:r>
+              <w:t>✓</w:t>
+            </w:r>
+          </w:p>
+        </w:tc>
+        <w:tc>
+          <w:tcPr>
+            <w:tcW w:w="1250" w:type="pct"/>
+          </w:tcPr>
+          <w:p>
+            <w:r>
+              <w:rPr>
+                <w:rFonts w:hint="eastAsia"/>
+              </w:rPr>
+              <w:t>原本生成に用いる施設ロケーションID</w:t>
+            </w:r>
+          </w:p>
+        </w:tc>
+      </w:tr>
+      <w:tr>
+        <w:tc>
+          <w:tcPr>
+            <w:tcW w:w="1250" w:type="pct"/>
+          </w:tcPr>
+          <w:p>
+            <w:r>
+              <w:t>assetName</w:t>
+            </w:r>
+          </w:p>
+        </w:tc>
+        <w:tc>
+          <w:tcPr>
+            <w:tcW w:w="1250" w:type="pct"/>
+          </w:tcPr>
+          <w:p>
+            <w:r>
+              <w:t>string|null</w:t>
+            </w:r>
+          </w:p>
+        </w:tc>
+        <w:tc>
+          <w:tcPr>
+            <w:tcW w:w="1250" w:type="pct"/>
+          </w:tcPr>
+          <w:p>
+            <w:r>
+              <w:t>✓</w:t>
+            </w:r>
+          </w:p>
+        </w:tc>
+        <w:tc>
+          <w:tcPr>
+            <w:tcW w:w="1250" w:type="pct"/>
+          </w:tcPr>
+          <w:p>
+            <w:r>
+              <w:rPr>
+                <w:rFonts w:hint="eastAsia"/>
+              </w:rPr>
+              <w:t>原本生成に用いる資産名</w:t>
+            </w:r>
+          </w:p>
+        </w:tc>
+      </w:tr>
+      <w:tr>
+        <w:tc>
+          <w:tcPr>
+            <w:tcW w:w="1250" w:type="pct"/>
+          </w:tcPr>
+          <w:p>
+            <w:r>
+              <w:t>departmentName</w:t>
+            </w:r>
+          </w:p>
+        </w:tc>
+        <w:tc>
+          <w:tcPr>
+            <w:tcW w:w="1250" w:type="pct"/>
+          </w:tcPr>
+          <w:p>
+            <w:r>
+              <w:t>string</w:t>
+            </w:r>
+          </w:p>
+        </w:tc>
+        <w:tc>
+          <w:tcPr>
+            <w:tcW w:w="1250" w:type="pct"/>
+          </w:tcPr>
+          <w:p>
+            <w:r>
+              <w:t>✓</w:t>
+            </w:r>
+          </w:p>
+        </w:tc>
+        <w:tc>
+          <w:tcPr>
+            <w:tcW w:w="1250" w:type="pct"/>
+          </w:tcPr>
+          <w:p>
+            <w:r>
+              <w:rPr>
+                <w:rFonts w:hint="eastAsia"/>
+              </w:rPr>
+              <w:t>共通部門名</w:t>
+            </w:r>
+          </w:p>
+        </w:tc>
+      </w:tr>
+      <w:tr>
+        <w:tc>
+          <w:tcPr>
+            <w:tcW w:w="1250" w:type="pct"/>
+          </w:tcPr>
+          <w:p>
+            <w:r>
+              <w:t>sectionName</w:t>
+            </w:r>
+          </w:p>
+        </w:tc>
+        <w:tc>
+          <w:tcPr>
+            <w:tcW w:w="1250" w:type="pct"/>
+          </w:tcPr>
+          <w:p>
+            <w:r>
+              <w:t>string</w:t>
+            </w:r>
+          </w:p>
+        </w:tc>
+        <w:tc>
+          <w:tcPr>
+            <w:tcW w:w="1250" w:type="pct"/>
+          </w:tcPr>
+          <w:p>
+            <w:r>
+              <w:t>✓</w:t>
+            </w:r>
+          </w:p>
+        </w:tc>
+        <w:tc>
+          <w:tcPr>
+            <w:tcW w:w="1250" w:type="pct"/>
+          </w:tcPr>
+          <w:p>
+            <w:r>
+              <w:rPr>
+                <w:rFonts w:hint="eastAsia"/>
+              </w:rPr>
+              <w:t>共通部署名</w:t>
+            </w:r>
+          </w:p>
+        </w:tc>
+      </w:tr>
+      <w:tr>
+        <w:tc>
+          <w:tcPr>
+            <w:tcW w:w="1250" w:type="pct"/>
+          </w:tcPr>
+          <w:p>
+            <w:r>
+              <w:t>roomName</w:t>
+            </w:r>
+          </w:p>
+        </w:tc>
+        <w:tc>
+          <w:tcPr>
+            <w:tcW w:w="1250" w:type="pct"/>
+          </w:tcPr>
+          <w:p>
+            <w:r>
+              <w:t>string</w:t>
+            </w:r>
+          </w:p>
+        </w:tc>
+        <w:tc>
+          <w:tcPr>
+            <w:tcW w:w="1250" w:type="pct"/>
+          </w:tcPr>
+          <w:p>
+            <w:r>
+              <w:t>-</w:t>
+            </w:r>
+          </w:p>
+        </w:tc>
+        <w:tc>
+          <w:tcPr>
+            <w:tcW w:w="1250" w:type="pct"/>
+          </w:tcPr>
+          <w:p>
+            <w:r>
+              <w:rPr>
+                <w:rFonts w:hint="eastAsia"/>
+              </w:rPr>
+              <w:t>室名</w:t>
+            </w:r>
+          </w:p>
+        </w:tc>
+      </w:tr>
+      <w:tr>
+        <w:tc>
+          <w:tcPr>
+            <w:tcW w:w="1250" w:type="pct"/>
+          </w:tcPr>
+          <w:p>
+            <w:r>
+              <w:t>categoryName</w:t>
+            </w:r>
+          </w:p>
+        </w:tc>
+        <w:tc>
+          <w:tcPr>
+            <w:tcW w:w="1250" w:type="pct"/>
+          </w:tcPr>
+          <w:p>
+            <w:r>
+              <w:t>string</w:t>
+            </w:r>
+          </w:p>
+        </w:tc>
+        <w:tc>
+          <w:tcPr>
+            <w:tcW w:w="1250" w:type="pct"/>
+          </w:tcPr>
+          <w:p>
+            <w:r>
+              <w:t>-</w:t>
+            </w:r>
+          </w:p>
+        </w:tc>
+        <w:tc>
+          <w:tcPr>
+            <w:tcW w:w="1250" w:type="pct"/>
+          </w:tcPr>
+          <w:p>
+            <w:r>
+              <w:rPr>
+                <w:rFonts w:hint="eastAsia"/>
+              </w:rPr>
+              <w:t>カテゴリ名</w:t>
+            </w:r>
+          </w:p>
+        </w:tc>
+      </w:tr>
+      <w:tr>
+        <w:tc>
+          <w:tcPr>
+            <w:tcW w:w="1250" w:type="pct"/>
+          </w:tcPr>
+          <w:p>
+            <w:r>
+              <w:t>largeClassName</w:t>
+            </w:r>
+          </w:p>
+        </w:tc>
+        <w:tc>
+          <w:tcPr>
+            <w:tcW w:w="1250" w:type="pct"/>
+          </w:tcPr>
+          <w:p>
+            <w:r>
+              <w:t>string</w:t>
+            </w:r>
+          </w:p>
+        </w:tc>
+        <w:tc>
+          <w:tcPr>
+            <w:tcW w:w="1250" w:type="pct"/>
+          </w:tcPr>
+          <w:p>
+            <w:r>
+              <w:t>-</w:t>
+            </w:r>
+          </w:p>
+        </w:tc>
+        <w:tc>
+          <w:tcPr>
+            <w:tcW w:w="1250" w:type="pct"/>
+          </w:tcPr>
+          <w:p>
+            <w:r>
+              <w:rPr>
+                <w:rFonts w:hint="eastAsia"/>
+              </w:rPr>
+              <w:t>大分類名</w:t>
+            </w:r>
+          </w:p>
+        </w:tc>
+      </w:tr>
+      <w:tr>
+        <w:tc>
+          <w:tcPr>
+            <w:tcW w:w="1250" w:type="pct"/>
+          </w:tcPr>
+          <w:p>
+            <w:r>
               <w:lastRenderedPageBreak/>
-              <w:t>us='RESOLVED'` の場合のみ設定</w:t>
+              <w:t>mediumClassName</w:t>
+            </w:r>
+          </w:p>
+        </w:tc>
+        <w:tc>
+          <w:tcPr>
+            <w:tcW w:w="1250" w:type="pct"/>
+          </w:tcPr>
+          <w:p>
+            <w:r>
+              <w:t>string</w:t>
+            </w:r>
+          </w:p>
+        </w:tc>
+        <w:tc>
+          <w:tcPr>
+            <w:tcW w:w="1250" w:type="pct"/>
+          </w:tcPr>
+          <w:p>
+            <w:r>
+              <w:t>-</w:t>
+            </w:r>
+          </w:p>
+        </w:tc>
+        <w:tc>
+          <w:tcPr>
+            <w:tcW w:w="1250" w:type="pct"/>
+          </w:tcPr>
+          <w:p>
+            <w:r>
+              <w:rPr>
+                <w:rFonts w:hint="eastAsia"/>
+              </w:rPr>
+              <w:t>中分類名</w:t>
+            </w:r>
+          </w:p>
+        </w:tc>
+      </w:tr>
+      <w:tr>
+        <w:tc>
+          <w:tcPr>
+            <w:tcW w:w="1250" w:type="pct"/>
+          </w:tcPr>
+          <w:p>
+            <w:r>
+              <w:t>assetItemName</w:t>
+            </w:r>
+          </w:p>
+        </w:tc>
+        <w:tc>
+          <w:tcPr>
+            <w:tcW w:w="1250" w:type="pct"/>
+          </w:tcPr>
+          <w:p>
+            <w:r>
+              <w:t>string</w:t>
+            </w:r>
+          </w:p>
+        </w:tc>
+        <w:tc>
+          <w:tcPr>
+            <w:tcW w:w="1250" w:type="pct"/>
+          </w:tcPr>
+          <w:p>
+            <w:r>
+              <w:t>-</w:t>
+            </w:r>
+          </w:p>
+        </w:tc>
+        <w:tc>
+          <w:tcPr>
+            <w:tcW w:w="1250" w:type="pct"/>
+          </w:tcPr>
+          <w:p>
+            <w:r>
+              <w:rPr>
+                <w:rFonts w:hint="eastAsia"/>
+              </w:rPr>
+              <w:t>品目名</w:t>
+            </w:r>
+          </w:p>
+        </w:tc>
+      </w:tr>
+      <w:tr>
+        <w:tc>
+          <w:tcPr>
+            <w:tcW w:w="1250" w:type="pct"/>
+          </w:tcPr>
+          <w:p>
+            <w:r>
+              <w:t>manufacturerName</w:t>
+            </w:r>
+          </w:p>
+        </w:tc>
+        <w:tc>
+          <w:tcPr>
+            <w:tcW w:w="1250" w:type="pct"/>
+          </w:tcPr>
+          <w:p>
+            <w:r>
+              <w:t>string</w:t>
+            </w:r>
+          </w:p>
+        </w:tc>
+        <w:tc>
+          <w:tcPr>
+            <w:tcW w:w="1250" w:type="pct"/>
+          </w:tcPr>
+          <w:p>
+            <w:r>
+              <w:t>-</w:t>
+            </w:r>
+          </w:p>
+        </w:tc>
+        <w:tc>
+          <w:tcPr>
+            <w:tcW w:w="1250" w:type="pct"/>
+          </w:tcPr>
+          <w:p>
+            <w:r>
+              <w:rPr>
+                <w:rFonts w:hint="eastAsia"/>
+              </w:rPr>
+              <w:t>メーカー名</w:t>
+            </w:r>
+          </w:p>
+        </w:tc>
+      </w:tr>
+      <w:tr>
+        <w:tc>
+          <w:tcPr>
+            <w:tcW w:w="1250" w:type="pct"/>
+          </w:tcPr>
+          <w:p>
+            <w:r>
+              <w:t>modelName</w:t>
+            </w:r>
+          </w:p>
+        </w:tc>
+        <w:tc>
+          <w:tcPr>
+            <w:tcW w:w="1250" w:type="pct"/>
+          </w:tcPr>
+          <w:p>
+            <w:r>
+              <w:t>string</w:t>
+            </w:r>
+          </w:p>
+        </w:tc>
+        <w:tc>
+          <w:tcPr>
+            <w:tcW w:w="1250" w:type="pct"/>
+          </w:tcPr>
+          <w:p>
+            <w:r>
+              <w:t>-</w:t>
+            </w:r>
+          </w:p>
+        </w:tc>
+        <w:tc>
+          <w:tcPr>
+            <w:tcW w:w="1250" w:type="pct"/>
+          </w:tcPr>
+          <w:p>
+            <w:r>
+              <w:rPr>
+                <w:rFonts w:hint="eastAsia"/>
+              </w:rPr>
+              <w:t>型式名</w:t>
+            </w:r>
+          </w:p>
+        </w:tc>
+      </w:tr>
+      <w:tr>
+        <w:tc>
+          <w:tcPr>
+            <w:tcW w:w="1250" w:type="pct"/>
+          </w:tcPr>
+          <w:p>
+            <w:r>
+              <w:t>serialNo</w:t>
+            </w:r>
+          </w:p>
+        </w:tc>
+        <w:tc>
+          <w:tcPr>
+            <w:tcW w:w="1250" w:type="pct"/>
+          </w:tcPr>
+          <w:p>
+            <w:r>
+              <w:t>string</w:t>
+            </w:r>
+          </w:p>
+        </w:tc>
+        <w:tc>
+          <w:tcPr>
+            <w:tcW w:w="1250" w:type="pct"/>
+          </w:tcPr>
+          <w:p>
+            <w:r>
+              <w:t>-</w:t>
+            </w:r>
+          </w:p>
+        </w:tc>
+        <w:tc>
+          <w:tcPr>
+            <w:tcW w:w="1250" w:type="pct"/>
+          </w:tcPr>
+          <w:p>
+            <w:r>
+              <w:rPr>
+                <w:rFonts w:hint="eastAsia"/>
+              </w:rPr>
+              <w:t>シリアル番号</w:t>
+            </w:r>
+          </w:p>
+        </w:tc>
+      </w:tr>
+      <w:tr>
+        <w:tc>
+          <w:tcPr>
+            <w:tcW w:w="1250" w:type="pct"/>
+          </w:tcPr>
+          <w:p>
+            <w:r>
+              <w:t>detailType</w:t>
+            </w:r>
+          </w:p>
+        </w:tc>
+        <w:tc>
+          <w:tcPr>
+            <w:tcW w:w="1250" w:type="pct"/>
+          </w:tcPr>
+          <w:p>
+            <w:r>
+              <w:t>string|null</w:t>
+            </w:r>
+          </w:p>
+        </w:tc>
+        <w:tc>
+          <w:tcPr>
+            <w:tcW w:w="1250" w:type="pct"/>
+          </w:tcPr>
+          <w:p>
+            <w:r>
+              <w:t>✓</w:t>
+            </w:r>
+          </w:p>
+        </w:tc>
+        <w:tc>
+          <w:tcPr>
+            <w:tcW w:w="1250" w:type="pct"/>
+          </w:tcPr>
+          <w:p>
+            <w:r>
+              <w:rPr>
+                <w:rFonts w:hint="eastAsia"/>
+              </w:rPr>
+              <w:t>原本生成に用いる明細区分。`MAIN` / `DETAIL` / `ACCESSORY`</w:t>
+            </w:r>
+          </w:p>
+        </w:tc>
+      </w:tr>
+      <w:tr>
+        <w:tc>
+          <w:tcPr>
+            <w:tcW w:w="1250" w:type="pct"/>
+          </w:tcPr>
+          <w:p>
+            <w:r>
+              <w:t>parentAssetDataMatchingItemId</w:t>
+            </w:r>
+          </w:p>
+        </w:tc>
+        <w:tc>
+          <w:tcPr>
+            <w:tcW w:w="1250" w:type="pct"/>
+          </w:tcPr>
+          <w:p>
+            <w:r>
+              <w:t>int64|null</w:t>
+            </w:r>
+          </w:p>
+        </w:tc>
+        <w:tc>
+          <w:tcPr>
+            <w:tcW w:w="1250" w:type="pct"/>
+          </w:tcPr>
+          <w:p>
+            <w:r>
+              <w:t>✓</w:t>
+            </w:r>
+          </w:p>
+        </w:tc>
+        <w:tc>
+          <w:tcPr>
+            <w:tcW w:w="1250" w:type="pct"/>
+          </w:tcPr>
+          <w:p>
+            <w:r>
+              <w:rPr>
+                <w:rFonts w:hint="eastAsia"/>
+              </w:rPr>
+              <w:t>親統合リスト行ID</w:t>
+            </w:r>
+          </w:p>
+        </w:tc>
+      </w:tr>
+      <w:tr>
+        <w:tc>
+          <w:tcPr>
+            <w:tcW w:w="1250" w:type="pct"/>
+          </w:tcPr>
+          <w:p>
+            <w:r>
+              <w:t>quantity</w:t>
+            </w:r>
+          </w:p>
+        </w:tc>
+        <w:tc>
+          <w:tcPr>
+            <w:tcW w:w="1250" w:type="pct"/>
+          </w:tcPr>
+          <w:p>
+            <w:r>
+              <w:t>int32</w:t>
+            </w:r>
+          </w:p>
+        </w:tc>
+        <w:tc>
+          <w:tcPr>
+            <w:tcW w:w="1250" w:type="pct"/>
+          </w:tcPr>
+          <w:p>
+            <w:r>
+              <w:t>✓</w:t>
+            </w:r>
+          </w:p>
+        </w:tc>
+        <w:tc>
+          <w:tcPr>
+            <w:tcW w:w="1250" w:type="pct"/>
+          </w:tcPr>
+          <w:p>
+            <w:r>
+              <w:rPr>
+                <w:rFonts w:hint="eastAsia"/>
+              </w:rPr>
+              <w:t>数量</w:t>
+            </w:r>
+          </w:p>
+        </w:tc>
+      </w:tr>
+      <w:tr>
+        <w:tc>
+          <w:tcPr>
+            <w:tcW w:w="1250" w:type="pct"/>
+          </w:tcPr>
+          <w:p>
+            <w:r>
+              <w:t>unit</w:t>
+            </w:r>
+          </w:p>
+        </w:tc>
+        <w:tc>
+          <w:tcPr>
+            <w:tcW w:w="1250" w:type="pct"/>
+          </w:tcPr>
+          <w:p>
+            <w:r>
+              <w:t>string|null</w:t>
+            </w:r>
+          </w:p>
+        </w:tc>
+        <w:tc>
+          <w:tcPr>
+            <w:tcW w:w="1250" w:type="pct"/>
+          </w:tcPr>
+          <w:p>
+            <w:r>
+              <w:t>✓</w:t>
+            </w:r>
+          </w:p>
+        </w:tc>
+        <w:tc>
+          <w:tcPr>
+            <w:tcW w:w="1250" w:type="pct"/>
+          </w:tcPr>
+          <w:p>
+            <w:r>
+              <w:rPr>
+                <w:rFonts w:hint="eastAsia"/>
+              </w:rPr>
+              <w:t>数量単位</w:t>
+            </w:r>
+          </w:p>
+        </w:tc>
+      </w:tr>
+      <w:tr>
+        <w:tc>
+          <w:tcPr>
+            <w:tcW w:w="1250" w:type="pct"/>
+          </w:tcPr>
+          <w:p>
+            <w:r>
+              <w:t>purchasedOn</w:t>
+            </w:r>
+          </w:p>
+        </w:tc>
+        <w:tc>
+          <w:tcPr>
+            <w:tcW w:w="1250" w:type="pct"/>
+          </w:tcPr>
+          <w:p>
+            <w:r>
+              <w:t>date</w:t>
+            </w:r>
+          </w:p>
+        </w:tc>
+        <w:tc>
+          <w:tcPr>
+            <w:tcW w:w="1250" w:type="pct"/>
+          </w:tcPr>
+          <w:p>
+            <w:r>
+              <w:t>-</w:t>
+            </w:r>
+          </w:p>
+        </w:tc>
+        <w:tc>
+          <w:tcPr>
+            <w:tcW w:w="1250" w:type="pct"/>
+          </w:tcPr>
+          <w:p>
+            <w:r>
+              <w:rPr>
+                <w:rFonts w:hint="eastAsia"/>
+              </w:rPr>
+              <w:t>購入日</w:t>
+            </w:r>
+          </w:p>
+        </w:tc>
+      </w:tr>
+      <w:tr>
+        <w:tc>
+          <w:tcPr>
+            <w:tcW w:w="1250" w:type="pct"/>
+          </w:tcPr>
+          <w:p>
+            <w:r>
+              <w:t>sourceSummary</w:t>
+            </w:r>
+          </w:p>
+        </w:tc>
+        <w:tc>
+          <w:tcPr>
+            <w:tcW w:w="1250" w:type="pct"/>
+          </w:tcPr>
+          <w:p>
+            <w:r>
+              <w:t>string</w:t>
+            </w:r>
+          </w:p>
+        </w:tc>
+        <w:tc>
+          <w:tcPr>
+            <w:tcW w:w="1250" w:type="pct"/>
+          </w:tcPr>
+          <w:p>
+            <w:r>
+              <w:t>-</w:t>
+            </w:r>
+          </w:p>
+        </w:tc>
+        <w:tc>
+          <w:tcPr>
+            <w:tcW w:w="1250" w:type="pct"/>
+          </w:tcPr>
+          <w:p>
+            <w:r>
+              <w:rPr>
+                <w:rFonts w:hint="eastAsia"/>
+              </w:rPr>
+              <w:t>統合元サマリ</w:t>
+            </w:r>
+          </w:p>
+        </w:tc>
+      </w:tr>
+      <w:tr>
+        <w:tc>
+          <w:tcPr>
+            <w:tcW w:w="1250" w:type="pct"/>
+          </w:tcPr>
+          <w:p>
+            <w:r>
+              <w:t>sourcePhotoCount</w:t>
+            </w:r>
+          </w:p>
+        </w:tc>
+        <w:tc>
+          <w:tcPr>
+            <w:tcW w:w="1250" w:type="pct"/>
+          </w:tcPr>
+          <w:p>
+            <w:r>
+              <w:t>int32</w:t>
+            </w:r>
+          </w:p>
+        </w:tc>
+        <w:tc>
+          <w:tcPr>
+            <w:tcW w:w="1250" w:type="pct"/>
+          </w:tcPr>
+          <w:p>
+            <w:r>
+              <w:t>✓</w:t>
+            </w:r>
+          </w:p>
+        </w:tc>
+        <w:tc>
+          <w:tcPr>
+            <w:tcW w:w="1250" w:type="pct"/>
+          </w:tcPr>
+          <w:p>
+            <w:r>
+              <w:rPr>
+                <w:rFonts w:hint="eastAsia"/>
+              </w:rPr>
+              <w:t>現在の `SURVEY_RECORD` 元レコードに紐づく非削除調査写真件数。未確定時は原本確定時の写真引継ぎ候補件数</w:t>
+            </w:r>
+          </w:p>
+        </w:tc>
+      </w:tr>
+      <w:tr>
+        <w:tc>
+          <w:tcPr>
+            <w:tcW w:w="1250" w:type="pct"/>
+          </w:tcPr>
+          <w:p>
+            <w:r>
+              <w:t>assetPhotoCount</w:t>
+            </w:r>
+          </w:p>
+        </w:tc>
+        <w:tc>
+          <w:tcPr>
+            <w:tcW w:w="1250" w:type="pct"/>
+          </w:tcPr>
+          <w:p>
+            <w:r>
+              <w:t>int32</w:t>
+            </w:r>
+          </w:p>
+        </w:tc>
+        <w:tc>
+          <w:tcPr>
+            <w:tcW w:w="1250" w:type="pct"/>
+          </w:tcPr>
+          <w:p>
+            <w:r>
+              <w:t>✓</w:t>
+            </w:r>
+          </w:p>
+        </w:tc>
+        <w:tc>
+          <w:tcPr>
+            <w:tcW w:w="1250" w:type="pct"/>
+          </w:tcPr>
+          <w:p>
+            <w:r>
+              <w:rPr>
+                <w:rFonts w:hint="eastAsia"/>
+              </w:rPr>
+              <w:t>原本確定後に当該 `assetLedgerId` へ作成された資産写真件数。未確定時は 0</w:t>
+            </w:r>
+          </w:p>
+        </w:tc>
+      </w:tr>
+      <w:tr>
+        <w:tc>
+          <w:tcPr>
+            <w:tcW w:w="1250" w:type="pct"/>
+          </w:tcPr>
+          <w:p>
+            <w:r>
+              <w:t>primaryAssetPhotoDocumentId</w:t>
+            </w:r>
+          </w:p>
+        </w:tc>
+        <w:tc>
+          <w:tcPr>
+            <w:tcW w:w="1250" w:type="pct"/>
+          </w:tcPr>
+          <w:p>
+            <w:r>
+              <w:t>int64|null</w:t>
+            </w:r>
+          </w:p>
+        </w:tc>
+        <w:tc>
+          <w:tcPr>
+            <w:tcW w:w="1250" w:type="pct"/>
+          </w:tcPr>
+          <w:p>
+            <w:r>
+              <w:t>✓</w:t>
+            </w:r>
+          </w:p>
+        </w:tc>
+        <w:tc>
+          <w:tcPr>
+            <w:tcW w:w="1250" w:type="pct"/>
+          </w:tcPr>
+          <w:p>
+            <w:r>
+              <w:rPr>
+                <w:rFonts w:hint="eastAsia"/>
+              </w:rPr>
+              <w:t>原本確定後に代表資産写真となった `application_documents.application_document_id`。未確定または写真なしの場合は null</w:t>
+            </w:r>
+          </w:p>
+        </w:tc>
+      </w:tr>
+      <w:tr>
+        <w:tc>
+          <w:tcPr>
+            <w:tcW w:w="1250" w:type="pct"/>
+          </w:tcPr>
+          <w:p>
+            <w:r>
+              <w:t>sourceDetails</w:t>
+            </w:r>
+          </w:p>
+        </w:tc>
+        <w:tc>
+          <w:tcPr>
+            <w:tcW w:w="1250" w:type="pct"/>
+          </w:tcPr>
+          <w:p>
+            <w:r>
+              <w:t>SourceDetail[]</w:t>
+            </w:r>
+          </w:p>
+        </w:tc>
+        <w:tc>
+          <w:tcPr>
+            <w:tcW w:w="1250" w:type="pct"/>
+          </w:tcPr>
+          <w:p>
+            <w:r>
+              <w:t>✓</w:t>
+            </w:r>
+          </w:p>
+        </w:tc>
+        <w:tc>
+          <w:tcPr>
+            <w:tcW w:w="1250" w:type="pct"/>
+          </w:tcPr>
+          <w:p>
+            <w:r>
+              <w:rPr>
+                <w:rFonts w:hint="eastAsia"/>
+              </w:rPr>
+              <w:t>現在代表元の詳細一覧</w:t>
             </w:r>
           </w:p>
         </w:tc>
@@ -39038,17 +40203,17 @@
           <w:p>
             <w:r>
               <w:lastRenderedPageBreak/>
-              <w:t>qrResolutionStatus</w:t>
-            </w:r>
-          </w:p>
-        </w:tc>
-        <w:tc>
-          <w:tcPr>
-            <w:tcW w:w="1250" w:type="pct"/>
-          </w:tcPr>
-          <w:p>
-            <w:r>
-              <w:t>string</w:t>
+              <w:t>listResults</w:t>
+            </w:r>
+          </w:p>
+        </w:tc>
+        <w:tc>
+          <w:tcPr>
+            <w:tcW w:w="1250" w:type="pct"/>
+          </w:tcPr>
+          <w:p>
+            <w:r>
+              <w:t>ListResultSummary[]</w:t>
             </w:r>
           </w:p>
         </w:tc>
@@ -39071,29 +40236,29 @@
               <w:rPr>
                 <w:rFonts w:hint="eastAsia"/>
               </w:rPr>
-              <w:t>QR 採否状態。`NONE` / `RESOLVED` / `CONFLICT`</w:t>
-            </w:r>
-          </w:p>
-        </w:tc>
-      </w:tr>
-      <w:tr>
-        <w:tc>
-          <w:tcPr>
-            <w:tcW w:w="1250" w:type="pct"/>
-          </w:tcPr>
-          <w:p>
-            <w:r>
-              <w:t>qrBindingCheckStatus</w:t>
-            </w:r>
-          </w:p>
-        </w:tc>
-        <w:tc>
-          <w:tcPr>
-            <w:tcW w:w="1250" w:type="pct"/>
-          </w:tcPr>
-          <w:p>
-            <w:r>
-              <w:t>string</w:t>
+              <w:t>対象リストごとの判定履歴一覧</w:t>
+            </w:r>
+          </w:p>
+        </w:tc>
+      </w:tr>
+      <w:tr>
+        <w:tc>
+          <w:tcPr>
+            <w:tcW w:w="1250" w:type="pct"/>
+          </w:tcPr>
+          <w:p>
+            <w:r>
+              <w:t>blockingReasons</w:t>
+            </w:r>
+          </w:p>
+        </w:tc>
+        <w:tc>
+          <w:tcPr>
+            <w:tcW w:w="1250" w:type="pct"/>
+          </w:tcPr>
+          <w:p>
+            <w:r>
+              <w:t>string[]</w:t>
             </w:r>
           </w:p>
         </w:tc>
@@ -39116,119 +40281,29 @@
               <w:rPr>
                 <w:rFonts w:hint="eastAsia"/>
               </w:rPr>
-              <w:t>原本確定時の QR 紐付け可否。`NO_QR` / `READY_TO_BIND` / `UNRESOLVED` / `DUPLICATED_IN_SESSION` / `NOT_ISSUED` / `DELETED` / `BOUND_OTHER_ASSET` / `FACILITY_MISMATCH`</w:t>
-            </w:r>
-          </w:p>
-        </w:tc>
-      </w:tr>
-      <w:tr>
-        <w:tc>
-          <w:tcPr>
-            <w:tcW w:w="1250" w:type="pct"/>
-          </w:tcPr>
-          <w:p>
-            <w:r>
-              <w:t>assetNo</w:t>
-            </w:r>
-          </w:p>
-        </w:tc>
-        <w:tc>
-          <w:tcPr>
-            <w:tcW w:w="1250" w:type="pct"/>
-          </w:tcPr>
-          <w:p>
-            <w:r>
-              <w:t>string</w:t>
-            </w:r>
-          </w:p>
-        </w:tc>
-        <w:tc>
-          <w:tcPr>
-            <w:tcW w:w="1250" w:type="pct"/>
-          </w:tcPr>
-          <w:p>
-            <w:r>
-              <w:t>-</w:t>
-            </w:r>
-          </w:p>
-        </w:tc>
-        <w:tc>
-          <w:tcPr>
-            <w:tcW w:w="1250" w:type="pct"/>
-          </w:tcPr>
-          <w:p>
-            <w:r>
-              <w:rPr>
-                <w:rFonts w:hint="eastAsia"/>
-              </w:rPr>
-              <w:t>資産番号</w:t>
-            </w:r>
-          </w:p>
-        </w:tc>
-      </w:tr>
-      <w:tr>
-        <w:tc>
-          <w:tcPr>
-            <w:tcW w:w="1250" w:type="pct"/>
-          </w:tcPr>
-          <w:p>
-            <w:r>
-              <w:t>equipmentNo</w:t>
-            </w:r>
-          </w:p>
-        </w:tc>
-        <w:tc>
-          <w:tcPr>
-            <w:tcW w:w="1250" w:type="pct"/>
-          </w:tcPr>
-          <w:p>
-            <w:r>
-              <w:t>string</w:t>
-            </w:r>
-          </w:p>
-        </w:tc>
-        <w:tc>
-          <w:tcPr>
-            <w:tcW w:w="1250" w:type="pct"/>
-          </w:tcPr>
-          <w:p>
-            <w:r>
-              <w:t>-</w:t>
-            </w:r>
-          </w:p>
-        </w:tc>
-        <w:tc>
-          <w:tcPr>
-            <w:tcW w:w="1250" w:type="pct"/>
-          </w:tcPr>
-          <w:p>
-            <w:r>
-              <w:rPr>
-                <w:rFonts w:hint="eastAsia"/>
-              </w:rPr>
-              <w:t>ME番号</w:t>
-            </w:r>
-          </w:p>
-        </w:tc>
-      </w:tr>
-      <w:tr>
-        <w:tc>
-          <w:tcPr>
-            <w:tcW w:w="1250" w:type="pct"/>
-          </w:tcPr>
-          <w:p>
-            <w:r>
-              <w:t>facilityLocationId</w:t>
-            </w:r>
-          </w:p>
-        </w:tc>
-        <w:tc>
-          <w:tcPr>
-            <w:tcW w:w="1250" w:type="pct"/>
-          </w:tcPr>
-          <w:p>
-            <w:r>
-              <w:t>int64|null</w:t>
+              <w:t>原本確定を阻害している理由コード一覧。例: `MISSING_CATEGORY_ID`、`QR_UNRESOLVED`、`QR_NOT_ISSUED`</w:t>
+            </w:r>
+          </w:p>
+        </w:tc>
+      </w:tr>
+      <w:tr>
+        <w:tc>
+          <w:tcPr>
+            <w:tcW w:w="1250" w:type="pct"/>
+          </w:tcPr>
+          <w:p>
+            <w:r>
+              <w:t>isOriginalReady</w:t>
+            </w:r>
+          </w:p>
+        </w:tc>
+        <w:tc>
+          <w:tcPr>
+            <w:tcW w:w="1250" w:type="pct"/>
+          </w:tcPr>
+          <w:p>
+            <w:r>
+              <w:t>boolean</w:t>
             </w:r>
           </w:p>
         </w:tc>
@@ -39251,1114 +40326,18 @@
               <w:rPr>
                 <w:rFonts w:hint="eastAsia"/>
               </w:rPr>
-              <w:t>原本生成に用いる施設ロケーションID</w:t>
-            </w:r>
-          </w:p>
-        </w:tc>
-      </w:tr>
-      <w:tr>
-        <w:tc>
-          <w:tcPr>
-            <w:tcW w:w="1250" w:type="pct"/>
-          </w:tcPr>
-          <w:p>
-            <w:r>
-              <w:t>assetName</w:t>
-            </w:r>
-          </w:p>
-        </w:tc>
-        <w:tc>
-          <w:tcPr>
-            <w:tcW w:w="1250" w:type="pct"/>
-          </w:tcPr>
-          <w:p>
-            <w:r>
-              <w:t>string|null</w:t>
-            </w:r>
-          </w:p>
-        </w:tc>
-        <w:tc>
-          <w:tcPr>
-            <w:tcW w:w="1250" w:type="pct"/>
-          </w:tcPr>
-          <w:p>
-            <w:r>
-              <w:t>✓</w:t>
-            </w:r>
-          </w:p>
-        </w:tc>
-        <w:tc>
-          <w:tcPr>
-            <w:tcW w:w="1250" w:type="pct"/>
-          </w:tcPr>
-          <w:p>
-            <w:r>
-              <w:rPr>
-                <w:rFonts w:hint="eastAsia"/>
-              </w:rPr>
-              <w:t>原本生成に用いる資産名</w:t>
-            </w:r>
-          </w:p>
-        </w:tc>
-      </w:tr>
-      <w:tr>
-        <w:tc>
-          <w:tcPr>
-            <w:tcW w:w="1250" w:type="pct"/>
-          </w:tcPr>
-          <w:p>
-            <w:r>
-              <w:t>departmentName</w:t>
-            </w:r>
-          </w:p>
-        </w:tc>
-        <w:tc>
-          <w:tcPr>
-            <w:tcW w:w="1250" w:type="pct"/>
-          </w:tcPr>
-          <w:p>
-            <w:r>
-              <w:t>string</w:t>
-            </w:r>
-          </w:p>
-        </w:tc>
-        <w:tc>
-          <w:tcPr>
-            <w:tcW w:w="1250" w:type="pct"/>
-          </w:tcPr>
-          <w:p>
-            <w:r>
-              <w:t>✓</w:t>
-            </w:r>
-          </w:p>
-        </w:tc>
-        <w:tc>
-          <w:tcPr>
-            <w:tcW w:w="1250" w:type="pct"/>
-          </w:tcPr>
-          <w:p>
-            <w:r>
-              <w:rPr>
-                <w:rFonts w:hint="eastAsia"/>
-              </w:rPr>
-              <w:t>共通部門名</w:t>
-            </w:r>
-          </w:p>
-        </w:tc>
-      </w:tr>
-      <w:tr>
-        <w:tc>
-          <w:tcPr>
-            <w:tcW w:w="1250" w:type="pct"/>
-          </w:tcPr>
-          <w:p>
-            <w:r>
-              <w:t>sectionName</w:t>
-            </w:r>
-          </w:p>
-        </w:tc>
-        <w:tc>
-          <w:tcPr>
-            <w:tcW w:w="1250" w:type="pct"/>
-          </w:tcPr>
-          <w:p>
-            <w:r>
-              <w:t>string</w:t>
-            </w:r>
-          </w:p>
-        </w:tc>
-        <w:tc>
-          <w:tcPr>
-            <w:tcW w:w="1250" w:type="pct"/>
-          </w:tcPr>
-          <w:p>
-            <w:r>
-              <w:t>✓</w:t>
-            </w:r>
-          </w:p>
-        </w:tc>
-        <w:tc>
-          <w:tcPr>
-            <w:tcW w:w="1250" w:type="pct"/>
-          </w:tcPr>
-          <w:p>
-            <w:r>
-              <w:rPr>
-                <w:rFonts w:hint="eastAsia"/>
-              </w:rPr>
-              <w:t>共通部署名</w:t>
-            </w:r>
-          </w:p>
-        </w:tc>
-      </w:tr>
-      <w:tr>
-        <w:tc>
-          <w:tcPr>
-            <w:tcW w:w="1250" w:type="pct"/>
-          </w:tcPr>
-          <w:p>
-            <w:r>
-              <w:t>roomName</w:t>
-            </w:r>
-          </w:p>
-        </w:tc>
-        <w:tc>
-          <w:tcPr>
-            <w:tcW w:w="1250" w:type="pct"/>
-          </w:tcPr>
-          <w:p>
-            <w:r>
-              <w:t>string</w:t>
-            </w:r>
-          </w:p>
-        </w:tc>
-        <w:tc>
-          <w:tcPr>
-            <w:tcW w:w="1250" w:type="pct"/>
-          </w:tcPr>
-          <w:p>
-            <w:r>
-              <w:t>-</w:t>
-            </w:r>
-          </w:p>
-        </w:tc>
-        <w:tc>
-          <w:tcPr>
-            <w:tcW w:w="1250" w:type="pct"/>
-          </w:tcPr>
-          <w:p>
-            <w:r>
-              <w:rPr>
-                <w:rFonts w:hint="eastAsia"/>
-              </w:rPr>
-              <w:t>室名</w:t>
-            </w:r>
-          </w:p>
-        </w:tc>
-      </w:tr>
-      <w:tr>
-        <w:tc>
-          <w:tcPr>
-            <w:tcW w:w="1250" w:type="pct"/>
-          </w:tcPr>
-          <w:p>
-            <w:r>
-              <w:t>categoryName</w:t>
-            </w:r>
-          </w:p>
-        </w:tc>
-        <w:tc>
-          <w:tcPr>
-            <w:tcW w:w="1250" w:type="pct"/>
-          </w:tcPr>
-          <w:p>
-            <w:r>
-              <w:t>string</w:t>
-            </w:r>
-          </w:p>
-        </w:tc>
-        <w:tc>
-          <w:tcPr>
-            <w:tcW w:w="1250" w:type="pct"/>
-          </w:tcPr>
-          <w:p>
-            <w:r>
-              <w:t>-</w:t>
-            </w:r>
-          </w:p>
-        </w:tc>
-        <w:tc>
-          <w:tcPr>
-            <w:tcW w:w="1250" w:type="pct"/>
-          </w:tcPr>
-          <w:p>
-            <w:r>
-              <w:rPr>
-                <w:rFonts w:hint="eastAsia"/>
-              </w:rPr>
-              <w:t>カテゴリ名</w:t>
-            </w:r>
-          </w:p>
-        </w:tc>
-      </w:tr>
-      <w:tr>
-        <w:tc>
-          <w:tcPr>
-            <w:tcW w:w="1250" w:type="pct"/>
-          </w:tcPr>
-          <w:p>
-            <w:r>
-              <w:t>largeClassName</w:t>
-            </w:r>
-          </w:p>
-        </w:tc>
-        <w:tc>
-          <w:tcPr>
-            <w:tcW w:w="1250" w:type="pct"/>
-          </w:tcPr>
-          <w:p>
-            <w:r>
-              <w:t>string</w:t>
-            </w:r>
-          </w:p>
-        </w:tc>
-        <w:tc>
-          <w:tcPr>
-            <w:tcW w:w="1250" w:type="pct"/>
-          </w:tcPr>
-          <w:p>
-            <w:r>
-              <w:t>-</w:t>
-            </w:r>
-          </w:p>
-        </w:tc>
-        <w:tc>
-          <w:tcPr>
-            <w:tcW w:w="1250" w:type="pct"/>
-          </w:tcPr>
-          <w:p>
-            <w:r>
-              <w:rPr>
-                <w:rFonts w:hint="eastAsia"/>
-              </w:rPr>
-              <w:t>大分類名</w:t>
-            </w:r>
-          </w:p>
-        </w:tc>
-      </w:tr>
-      <w:tr>
-        <w:tc>
-          <w:tcPr>
-            <w:tcW w:w="1250" w:type="pct"/>
-          </w:tcPr>
-          <w:p>
-            <w:r>
-              <w:t>mediumClassName</w:t>
-            </w:r>
-          </w:p>
-        </w:tc>
-        <w:tc>
-          <w:tcPr>
-            <w:tcW w:w="1250" w:type="pct"/>
-          </w:tcPr>
-          <w:p>
-            <w:r>
-              <w:t>string</w:t>
-            </w:r>
-          </w:p>
-        </w:tc>
-        <w:tc>
-          <w:tcPr>
-            <w:tcW w:w="1250" w:type="pct"/>
-          </w:tcPr>
-          <w:p>
-            <w:r>
-              <w:t>-</w:t>
-            </w:r>
-          </w:p>
-        </w:tc>
-        <w:tc>
-          <w:tcPr>
-            <w:tcW w:w="1250" w:type="pct"/>
-          </w:tcPr>
-          <w:p>
-            <w:r>
-              <w:rPr>
-                <w:rFonts w:hint="eastAsia"/>
-              </w:rPr>
-              <w:t>中分類名</w:t>
-            </w:r>
-          </w:p>
-        </w:tc>
-      </w:tr>
-      <w:tr>
-        <w:tc>
-          <w:tcPr>
-            <w:tcW w:w="1250" w:type="pct"/>
-          </w:tcPr>
-          <w:p>
-            <w:r>
-              <w:t>assetItemName</w:t>
-            </w:r>
-          </w:p>
-        </w:tc>
-        <w:tc>
-          <w:tcPr>
-            <w:tcW w:w="1250" w:type="pct"/>
-          </w:tcPr>
-          <w:p>
-            <w:r>
-              <w:t>string</w:t>
-            </w:r>
-          </w:p>
-        </w:tc>
-        <w:tc>
-          <w:tcPr>
-            <w:tcW w:w="1250" w:type="pct"/>
-          </w:tcPr>
-          <w:p>
-            <w:r>
-              <w:t>-</w:t>
-            </w:r>
-          </w:p>
-        </w:tc>
-        <w:tc>
-          <w:tcPr>
-            <w:tcW w:w="1250" w:type="pct"/>
-          </w:tcPr>
-          <w:p>
-            <w:r>
-              <w:rPr>
-                <w:rFonts w:hint="eastAsia"/>
-              </w:rPr>
-              <w:t>品目名</w:t>
-            </w:r>
-          </w:p>
-        </w:tc>
-      </w:tr>
-      <w:tr>
-        <w:tc>
-          <w:tcPr>
-            <w:tcW w:w="1250" w:type="pct"/>
-          </w:tcPr>
-          <w:p>
-            <w:r>
-              <w:t>manufacturerName</w:t>
-            </w:r>
-          </w:p>
-        </w:tc>
-        <w:tc>
-          <w:tcPr>
-            <w:tcW w:w="1250" w:type="pct"/>
-          </w:tcPr>
-          <w:p>
-            <w:r>
-              <w:t>string</w:t>
-            </w:r>
-          </w:p>
-        </w:tc>
-        <w:tc>
-          <w:tcPr>
-            <w:tcW w:w="1250" w:type="pct"/>
-          </w:tcPr>
-          <w:p>
-            <w:r>
-              <w:t>-</w:t>
-            </w:r>
-          </w:p>
-        </w:tc>
-        <w:tc>
-          <w:tcPr>
-            <w:tcW w:w="1250" w:type="pct"/>
-          </w:tcPr>
-          <w:p>
-            <w:r>
-              <w:rPr>
-                <w:rFonts w:hint="eastAsia"/>
-              </w:rPr>
-              <w:t>メーカー名</w:t>
-            </w:r>
-          </w:p>
-        </w:tc>
-      </w:tr>
-      <w:tr>
-        <w:tc>
-          <w:tcPr>
-            <w:tcW w:w="1250" w:type="pct"/>
-          </w:tcPr>
-          <w:p>
-            <w:r>
-              <w:t>modelName</w:t>
-            </w:r>
-          </w:p>
-        </w:tc>
-        <w:tc>
-          <w:tcPr>
-            <w:tcW w:w="1250" w:type="pct"/>
-          </w:tcPr>
-          <w:p>
-            <w:r>
-              <w:t>string</w:t>
-            </w:r>
-          </w:p>
-        </w:tc>
-        <w:tc>
-          <w:tcPr>
-            <w:tcW w:w="1250" w:type="pct"/>
-          </w:tcPr>
-          <w:p>
-            <w:r>
-              <w:t>-</w:t>
-            </w:r>
-          </w:p>
-        </w:tc>
-        <w:tc>
-          <w:tcPr>
-            <w:tcW w:w="1250" w:type="pct"/>
-          </w:tcPr>
-          <w:p>
-            <w:r>
-              <w:rPr>
-                <w:rFonts w:hint="eastAsia"/>
-              </w:rPr>
-              <w:t>型式名</w:t>
-            </w:r>
-          </w:p>
-        </w:tc>
-      </w:tr>
-      <w:tr>
-        <w:tc>
-          <w:tcPr>
-            <w:tcW w:w="1250" w:type="pct"/>
-          </w:tcPr>
-          <w:p>
-            <w:r>
-              <w:t>serialNo</w:t>
-            </w:r>
-          </w:p>
-        </w:tc>
-        <w:tc>
-          <w:tcPr>
-            <w:tcW w:w="1250" w:type="pct"/>
-          </w:tcPr>
-          <w:p>
-            <w:r>
-              <w:t>string</w:t>
-            </w:r>
-          </w:p>
-        </w:tc>
-        <w:tc>
-          <w:tcPr>
-            <w:tcW w:w="1250" w:type="pct"/>
-          </w:tcPr>
-          <w:p>
-            <w:r>
-              <w:t>-</w:t>
-            </w:r>
-          </w:p>
-        </w:tc>
-        <w:tc>
-          <w:tcPr>
-            <w:tcW w:w="1250" w:type="pct"/>
-          </w:tcPr>
-          <w:p>
-            <w:r>
-              <w:rPr>
-                <w:rFonts w:hint="eastAsia"/>
-              </w:rPr>
-              <w:t>シリアル番号</w:t>
-            </w:r>
-          </w:p>
-        </w:tc>
-      </w:tr>
-      <w:tr>
-        <w:tc>
-          <w:tcPr>
-            <w:tcW w:w="1250" w:type="pct"/>
-          </w:tcPr>
-          <w:p>
-            <w:r>
-              <w:t>detailType</w:t>
-            </w:r>
-          </w:p>
-        </w:tc>
-        <w:tc>
-          <w:tcPr>
-            <w:tcW w:w="1250" w:type="pct"/>
-          </w:tcPr>
-          <w:p>
-            <w:r>
-              <w:t>string|null</w:t>
-            </w:r>
-          </w:p>
-        </w:tc>
-        <w:tc>
-          <w:tcPr>
-            <w:tcW w:w="1250" w:type="pct"/>
-          </w:tcPr>
-          <w:p>
-            <w:r>
-              <w:t>✓</w:t>
-            </w:r>
-          </w:p>
-        </w:tc>
-        <w:tc>
-          <w:tcPr>
-            <w:tcW w:w="1250" w:type="pct"/>
-          </w:tcPr>
-          <w:p>
-            <w:r>
-              <w:rPr>
-                <w:rFonts w:hint="eastAsia"/>
-              </w:rPr>
-              <w:t xml:space="preserve">原本生成に用いる明細区分。`MAIN` / </w:t>
-            </w:r>
-            <w:r>
-              <w:rPr>
-                <w:rFonts w:hint="eastAsia"/>
-              </w:rPr>
-              <w:lastRenderedPageBreak/>
-              <w:t>`DETAIL` / `ACCESSORY`</w:t>
-            </w:r>
-          </w:p>
-        </w:tc>
-      </w:tr>
-      <w:tr>
-        <w:tc>
-          <w:tcPr>
-            <w:tcW w:w="1250" w:type="pct"/>
-          </w:tcPr>
-          <w:p>
-            <w:r>
-              <w:lastRenderedPageBreak/>
-              <w:t>parentAssetDataMatchingItemId</w:t>
-            </w:r>
-          </w:p>
-        </w:tc>
-        <w:tc>
-          <w:tcPr>
-            <w:tcW w:w="1250" w:type="pct"/>
-          </w:tcPr>
-          <w:p>
-            <w:r>
-              <w:t>int64|null</w:t>
-            </w:r>
-          </w:p>
-        </w:tc>
-        <w:tc>
-          <w:tcPr>
-            <w:tcW w:w="1250" w:type="pct"/>
-          </w:tcPr>
-          <w:p>
-            <w:r>
-              <w:t>✓</w:t>
-            </w:r>
-          </w:p>
-        </w:tc>
-        <w:tc>
-          <w:tcPr>
-            <w:tcW w:w="1250" w:type="pct"/>
-          </w:tcPr>
-          <w:p>
-            <w:r>
-              <w:rPr>
-                <w:rFonts w:hint="eastAsia"/>
-              </w:rPr>
-              <w:t>親統合リスト行ID</w:t>
-            </w:r>
-          </w:p>
-        </w:tc>
-      </w:tr>
-      <w:tr>
-        <w:tc>
-          <w:tcPr>
-            <w:tcW w:w="1250" w:type="pct"/>
-          </w:tcPr>
-          <w:p>
-            <w:r>
-              <w:t>quantity</w:t>
-            </w:r>
-          </w:p>
-        </w:tc>
-        <w:tc>
-          <w:tcPr>
-            <w:tcW w:w="1250" w:type="pct"/>
-          </w:tcPr>
-          <w:p>
-            <w:r>
-              <w:t>int32</w:t>
-            </w:r>
-          </w:p>
-        </w:tc>
-        <w:tc>
-          <w:tcPr>
-            <w:tcW w:w="1250" w:type="pct"/>
-          </w:tcPr>
-          <w:p>
-            <w:r>
-              <w:t>✓</w:t>
-            </w:r>
-          </w:p>
-        </w:tc>
-        <w:tc>
-          <w:tcPr>
-            <w:tcW w:w="1250" w:type="pct"/>
-          </w:tcPr>
-          <w:p>
-            <w:r>
-              <w:rPr>
-                <w:rFonts w:hint="eastAsia"/>
-              </w:rPr>
-              <w:t>数量</w:t>
-            </w:r>
-          </w:p>
-        </w:tc>
-      </w:tr>
-      <w:tr>
-        <w:tc>
-          <w:tcPr>
-            <w:tcW w:w="1250" w:type="pct"/>
-          </w:tcPr>
-          <w:p>
-            <w:r>
-              <w:t>unit</w:t>
-            </w:r>
-          </w:p>
-        </w:tc>
-        <w:tc>
-          <w:tcPr>
-            <w:tcW w:w="1250" w:type="pct"/>
-          </w:tcPr>
-          <w:p>
-            <w:r>
-              <w:t>string|null</w:t>
-            </w:r>
-          </w:p>
-        </w:tc>
-        <w:tc>
-          <w:tcPr>
-            <w:tcW w:w="1250" w:type="pct"/>
-          </w:tcPr>
-          <w:p>
-            <w:r>
-              <w:t>✓</w:t>
-            </w:r>
-          </w:p>
-        </w:tc>
-        <w:tc>
-          <w:tcPr>
-            <w:tcW w:w="1250" w:type="pct"/>
-          </w:tcPr>
-          <w:p>
-            <w:r>
-              <w:rPr>
-                <w:rFonts w:hint="eastAsia"/>
-              </w:rPr>
-              <w:t>数量単位</w:t>
-            </w:r>
-          </w:p>
-        </w:tc>
-      </w:tr>
-      <w:tr>
-        <w:tc>
-          <w:tcPr>
-            <w:tcW w:w="1250" w:type="pct"/>
-          </w:tcPr>
-          <w:p>
-            <w:r>
-              <w:t>purchasedOn</w:t>
-            </w:r>
-          </w:p>
-        </w:tc>
-        <w:tc>
-          <w:tcPr>
-            <w:tcW w:w="1250" w:type="pct"/>
-          </w:tcPr>
-          <w:p>
-            <w:r>
-              <w:t>date</w:t>
-            </w:r>
-          </w:p>
-        </w:tc>
-        <w:tc>
-          <w:tcPr>
-            <w:tcW w:w="1250" w:type="pct"/>
-          </w:tcPr>
-          <w:p>
-            <w:r>
-              <w:t>-</w:t>
-            </w:r>
-          </w:p>
-        </w:tc>
-        <w:tc>
-          <w:tcPr>
-            <w:tcW w:w="1250" w:type="pct"/>
-          </w:tcPr>
-          <w:p>
-            <w:r>
-              <w:rPr>
-                <w:rFonts w:hint="eastAsia"/>
-              </w:rPr>
-              <w:t>購入日</w:t>
-            </w:r>
-          </w:p>
-        </w:tc>
-      </w:tr>
-      <w:tr>
-        <w:tc>
-          <w:tcPr>
-            <w:tcW w:w="1250" w:type="pct"/>
-          </w:tcPr>
-          <w:p>
-            <w:r>
-              <w:t>sourceSummary</w:t>
-            </w:r>
-          </w:p>
-        </w:tc>
-        <w:tc>
-          <w:tcPr>
-            <w:tcW w:w="1250" w:type="pct"/>
-          </w:tcPr>
-          <w:p>
-            <w:r>
-              <w:t>string</w:t>
-            </w:r>
-          </w:p>
-        </w:tc>
-        <w:tc>
-          <w:tcPr>
-            <w:tcW w:w="1250" w:type="pct"/>
-          </w:tcPr>
-          <w:p>
-            <w:r>
-              <w:t>-</w:t>
-            </w:r>
-          </w:p>
-        </w:tc>
-        <w:tc>
-          <w:tcPr>
-            <w:tcW w:w="1250" w:type="pct"/>
-          </w:tcPr>
-          <w:p>
-            <w:r>
-              <w:rPr>
-                <w:rFonts w:hint="eastAsia"/>
-              </w:rPr>
-              <w:t>統合元サマリ</w:t>
-            </w:r>
-          </w:p>
-        </w:tc>
-      </w:tr>
-      <w:tr>
-        <w:tc>
-          <w:tcPr>
-            <w:tcW w:w="1250" w:type="pct"/>
-          </w:tcPr>
-          <w:p>
-            <w:r>
-              <w:t>sourcePhotoCount</w:t>
-            </w:r>
-          </w:p>
-        </w:tc>
-        <w:tc>
-          <w:tcPr>
-            <w:tcW w:w="1250" w:type="pct"/>
-          </w:tcPr>
-          <w:p>
-            <w:r>
-              <w:t>int32</w:t>
-            </w:r>
-          </w:p>
-        </w:tc>
-        <w:tc>
-          <w:tcPr>
-            <w:tcW w:w="1250" w:type="pct"/>
-          </w:tcPr>
-          <w:p>
-            <w:r>
-              <w:t>✓</w:t>
-            </w:r>
-          </w:p>
-        </w:tc>
-        <w:tc>
-          <w:tcPr>
-            <w:tcW w:w="1250" w:type="pct"/>
-          </w:tcPr>
-          <w:p>
-            <w:r>
-              <w:rPr>
-                <w:rFonts w:hint="eastAsia"/>
-              </w:rPr>
-              <w:t>現在の `SURVEY_RECORD` 元レコードに紐づく非削除調査写真件数。未確定時は原本確定時の写真引継ぎ候補件数</w:t>
-            </w:r>
-          </w:p>
-        </w:tc>
-      </w:tr>
-      <w:tr>
-        <w:tc>
-          <w:tcPr>
-            <w:tcW w:w="1250" w:type="pct"/>
-          </w:tcPr>
-          <w:p>
-            <w:r>
-              <w:t>assetPhotoCount</w:t>
-            </w:r>
-          </w:p>
-        </w:tc>
-        <w:tc>
-          <w:tcPr>
-            <w:tcW w:w="1250" w:type="pct"/>
-          </w:tcPr>
-          <w:p>
-            <w:r>
-              <w:t>int32</w:t>
-            </w:r>
-          </w:p>
-        </w:tc>
-        <w:tc>
-          <w:tcPr>
-            <w:tcW w:w="1250" w:type="pct"/>
-          </w:tcPr>
-          <w:p>
-            <w:r>
-              <w:t>✓</w:t>
-            </w:r>
-          </w:p>
-        </w:tc>
-        <w:tc>
-          <w:tcPr>
-            <w:tcW w:w="1250" w:type="pct"/>
-          </w:tcPr>
-          <w:p>
-            <w:r>
-              <w:rPr>
-                <w:rFonts w:hint="eastAsia"/>
-              </w:rPr>
-              <w:t>原本確定後に当該 `assetLedgerId` へ作成された資産写真件数。未確定時は 0</w:t>
-            </w:r>
-          </w:p>
-        </w:tc>
-      </w:tr>
-      <w:tr>
-        <w:tc>
-          <w:tcPr>
-            <w:tcW w:w="1250" w:type="pct"/>
-          </w:tcPr>
-          <w:p>
-            <w:r>
-              <w:t>primaryAssetPhotoDocumentId</w:t>
-            </w:r>
-          </w:p>
-        </w:tc>
-        <w:tc>
-          <w:tcPr>
-            <w:tcW w:w="1250" w:type="pct"/>
-          </w:tcPr>
-          <w:p>
-            <w:r>
-              <w:t>int64|null</w:t>
-            </w:r>
-          </w:p>
-        </w:tc>
-        <w:tc>
-          <w:tcPr>
-            <w:tcW w:w="1250" w:type="pct"/>
-          </w:tcPr>
-          <w:p>
-            <w:r>
-              <w:t>✓</w:t>
-            </w:r>
-          </w:p>
-        </w:tc>
-        <w:tc>
-          <w:tcPr>
-            <w:tcW w:w="1250" w:type="pct"/>
-          </w:tcPr>
-          <w:p>
-            <w:r>
-              <w:rPr>
-                <w:rFonts w:hint="eastAsia"/>
-              </w:rPr>
-              <w:t>原本確定後に代表資産写真となった `application_documents.application_document_id`。未確定または写真なしの場合は null</w:t>
-            </w:r>
-          </w:p>
-        </w:tc>
-      </w:tr>
-      <w:tr>
-        <w:tc>
-          <w:tcPr>
-            <w:tcW w:w="1250" w:type="pct"/>
-          </w:tcPr>
-          <w:p>
-            <w:r>
-              <w:t>sourceDetails</w:t>
-            </w:r>
-          </w:p>
-        </w:tc>
-        <w:tc>
-          <w:tcPr>
-            <w:tcW w:w="1250" w:type="pct"/>
-          </w:tcPr>
-          <w:p>
-            <w:r>
-              <w:t>SourceDetail[]</w:t>
-            </w:r>
-          </w:p>
-        </w:tc>
-        <w:tc>
-          <w:tcPr>
-            <w:tcW w:w="1250" w:type="pct"/>
-          </w:tcPr>
-          <w:p>
-            <w:r>
-              <w:t>✓</w:t>
-            </w:r>
-          </w:p>
-        </w:tc>
-        <w:tc>
-          <w:tcPr>
-            <w:tcW w:w="1250" w:type="pct"/>
-          </w:tcPr>
-          <w:p>
-            <w:r>
-              <w:rPr>
-                <w:rFonts w:hint="eastAsia"/>
-              </w:rPr>
-              <w:t>現在代表元の詳細一覧</w:t>
-            </w:r>
-          </w:p>
-        </w:tc>
-      </w:tr>
-      <w:tr>
-        <w:tc>
-          <w:tcPr>
-            <w:tcW w:w="1250" w:type="pct"/>
-          </w:tcPr>
-          <w:p>
-            <w:r>
-              <w:t>listResults</w:t>
-            </w:r>
-          </w:p>
-        </w:tc>
-        <w:tc>
-          <w:tcPr>
-            <w:tcW w:w="1250" w:type="pct"/>
-          </w:tcPr>
-          <w:p>
-            <w:r>
-              <w:t>ListResultSummary[]</w:t>
-            </w:r>
-          </w:p>
-        </w:tc>
-        <w:tc>
-          <w:tcPr>
-            <w:tcW w:w="1250" w:type="pct"/>
-          </w:tcPr>
-          <w:p>
-            <w:r>
-              <w:t>✓</w:t>
-            </w:r>
-          </w:p>
-        </w:tc>
-        <w:tc>
-          <w:tcPr>
-            <w:tcW w:w="1250" w:type="pct"/>
-          </w:tcPr>
-          <w:p>
-            <w:r>
-              <w:rPr>
-                <w:rFonts w:hint="eastAsia"/>
-              </w:rPr>
-              <w:t>対象リストごとの判定履歴一覧</w:t>
-            </w:r>
-          </w:p>
-        </w:tc>
-      </w:tr>
-      <w:tr>
-        <w:tc>
-          <w:tcPr>
-            <w:tcW w:w="1250" w:type="pct"/>
-          </w:tcPr>
-          <w:p>
-            <w:r>
-              <w:t>blockingReasons</w:t>
-            </w:r>
-          </w:p>
-        </w:tc>
-        <w:tc>
-          <w:tcPr>
-            <w:tcW w:w="1250" w:type="pct"/>
-          </w:tcPr>
-          <w:p>
-            <w:r>
-              <w:t>string[]</w:t>
-            </w:r>
-          </w:p>
-        </w:tc>
-        <w:tc>
-          <w:tcPr>
-            <w:tcW w:w="1250" w:type="pct"/>
-          </w:tcPr>
-          <w:p>
-            <w:r>
-              <w:t>✓</w:t>
-            </w:r>
-          </w:p>
-        </w:tc>
-        <w:tc>
-          <w:tcPr>
-            <w:tcW w:w="1250" w:type="pct"/>
-          </w:tcPr>
-          <w:p>
-            <w:r>
-              <w:rPr>
-                <w:rFonts w:hint="eastAsia"/>
-              </w:rPr>
-              <w:t>原本確定を阻害している理由コード一覧。例: `MISSING_CATEGORY_ID`、`QR_UNRESOLVED`、`QR_NOT_ISSUED`</w:t>
-            </w:r>
-          </w:p>
-        </w:tc>
-      </w:tr>
-      <w:tr>
-        <w:tc>
-          <w:tcPr>
-            <w:tcW w:w="1250" w:type="pct"/>
-          </w:tcPr>
-          <w:p>
-            <w:r>
-              <w:t>isOriginalReady</w:t>
-            </w:r>
-          </w:p>
-        </w:tc>
-        <w:tc>
-          <w:tcPr>
-            <w:tcW w:w="1250" w:type="pct"/>
-          </w:tcPr>
-          <w:p>
-            <w:r>
-              <w:t>boolean</w:t>
-            </w:r>
-          </w:p>
-        </w:tc>
-        <w:tc>
-          <w:tcPr>
-            <w:tcW w:w="1250" w:type="pct"/>
-          </w:tcPr>
-          <w:p>
-            <w:r>
-              <w:t>✓</w:t>
-            </w:r>
-          </w:p>
-        </w:tc>
-        <w:tc>
-          <w:tcPr>
-            <w:tcW w:w="1250" w:type="pct"/>
-          </w:tcPr>
-          <w:p>
-            <w:r>
-              <w:rPr>
-                <w:rFonts w:hint="eastAsia"/>
-              </w:rPr>
-              <w:t>原本確定必須項目と QR 解決・紐付け可否</w:t>
-            </w:r>
-            <w:r>
-              <w:rPr>
-                <w:rFonts w:hint="eastAsia"/>
-              </w:rPr>
-              <w:lastRenderedPageBreak/>
-              <w:t>の両方を満たす場合は true</w:t>
-            </w:r>
-          </w:p>
-        </w:tc>
-      </w:tr>
-      <w:tr>
-        <w:tc>
-          <w:tcPr>
-            <w:tcW w:w="1250" w:type="pct"/>
-          </w:tcPr>
-          <w:p>
-            <w:r>
-              <w:lastRenderedPageBreak/>
+              <w:t>原本確定必須項目と QR 解決・紐付け可否の両方を満たす場合は true</w:t>
+            </w:r>
+          </w:p>
+        </w:tc>
+      </w:tr>
+      <w:tr>
+        <w:tc>
+          <w:tcPr>
+            <w:tcW w:w="1250" w:type="pct"/>
+          </w:tcPr>
+          <w:p>
+            <w:r>
               <w:t>missingRequiredFields</w:t>
             </w:r>
           </w:p>
@@ -40783,18 +40762,26 @@
               <w:rPr>
                 <w:rFonts w:hint="eastAsia"/>
               </w:rPr>
-              <w:t>`sourceType='SURVEY_RECORD'` の場合は当該調査レコードの QR 識別子、`IMPORT_ROW` の場合は null</w:t>
-            </w:r>
-          </w:p>
-        </w:tc>
-      </w:tr>
-      <w:tr>
-        <w:tc>
-          <w:tcPr>
-            <w:tcW w:w="1250" w:type="pct"/>
-          </w:tcPr>
-          <w:p>
-            <w:r>
+              <w:t>`sourceType='SURVEY_RECORD'` の場合は当該調査レコ</w:t>
+            </w:r>
+            <w:r>
+              <w:rPr>
+                <w:rFonts w:hint="eastAsia"/>
+              </w:rPr>
+              <w:lastRenderedPageBreak/>
+              <w:t>ードの QR 識別子、`IMPORT_ROW` の場合は null</w:t>
+            </w:r>
+          </w:p>
+        </w:tc>
+      </w:tr>
+      <w:tr>
+        <w:tc>
+          <w:tcPr>
+            <w:tcW w:w="1250" w:type="pct"/>
+          </w:tcPr>
+          <w:p>
+            <w:r>
+              <w:lastRenderedPageBreak/>
               <w:t>sourcePhotoDocumentIds</w:t>
             </w:r>
           </w:p>
@@ -40828,26 +40815,18 @@
               <w:rPr>
                 <w:rFonts w:hint="eastAsia"/>
               </w:rPr>
-              <w:t xml:space="preserve">`sourceType='SURVEY_RECORD'` の場合は当該調査レコードに紐づく非削除調査写真の `application_document_id` </w:t>
-            </w:r>
-            <w:r>
-              <w:rPr>
-                <w:rFonts w:hint="eastAsia"/>
-              </w:rPr>
-              <w:lastRenderedPageBreak/>
-              <w:t>一覧、`IMPORT_ROW` の場合は空配列</w:t>
-            </w:r>
-          </w:p>
-        </w:tc>
-      </w:tr>
-      <w:tr>
-        <w:tc>
-          <w:tcPr>
-            <w:tcW w:w="1250" w:type="pct"/>
-          </w:tcPr>
-          <w:p>
-            <w:r>
-              <w:lastRenderedPageBreak/>
+              <w:t>`sourceType='SURVEY_RECORD'` の場合は当該調査レコードに紐づく非削除調査写真の `application_document_id` 一覧、`IMPORT_ROW` の場合は空配列</w:t>
+            </w:r>
+          </w:p>
+        </w:tc>
+      </w:tr>
+      <w:tr>
+        <w:tc>
+          <w:tcPr>
+            <w:tcW w:w="1250" w:type="pct"/>
+          </w:tcPr>
+          <w:p>
+            <w:r>
               <w:t>sourcePrimaryPhotoDocumentId</w:t>
             </w:r>
           </w:p>
@@ -41329,6 +41308,7 @@
           </w:tcPr>
           <w:p>
             <w:r>
+              <w:lastRenderedPageBreak/>
               <w:t>decisionNote</w:t>
             </w:r>
           </w:p>
@@ -41556,12 +41536,11 @@
           <w:rFonts w:hint="eastAsia"/>
         </w:rPr>
       </w:pPr>
-      <w:bookmarkStart w:id="74" w:name="_Toc231141915"/>
+      <w:bookmarkStart w:id="74" w:name="_Toc231322186"/>
       <w:r>
         <w:rPr>
           <w:rFonts w:hint="eastAsia"/>
         </w:rPr>
-        <w:lastRenderedPageBreak/>
         <w:t>ステータスコード</w:t>
       </w:r>
       <w:bookmarkEnd w:id="74"/>
@@ -41903,11 +41882,12 @@
           <w:rFonts w:hint="eastAsia"/>
         </w:rPr>
       </w:pPr>
-      <w:bookmarkStart w:id="75" w:name="_Toc231141916"/>
+      <w:bookmarkStart w:id="75" w:name="_Toc231322187"/>
       <w:r>
         <w:rPr>
           <w:rFonts w:hint="eastAsia"/>
         </w:rPr>
+        <w:lastRenderedPageBreak/>
         <w:t>第6章 原本生成マッピングルール</w:t>
       </w:r>
       <w:bookmarkEnd w:id="75"/>
@@ -41919,7 +41899,7 @@
           <w:rFonts w:hint="eastAsia"/>
         </w:rPr>
       </w:pPr>
-      <w:bookmarkStart w:id="76" w:name="_Toc231141917"/>
+      <w:bookmarkStart w:id="76" w:name="_Toc231322188"/>
       <w:r>
         <w:rPr>
           <w:rFonts w:hint="eastAsia"/>
@@ -42079,14 +42059,119 @@
               <w:rPr>
                 <w:rFonts w:hint="eastAsia"/>
               </w:rPr>
-              <w:t>現在代表台帳行がある場合は `selected_ship_asset_master_id` → `suggested_ship_asset_master_id` → 既存代表行値。代表台帳行が</w:t>
+              <w:t>現在代表台帳行がある場合は `selected_ship_asset_master_id` → `suggested_ship_asset_master_id` → 既存代表行値。代表台帳行がない現有品調査のみの行では `asset_survey_records.ship_asset_master_id` を採用する。いずれも未設定の場合は NULL</w:t>
+            </w:r>
+          </w:p>
+        </w:tc>
+      </w:tr>
+      <w:tr>
+        <w:tc>
+          <w:tcPr>
+            <w:tcW w:w="1666" w:type="pct"/>
+          </w:tcPr>
+          <w:p>
+            <w:r>
+              <w:t>large_class_id / large_class_name</w:t>
+            </w:r>
+          </w:p>
+        </w:tc>
+        <w:tc>
+          <w:tcPr>
+            <w:tcW w:w="1667" w:type="pct"/>
+          </w:tcPr>
+          <w:p>
+            <w:r>
+              <w:t>`asset_import_rows`</w:t>
+            </w:r>
+          </w:p>
+        </w:tc>
+        <w:tc>
+          <w:tcPr>
+            <w:tcW w:w="1667" w:type="pct"/>
+          </w:tcPr>
+          <w:p>
+            <w:r>
+              <w:rPr>
+                <w:rFonts w:hint="eastAsia"/>
+              </w:rPr>
+              <w:t>`selected_large_class_*` → `suggested_large_class_*` → 既存代表行値。未確認追加行で補完元がなければ NULL を許容する</w:t>
+            </w:r>
+          </w:p>
+        </w:tc>
+      </w:tr>
+      <w:tr>
+        <w:tc>
+          <w:tcPr>
+            <w:tcW w:w="1666" w:type="pct"/>
+          </w:tcPr>
+          <w:p>
+            <w:r>
+              <w:t>medium_class_id / medium_class_name</w:t>
+            </w:r>
+          </w:p>
+        </w:tc>
+        <w:tc>
+          <w:tcPr>
+            <w:tcW w:w="1667" w:type="pct"/>
+          </w:tcPr>
+          <w:p>
+            <w:r>
+              <w:t>`asset_import_rows`</w:t>
+            </w:r>
+          </w:p>
+        </w:tc>
+        <w:tc>
+          <w:tcPr>
+            <w:tcW w:w="1667" w:type="pct"/>
+          </w:tcPr>
+          <w:p>
+            <w:r>
+              <w:rPr>
+                <w:rFonts w:hint="eastAsia"/>
+              </w:rPr>
+              <w:t>`selected_medium_class_*` → `suggested_medium_class_*` → 既存代表行値。未確認追加行で補完元がなければ NULL を許容する</w:t>
+            </w:r>
+          </w:p>
+        </w:tc>
+      </w:tr>
+      <w:tr>
+        <w:tc>
+          <w:tcPr>
+            <w:tcW w:w="1666" w:type="pct"/>
+          </w:tcPr>
+          <w:p>
+            <w:r>
+              <w:t>asset_item_id / asset_item_name</w:t>
+            </w:r>
+          </w:p>
+        </w:tc>
+        <w:tc>
+          <w:tcPr>
+            <w:tcW w:w="1667" w:type="pct"/>
+          </w:tcPr>
+          <w:p>
+            <w:r>
+              <w:t>`asset_import_rows`</w:t>
+            </w:r>
+          </w:p>
+        </w:tc>
+        <w:tc>
+          <w:tcPr>
+            <w:tcW w:w="1667" w:type="pct"/>
+          </w:tcPr>
+          <w:p>
+            <w:r>
+              <w:rPr>
+                <w:rFonts w:hint="eastAsia"/>
+              </w:rPr>
+              <w:t>`selected_asset_item_*` → `suggested_asset_item_*` → 既存代表行値。未</w:t>
             </w:r>
             <w:r>
               <w:rPr>
                 <w:rFonts w:hint="eastAsia"/>
               </w:rPr>
               <w:lastRenderedPageBreak/>
-              <w:t>ない現有品調査のみの行では `asset_survey_records.ship_asset_master_id` を採用する。いずれも未設定の場合は NULL</w:t>
+              <w:t>確認追加行で補完元がなければ NULL を許容する</w:t>
             </w:r>
           </w:p>
         </w:tc>
@@ -42099,7 +42184,7 @@
           <w:p>
             <w:r>
               <w:lastRenderedPageBreak/>
-              <w:t>large_class_id / large_class_name</w:t>
+              <w:t>manufacturer_id / manufacturer_name</w:t>
             </w:r>
           </w:p>
         </w:tc>
@@ -42122,7 +42207,7 @@
               <w:rPr>
                 <w:rFonts w:hint="eastAsia"/>
               </w:rPr>
-              <w:t>`selected_large_class_*` → `suggested_large_class_*` → 既存代表行値。未確認追加行で補完元がなければ NULL を許容する</w:t>
+              <w:t>`selected_manufacturer_*` → `suggested_manufacturer_*` → 既存代表行値。未確認追加行でいずれもない場合、名称のみ `parsed_manufacturer_name` を補完値として利用する</w:t>
             </w:r>
           </w:p>
         </w:tc>
@@ -42134,7 +42219,7 @@
           </w:tcPr>
           <w:p>
             <w:r>
-              <w:t>medium_class_id / medium_class_name</w:t>
+              <w:t>model_id / model_name</w:t>
             </w:r>
           </w:p>
         </w:tc>
@@ -42157,7 +42242,7 @@
               <w:rPr>
                 <w:rFonts w:hint="eastAsia"/>
               </w:rPr>
-              <w:t>`selected_medium_class_*` → `suggested_medium_class_*` → 既存代表行値。未確認追加行で補完元がなければ NULL を許容する</w:t>
+              <w:t>`selected_model_*` → `suggested_model_*` → 既存代表行値。未確認追加行でいずれもない場合、名称のみ `parsed_model_name` を補完値として利用する</w:t>
             </w:r>
           </w:p>
         </w:tc>
@@ -42169,7 +42254,7 @@
           </w:tcPr>
           <w:p>
             <w:r>
-              <w:t>asset_item_id / asset_item_name</w:t>
+              <w:t>asset_name</w:t>
             </w:r>
           </w:p>
         </w:tc>
@@ -42179,7 +42264,10 @@
           </w:tcPr>
           <w:p>
             <w:r>
-              <w:t>`asset_import_rows`</w:t>
+              <w:rPr>
+                <w:rFonts w:hint="eastAsia"/>
+              </w:rPr>
+              <w:t>`asset_import_rows` と既存 snapshot</w:t>
             </w:r>
           </w:p>
         </w:tc>
@@ -42192,7 +42280,7 @@
               <w:rPr>
                 <w:rFonts w:hint="eastAsia"/>
               </w:rPr>
-              <w:t>`selected_asset_item_*` → `suggested_asset_item_*` → 既存代表行値。未確認追加行で補完元がなければ NULL を許容する</w:t>
+              <w:t>`parsed_asset_name` → 既存 `asset_name` → `asset_item_name`。未確認追加行では `parsed_asset_name` → `selected_asset_item_name` → `suggested_asset_item_name` の順で補完する</w:t>
             </w:r>
           </w:p>
         </w:tc>
@@ -42204,7 +42292,7 @@
           </w:tcPr>
           <w:p>
             <w:r>
-              <w:t>manufacturer_id / manufacturer_name</w:t>
+              <w:t>unit</w:t>
             </w:r>
           </w:p>
         </w:tc>
@@ -42214,7 +42302,10 @@
           </w:tcPr>
           <w:p>
             <w:r>
-              <w:t>`asset_import_rows`</w:t>
+              <w:rPr>
+                <w:rFonts w:hint="eastAsia"/>
+              </w:rPr>
+              <w:t>`asset_import_rows` と既存 snapshot</w:t>
             </w:r>
           </w:p>
         </w:tc>
@@ -42227,7 +42318,7 @@
               <w:rPr>
                 <w:rFonts w:hint="eastAsia"/>
               </w:rPr>
-              <w:t>`selected_manufacturer_*` → `suggested_manufacturer_*` → 既存代表行値。未確認追加行でいずれもない場合、名称のみ `parsed_manufacturer_name` を補完値として利用する</w:t>
+              <w:t>`parsed_unit` → 既存 `unit`。未確認追加行で値がなければ NULL を許容する</w:t>
             </w:r>
           </w:p>
         </w:tc>
@@ -42239,7 +42330,7 @@
           </w:tcPr>
           <w:p>
             <w:r>
-              <w:t>model_id / model_name</w:t>
+              <w:t>quantity</w:t>
             </w:r>
           </w:p>
         </w:tc>
@@ -42249,7 +42340,10 @@
           </w:tcPr>
           <w:p>
             <w:r>
-              <w:t>`asset_import_rows`</w:t>
+              <w:rPr>
+                <w:rFonts w:hint="eastAsia"/>
+              </w:rPr>
+              <w:t>`asset_import_rows` と既存 snapshot</w:t>
             </w:r>
           </w:p>
         </w:tc>
@@ -42262,7 +42356,7 @@
               <w:rPr>
                 <w:rFonts w:hint="eastAsia"/>
               </w:rPr>
-              <w:t>`selected_model_*` → `suggested_model_*` → 既存代表行値。未確認追加行でいずれもない場合、名称のみ `parsed_model_name` を補完値として利用する</w:t>
+              <w:t>`parsed_quantity` がある場合はそれを採用し、ない場合は既存代表行値を保持する。未確認追加行で未入力なら 1 を既定値とする</w:t>
             </w:r>
           </w:p>
         </w:tc>
@@ -42274,7 +42368,7 @@
           </w:tcPr>
           <w:p>
             <w:r>
-              <w:t>asset_name</w:t>
+              <w:t>creation_type / item_status</w:t>
             </w:r>
           </w:p>
         </w:tc>
@@ -42284,10 +42378,7 @@
           </w:tcPr>
           <w:p>
             <w:r>
-              <w:rPr>
-                <w:rFonts w:hint="eastAsia"/>
-              </w:rPr>
-              <w:t>`asset_import_rows` と既存 snapshot</w:t>
+              <w:t>system managed</w:t>
             </w:r>
           </w:p>
         </w:tc>
@@ -42300,14 +42391,14 @@
               <w:rPr>
                 <w:rFonts w:hint="eastAsia"/>
               </w:rPr>
-              <w:t>`parsed_asset_name` → 既存 `asset_name` → `asset_item_name`。未確認</w:t>
+              <w:t>初期生成行は `SURVEY_BASE / ACTIVE`、未確認追加行は `UNCONFIRMED_IMPORT / ACTIVE`。差し戻しで根拠を失った未確認追加</w:t>
             </w:r>
             <w:r>
               <w:rPr>
                 <w:rFonts w:hint="eastAsia"/>
               </w:rPr>
               <w:lastRenderedPageBreak/>
-              <w:t>追加行では `parsed_asset_name` → `selected_asset_item_name` → `suggested_asset_item_name` の順で補完する</w:t>
+              <w:t>行は `INVALIDATED` とする</w:t>
             </w:r>
           </w:p>
         </w:tc>
@@ -42320,7 +42411,7 @@
           <w:p>
             <w:r>
               <w:lastRenderedPageBreak/>
-              <w:t>unit</w:t>
+              <w:t>matching_status</w:t>
             </w:r>
           </w:p>
         </w:tc>
@@ -42330,10 +42421,7 @@
           </w:tcPr>
           <w:p>
             <w:r>
-              <w:rPr>
-                <w:rFonts w:hint="eastAsia"/>
-              </w:rPr>
-              <w:t>`asset_import_rows` と既存 snapshot</w:t>
+              <w:t>mutation payload</w:t>
             </w:r>
           </w:p>
         </w:tc>
@@ -42346,7 +42434,7 @@
               <w:rPr>
                 <w:rFonts w:hint="eastAsia"/>
               </w:rPr>
-              <w:t>`parsed_unit` → 既存 `unit`。未確認追加行で値がなければ NULL を許容する</w:t>
+              <w:t>`matches` は要求 `matchingStatus`、`mark-unregistered` は `UNREGISTERED`、`mark-unconfirmed` は `UNCONFIRMED` を保存し、`revert-decision` は残存する有効判定履歴から再計算して最新確定判定代表値とする</w:t>
             </w:r>
           </w:p>
         </w:tc>
@@ -42358,7 +42446,7 @@
           </w:tcPr>
           <w:p>
             <w:r>
-              <w:t>quantity</w:t>
+              <w:t>detail_type / parent_asset_data_matching_item_id</w:t>
             </w:r>
           </w:p>
         </w:tc>
@@ -42368,10 +42456,7 @@
           </w:tcPr>
           <w:p>
             <w:r>
-              <w:rPr>
-                <w:rFonts w:hint="eastAsia"/>
-              </w:rPr>
-              <w:t>`asset_import_rows` と既存 snapshot</w:t>
+              <w:t>representative item</w:t>
             </w:r>
           </w:p>
         </w:tc>
@@ -42384,7 +42469,7 @@
               <w:rPr>
                 <w:rFonts w:hint="eastAsia"/>
               </w:rPr>
-              <w:t>`parsed_quantity` がある場合はそれを採用し、ない場合は既存代表行値を保持する。未確認追加行で未入力なら 1 を既定値とする</w:t>
+              <w:t>`matches` は要求 `representativeItemId` の既存値を保持し、矛盾する階層構造の選択は 409 (`MERGE_HIERARCHY_CONFLICT`) とする。`mark-unconfirmed` は `detail_type='MAIN'` / `parent=NULL`</w:t>
             </w:r>
           </w:p>
         </w:tc>
@@ -42396,119 +42481,6 @@
           </w:tcPr>
           <w:p>
             <w:r>
-              <w:t>creation_type / item_status</w:t>
-            </w:r>
-          </w:p>
-        </w:tc>
-        <w:tc>
-          <w:tcPr>
-            <w:tcW w:w="1667" w:type="pct"/>
-          </w:tcPr>
-          <w:p>
-            <w:r>
-              <w:t>system managed</w:t>
-            </w:r>
-          </w:p>
-        </w:tc>
-        <w:tc>
-          <w:tcPr>
-            <w:tcW w:w="1667" w:type="pct"/>
-          </w:tcPr>
-          <w:p>
-            <w:r>
-              <w:rPr>
-                <w:rFonts w:hint="eastAsia"/>
-              </w:rPr>
-              <w:t>初期生成行は `SURVEY_BASE / ACTIVE`、未確認追加行は `UNCONFIRMED_IMPORT / ACTIVE`。差し戻しで根拠を失った未確認追加行は `INVALIDATED` とする</w:t>
-            </w:r>
-          </w:p>
-        </w:tc>
-      </w:tr>
-      <w:tr>
-        <w:tc>
-          <w:tcPr>
-            <w:tcW w:w="1666" w:type="pct"/>
-          </w:tcPr>
-          <w:p>
-            <w:r>
-              <w:t>matching_status</w:t>
-            </w:r>
-          </w:p>
-        </w:tc>
-        <w:tc>
-          <w:tcPr>
-            <w:tcW w:w="1667" w:type="pct"/>
-          </w:tcPr>
-          <w:p>
-            <w:r>
-              <w:t>mutation payload</w:t>
-            </w:r>
-          </w:p>
-        </w:tc>
-        <w:tc>
-          <w:tcPr>
-            <w:tcW w:w="1667" w:type="pct"/>
-          </w:tcPr>
-          <w:p>
-            <w:r>
-              <w:rPr>
-                <w:rFonts w:hint="eastAsia"/>
-              </w:rPr>
-              <w:t>`matches` は要求 `matchingStatus`、`mark-unregistered` は `UNREGISTERED`、`mark-unconfirmed` は `UNCONFIRMED` を保存し、`revert-decision` は残存する有効判定履歴から再計算して最新確定判定代表値とする</w:t>
-            </w:r>
-          </w:p>
-        </w:tc>
-      </w:tr>
-      <w:tr>
-        <w:tc>
-          <w:tcPr>
-            <w:tcW w:w="1666" w:type="pct"/>
-          </w:tcPr>
-          <w:p>
-            <w:r>
-              <w:t>detail_type / parent_asset_data_matching_item_id</w:t>
-            </w:r>
-          </w:p>
-        </w:tc>
-        <w:tc>
-          <w:tcPr>
-            <w:tcW w:w="1667" w:type="pct"/>
-          </w:tcPr>
-          <w:p>
-            <w:r>
-              <w:t>representative item</w:t>
-            </w:r>
-          </w:p>
-        </w:tc>
-        <w:tc>
-          <w:tcPr>
-            <w:tcW w:w="1667" w:type="pct"/>
-          </w:tcPr>
-          <w:p>
-            <w:r>
-              <w:rPr>
-                <w:rFonts w:hint="eastAsia"/>
-              </w:rPr>
-              <w:t xml:space="preserve">`matches` は要求 `representativeItemId` の既存値を保持し、矛盾する階層構造の選択は 409 (`MERGE_HIERARCHY_CONFLICT`) とする。`mark-unconfirmed` </w:t>
-            </w:r>
-            <w:r>
-              <w:rPr>
-                <w:rFonts w:hint="eastAsia"/>
-              </w:rPr>
-              <w:lastRenderedPageBreak/>
-              <w:t>は `detail_type='MAIN'` / `parent=NULL`</w:t>
-            </w:r>
-          </w:p>
-        </w:tc>
-      </w:tr>
-      <w:tr>
-        <w:tc>
-          <w:tcPr>
-            <w:tcW w:w="1666" w:type="pct"/>
-          </w:tcPr>
-          <w:p>
-            <w:r>
-              <w:lastRenderedPageBreak/>
               <w:t>qr_identifier / qr_resolution_status</w:t>
             </w:r>
           </w:p>
@@ -42546,7 +42518,7 @@
           <w:rFonts w:hint="eastAsia"/>
         </w:rPr>
       </w:pPr>
-      <w:bookmarkStart w:id="77" w:name="_Toc231141918"/>
+      <w:bookmarkStart w:id="77" w:name="_Toc231322189"/>
       <w:r>
         <w:rPr>
           <w:rFonts w:hint="eastAsia"/>
@@ -42590,6 +42562,7 @@
         <w:rPr>
           <w:rFonts w:hint="eastAsia"/>
         </w:rPr>
+        <w:lastRenderedPageBreak/>
         <w:t>共通 snapshot 再構築サービスは、`asset_data_matching_item_list_results` を `asset_data_matching_session_lists.source_order ASC` の順で再適用し、操作順ではなく統合順を正とする</w:t>
       </w:r>
     </w:p>
@@ -42704,7 +42677,6 @@
         <w:rPr>
           <w:rFonts w:hint="eastAsia"/>
         </w:rPr>
-        <w:lastRenderedPageBreak/>
         <w:t>再計算時は `SURVEY_RECORD` 集合の QR も同時に見直し、`qr_identifier` / `qr_resolution_status` を同一トランザクションで再計算する</w:t>
       </w:r>
     </w:p>
@@ -42715,7 +42687,7 @@
           <w:rFonts w:hint="eastAsia"/>
         </w:rPr>
       </w:pPr>
-      <w:bookmarkStart w:id="78" w:name="_Toc231141919"/>
+      <w:bookmarkStart w:id="78" w:name="_Toc231322190"/>
       <w:r>
         <w:rPr>
           <w:rFonts w:hint="eastAsia"/>
@@ -42989,6 +42961,7 @@
           </w:tcPr>
           <w:p>
             <w:r>
+              <w:lastRenderedPageBreak/>
               <w:t>medium_class_name</w:t>
             </w:r>
           </w:p>
@@ -43199,288 +43172,294 @@
           </w:tcPr>
           <w:p>
             <w:r>
+              <w:t>asset_no / equipment_no / serial_no</w:t>
+            </w:r>
+          </w:p>
+        </w:tc>
+        <w:tc>
+          <w:tcPr>
+            <w:tcW w:w="1667" w:type="pct"/>
+          </w:tcPr>
+          <w:p>
+            <w:r>
+              <w:t>`asset_data_matching_items.asset_no` / `equipment_no` / `serial_no`</w:t>
+            </w:r>
+          </w:p>
+        </w:tc>
+        <w:tc>
+          <w:tcPr>
+            <w:tcW w:w="1667" w:type="pct"/>
+          </w:tcPr>
+          <w:p>
+            <w:r>
+              <w:rPr>
+                <w:rFonts w:hint="eastAsia"/>
+              </w:rPr>
+              <w:t>保持しているスナップショットをそのまま複写する</w:t>
+            </w:r>
+          </w:p>
+        </w:tc>
+      </w:tr>
+      <w:tr>
+        <w:tc>
+          <w:tcPr>
+            <w:tcW w:w="1666" w:type="pct"/>
+          </w:tcPr>
+          <w:p>
+            <w:r>
+              <w:t>detail_type</w:t>
+            </w:r>
+          </w:p>
+        </w:tc>
+        <w:tc>
+          <w:tcPr>
+            <w:tcW w:w="1667" w:type="pct"/>
+          </w:tcPr>
+          <w:p>
+            <w:r>
+              <w:t>`asset_data_matching_items.detail_type`</w:t>
+            </w:r>
+          </w:p>
+        </w:tc>
+        <w:tc>
+          <w:tcPr>
+            <w:tcW w:w="1667" w:type="pct"/>
+          </w:tcPr>
+          <w:p>
+            <w:r>
+              <w:rPr>
+                <w:rFonts w:hint="eastAsia"/>
+              </w:rPr>
+              <w:t>保持値を複写する。台帳のみの未確認追加行は `MAIN` を既定とする</w:t>
+            </w:r>
+          </w:p>
+        </w:tc>
+      </w:tr>
+      <w:tr>
+        <w:tc>
+          <w:tcPr>
+            <w:tcW w:w="1666" w:type="pct"/>
+          </w:tcPr>
+          <w:p>
+            <w:r>
+              <w:t>parent_asset_ledger_id</w:t>
+            </w:r>
+          </w:p>
+        </w:tc>
+        <w:tc>
+          <w:tcPr>
+            <w:tcW w:w="1667" w:type="pct"/>
+          </w:tcPr>
+          <w:p>
+            <w:r>
+              <w:t>`asset_data_matching_items.parent_asset_data_matching_item_id`</w:t>
+            </w:r>
+          </w:p>
+        </w:tc>
+        <w:tc>
+          <w:tcPr>
+            <w:tcW w:w="1667" w:type="pct"/>
+          </w:tcPr>
+          <w:p>
+            <w:r>
+              <w:rPr>
+                <w:rFonts w:hint="eastAsia"/>
+              </w:rPr>
+              <w:t>親統合リスト行から先に `asset_ledgers` を作成し、その採番結果へ変換して設定する</w:t>
+            </w:r>
+          </w:p>
+        </w:tc>
+      </w:tr>
+      <w:tr>
+        <w:tc>
+          <w:tcPr>
+            <w:tcW w:w="1666" w:type="pct"/>
+          </w:tcPr>
+          <w:p>
+            <w:r>
+              <w:t>quantity</w:t>
+            </w:r>
+          </w:p>
+        </w:tc>
+        <w:tc>
+          <w:tcPr>
+            <w:tcW w:w="1667" w:type="pct"/>
+          </w:tcPr>
+          <w:p>
+            <w:r>
+              <w:t>`asset_data_matching_items.quantity`</w:t>
+            </w:r>
+          </w:p>
+        </w:tc>
+        <w:tc>
+          <w:tcPr>
+            <w:tcW w:w="1667" w:type="pct"/>
+          </w:tcPr>
+          <w:p>
+            <w:r>
+              <w:rPr>
+                <w:rFonts w:hint="eastAsia"/>
+              </w:rPr>
+              <w:t>必須。未解決なら原本確定不可</w:t>
+            </w:r>
+          </w:p>
+        </w:tc>
+      </w:tr>
+      <w:tr>
+        <w:tc>
+          <w:tcPr>
+            <w:tcW w:w="1666" w:type="pct"/>
+          </w:tcPr>
+          <w:p>
+            <w:r>
+              <w:t>unit</w:t>
+            </w:r>
+          </w:p>
+        </w:tc>
+        <w:tc>
+          <w:tcPr>
+            <w:tcW w:w="1667" w:type="pct"/>
+          </w:tcPr>
+          <w:p>
+            <w:r>
+              <w:t>`asset_data_matching_items.unit`</w:t>
+            </w:r>
+          </w:p>
+        </w:tc>
+        <w:tc>
+          <w:tcPr>
+            <w:tcW w:w="1667" w:type="pct"/>
+          </w:tcPr>
+          <w:p>
+            <w:r>
+              <w:rPr>
+                <w:rFonts w:hint="eastAsia"/>
+              </w:rPr>
+              <w:t>保持値を複写する。未解決時は NULL 可</w:t>
+            </w:r>
+          </w:p>
+        </w:tc>
+      </w:tr>
+      <w:tr>
+        <w:tc>
+          <w:tcPr>
+            <w:tcW w:w="1666" w:type="pct"/>
+          </w:tcPr>
+          <w:p>
+            <w:r>
+              <w:t>status</w:t>
+            </w:r>
+          </w:p>
+        </w:tc>
+        <w:tc>
+          <w:tcPr>
+            <w:tcW w:w="1667" w:type="pct"/>
+          </w:tcPr>
+          <w:p>
+            <w:r>
+              <w:rPr>
+                <w:rFonts w:hint="eastAsia"/>
+              </w:rPr>
+              <w:t>固定値</w:t>
+            </w:r>
+          </w:p>
+        </w:tc>
+        <w:tc>
+          <w:tcPr>
+            <w:tcW w:w="1667" w:type="pct"/>
+          </w:tcPr>
+          <w:p>
+            <w:r>
+              <w:rPr>
+                <w:rFonts w:hint="eastAsia"/>
+              </w:rPr>
+              <w:t>`ACTIVE` を設定する</w:t>
+            </w:r>
+          </w:p>
+        </w:tc>
+      </w:tr>
+      <w:tr>
+        <w:tc>
+          <w:tcPr>
+            <w:tcW w:w="1666" w:type="pct"/>
+          </w:tcPr>
+          <w:p>
+            <w:r>
+              <w:t>is_leased / is_rented_out</w:t>
+            </w:r>
+          </w:p>
+        </w:tc>
+        <w:tc>
+          <w:tcPr>
+            <w:tcW w:w="1667" w:type="pct"/>
+          </w:tcPr>
+          <w:p>
+            <w:r>
+              <w:rPr>
+                <w:rFonts w:hint="eastAsia"/>
+              </w:rPr>
+              <w:t>固定値</w:t>
+            </w:r>
+          </w:p>
+        </w:tc>
+        <w:tc>
+          <w:tcPr>
+            <w:tcW w:w="1667" w:type="pct"/>
+          </w:tcPr>
+          <w:p>
+            <w:r>
+              <w:rPr>
+                <w:rFonts w:hint="eastAsia"/>
+              </w:rPr>
+              <w:t>いずれも `false` を設定する</w:t>
+            </w:r>
+          </w:p>
+        </w:tc>
+      </w:tr>
+      <w:tr>
+        <w:tc>
+          <w:tcPr>
+            <w:tcW w:w="1666" w:type="pct"/>
+          </w:tcPr>
+          <w:p>
+            <w:r>
+              <w:rPr>
+                <w:rFonts w:hint="eastAsia"/>
+              </w:rPr>
+              <w:t>その他 nullable 項目</w:t>
+            </w:r>
+          </w:p>
+        </w:tc>
+        <w:tc>
+          <w:tcPr>
+            <w:tcW w:w="1667" w:type="pct"/>
+          </w:tcPr>
+          <w:p>
+            <w:r>
+              <w:rPr>
+                <w:rFonts w:hint="eastAsia"/>
+              </w:rPr>
+              <w:t>固定値または未設定</w:t>
+            </w:r>
+          </w:p>
+        </w:tc>
+        <w:tc>
+          <w:tcPr>
+            <w:tcW w:w="1667" w:type="pct"/>
+          </w:tcPr>
+          <w:p>
+            <w:r>
+              <w:rPr>
+                <w:rFonts w:hint="eastAsia"/>
+              </w:rPr>
+              <w:t>本 API の確定時点で値を持たない列は NULL またはテーブル</w:t>
+            </w:r>
+            <w:r>
+              <w:rPr>
+                <w:rFonts w:hint="eastAsia"/>
+              </w:rPr>
               <w:lastRenderedPageBreak/>
-              <w:t>asset_no / equipment_no / serial_no</w:t>
-            </w:r>
-          </w:p>
-        </w:tc>
-        <w:tc>
-          <w:tcPr>
-            <w:tcW w:w="1667" w:type="pct"/>
-          </w:tcPr>
-          <w:p>
-            <w:r>
-              <w:t>`asset_data_matching_items.asset_no` / `equipment_no` / `serial_no`</w:t>
-            </w:r>
-          </w:p>
-        </w:tc>
-        <w:tc>
-          <w:tcPr>
-            <w:tcW w:w="1667" w:type="pct"/>
-          </w:tcPr>
-          <w:p>
-            <w:r>
-              <w:rPr>
-                <w:rFonts w:hint="eastAsia"/>
-              </w:rPr>
-              <w:t>保持しているスナップショットをそのまま複写する</w:t>
-            </w:r>
-          </w:p>
-        </w:tc>
-      </w:tr>
-      <w:tr>
-        <w:tc>
-          <w:tcPr>
-            <w:tcW w:w="1666" w:type="pct"/>
-          </w:tcPr>
-          <w:p>
-            <w:r>
-              <w:t>detail_type</w:t>
-            </w:r>
-          </w:p>
-        </w:tc>
-        <w:tc>
-          <w:tcPr>
-            <w:tcW w:w="1667" w:type="pct"/>
-          </w:tcPr>
-          <w:p>
-            <w:r>
-              <w:t>`asset_data_matching_items.detail_type`</w:t>
-            </w:r>
-          </w:p>
-        </w:tc>
-        <w:tc>
-          <w:tcPr>
-            <w:tcW w:w="1667" w:type="pct"/>
-          </w:tcPr>
-          <w:p>
-            <w:r>
-              <w:rPr>
-                <w:rFonts w:hint="eastAsia"/>
-              </w:rPr>
-              <w:t>保持値を複写する。台帳のみの未確認追加行は `MAIN` を既定とする</w:t>
-            </w:r>
-          </w:p>
-        </w:tc>
-      </w:tr>
-      <w:tr>
-        <w:tc>
-          <w:tcPr>
-            <w:tcW w:w="1666" w:type="pct"/>
-          </w:tcPr>
-          <w:p>
-            <w:r>
-              <w:t>parent_asset_ledger_id</w:t>
-            </w:r>
-          </w:p>
-        </w:tc>
-        <w:tc>
-          <w:tcPr>
-            <w:tcW w:w="1667" w:type="pct"/>
-          </w:tcPr>
-          <w:p>
-            <w:r>
-              <w:t>`asset_data_matching_items.parent_asset_data_matching_item_id`</w:t>
-            </w:r>
-          </w:p>
-        </w:tc>
-        <w:tc>
-          <w:tcPr>
-            <w:tcW w:w="1667" w:type="pct"/>
-          </w:tcPr>
-          <w:p>
-            <w:r>
-              <w:rPr>
-                <w:rFonts w:hint="eastAsia"/>
-              </w:rPr>
-              <w:t>親統合リスト行から先に `asset_ledgers` を作成し、その採番結果へ変換して設定する</w:t>
-            </w:r>
-          </w:p>
-        </w:tc>
-      </w:tr>
-      <w:tr>
-        <w:tc>
-          <w:tcPr>
-            <w:tcW w:w="1666" w:type="pct"/>
-          </w:tcPr>
-          <w:p>
-            <w:r>
-              <w:t>quantity</w:t>
-            </w:r>
-          </w:p>
-        </w:tc>
-        <w:tc>
-          <w:tcPr>
-            <w:tcW w:w="1667" w:type="pct"/>
-          </w:tcPr>
-          <w:p>
-            <w:r>
-              <w:t>`asset_data_matching_items.quantity`</w:t>
-            </w:r>
-          </w:p>
-        </w:tc>
-        <w:tc>
-          <w:tcPr>
-            <w:tcW w:w="1667" w:type="pct"/>
-          </w:tcPr>
-          <w:p>
-            <w:r>
-              <w:rPr>
-                <w:rFonts w:hint="eastAsia"/>
-              </w:rPr>
-              <w:t>必須。未解決なら原本確定不可</w:t>
-            </w:r>
-          </w:p>
-        </w:tc>
-      </w:tr>
-      <w:tr>
-        <w:tc>
-          <w:tcPr>
-            <w:tcW w:w="1666" w:type="pct"/>
-          </w:tcPr>
-          <w:p>
-            <w:r>
-              <w:t>unit</w:t>
-            </w:r>
-          </w:p>
-        </w:tc>
-        <w:tc>
-          <w:tcPr>
-            <w:tcW w:w="1667" w:type="pct"/>
-          </w:tcPr>
-          <w:p>
-            <w:r>
-              <w:t>`asset_data_matching_items.unit`</w:t>
-            </w:r>
-          </w:p>
-        </w:tc>
-        <w:tc>
-          <w:tcPr>
-            <w:tcW w:w="1667" w:type="pct"/>
-          </w:tcPr>
-          <w:p>
-            <w:r>
-              <w:rPr>
-                <w:rFonts w:hint="eastAsia"/>
-              </w:rPr>
-              <w:t>保持値を複写する。未解決時は NULL 可</w:t>
-            </w:r>
-          </w:p>
-        </w:tc>
-      </w:tr>
-      <w:tr>
-        <w:tc>
-          <w:tcPr>
-            <w:tcW w:w="1666" w:type="pct"/>
-          </w:tcPr>
-          <w:p>
-            <w:r>
-              <w:t>status</w:t>
-            </w:r>
-          </w:p>
-        </w:tc>
-        <w:tc>
-          <w:tcPr>
-            <w:tcW w:w="1667" w:type="pct"/>
-          </w:tcPr>
-          <w:p>
-            <w:r>
-              <w:rPr>
-                <w:rFonts w:hint="eastAsia"/>
-              </w:rPr>
-              <w:t>固定値</w:t>
-            </w:r>
-          </w:p>
-        </w:tc>
-        <w:tc>
-          <w:tcPr>
-            <w:tcW w:w="1667" w:type="pct"/>
-          </w:tcPr>
-          <w:p>
-            <w:r>
-              <w:rPr>
-                <w:rFonts w:hint="eastAsia"/>
-              </w:rPr>
-              <w:t>`ACTIVE` を設定する</w:t>
-            </w:r>
-          </w:p>
-        </w:tc>
-      </w:tr>
-      <w:tr>
-        <w:tc>
-          <w:tcPr>
-            <w:tcW w:w="1666" w:type="pct"/>
-          </w:tcPr>
-          <w:p>
-            <w:r>
-              <w:t>is_leased / is_rented_out</w:t>
-            </w:r>
-          </w:p>
-        </w:tc>
-        <w:tc>
-          <w:tcPr>
-            <w:tcW w:w="1667" w:type="pct"/>
-          </w:tcPr>
-          <w:p>
-            <w:r>
-              <w:rPr>
-                <w:rFonts w:hint="eastAsia"/>
-              </w:rPr>
-              <w:t>固定値</w:t>
-            </w:r>
-          </w:p>
-        </w:tc>
-        <w:tc>
-          <w:tcPr>
-            <w:tcW w:w="1667" w:type="pct"/>
-          </w:tcPr>
-          <w:p>
-            <w:r>
-              <w:rPr>
-                <w:rFonts w:hint="eastAsia"/>
-              </w:rPr>
-              <w:t>いずれも `false` を設定する</w:t>
-            </w:r>
-          </w:p>
-        </w:tc>
-      </w:tr>
-      <w:tr>
-        <w:tc>
-          <w:tcPr>
-            <w:tcW w:w="1666" w:type="pct"/>
-          </w:tcPr>
-          <w:p>
-            <w:r>
-              <w:rPr>
-                <w:rFonts w:hint="eastAsia"/>
-              </w:rPr>
-              <w:t>その他 nullable 項目</w:t>
-            </w:r>
-          </w:p>
-        </w:tc>
-        <w:tc>
-          <w:tcPr>
-            <w:tcW w:w="1667" w:type="pct"/>
-          </w:tcPr>
-          <w:p>
-            <w:r>
-              <w:rPr>
-                <w:rFonts w:hint="eastAsia"/>
-              </w:rPr>
-              <w:t>固定値または未設定</w:t>
-            </w:r>
-          </w:p>
-        </w:tc>
-        <w:tc>
-          <w:tcPr>
-            <w:tcW w:w="1667" w:type="pct"/>
-          </w:tcPr>
-          <w:p>
-            <w:r>
-              <w:rPr>
-                <w:rFonts w:hint="eastAsia"/>
-              </w:rPr>
-              <w:t>本 API の確定時点で値を持たない列は NULL またはテーブル既定値で作成し、後続の台帳保守機能で更新する</w:t>
+              <w:t>既定値で作成し、後続の台帳保守機能で更新する</w:t>
             </w:r>
           </w:p>
         </w:tc>
@@ -43494,7 +43473,7 @@
           <w:rFonts w:hint="eastAsia"/>
         </w:rPr>
       </w:pPr>
-      <w:bookmarkStart w:id="79" w:name="_Toc231141920"/>
+      <w:bookmarkStart w:id="79" w:name="_Toc231322191"/>
       <w:r>
         <w:rPr>
           <w:rFonts w:hint="eastAsia"/>
@@ -43595,7 +43574,6 @@
         <w:rPr>
           <w:rFonts w:hint="eastAsia"/>
         </w:rPr>
-        <w:lastRenderedPageBreak/>
         <w:t>原本確定後の QR 再発行、貼替え、別資産への付替えは本 API の責務に含めず、QR発行・台帳保守側の機能で扱う</w:t>
       </w:r>
     </w:p>
@@ -43606,7 +43584,7 @@
           <w:rFonts w:hint="eastAsia"/>
         </w:rPr>
       </w:pPr>
-      <w:bookmarkStart w:id="80" w:name="_Toc231141921"/>
+      <w:bookmarkStart w:id="80" w:name="_Toc231322192"/>
       <w:r>
         <w:rPr>
           <w:rFonts w:hint="eastAsia"/>
@@ -43669,7 +43647,14 @@
         <w:rPr>
           <w:rFonts w:hint="eastAsia"/>
         </w:rPr>
-        <w:t>引継ぎ先は `application_documents.owner_type='ASSET_LEDGER'` / `document_category='PHOTO'` の新規行とし、`asset_ledger_id` には今回作成した `asset_ledgers.asset_ledger_id`、`asset_survey_record_id` には元調査レコードIDを設定して provenance を保持する</w:t>
+        <w:t>引継ぎ先は `application_documents.owner_type='ASSET_LEDGER'` / `document_category='PHOTO'` の新規行とし、`asset_ledger_id` には今回作成した `asset_led</w:t>
+      </w:r>
+      <w:r>
+        <w:rPr>
+          <w:rFonts w:hint="eastAsia"/>
+        </w:rPr>
+        <w:lastRenderedPageBreak/>
+        <w:t>gers.asset_ledger_id`、`asset_survey_record_id` には元調査レコードIDを設定して provenance を保持する</w:t>
       </w:r>
     </w:p>
     <w:p>
@@ -43688,7 +43673,7 @@
         <w:rPr>
           <w:rFonts w:hint="eastAsia"/>
         </w:rPr>
-        <w:t>ファイル実体は複製せず、元調査写真の `file_name` / `file_path` / `mime_type` / `file_size_bytes` / `content_hash` / `storage_format` / `taken_at` / `taken_by_user_id` / `sort_order` を再利用する。`uploaded_by_user_id` / `uploaded_at` は原本確定実行者とサーバ時刻を設定する</w:t>
+        <w:t>ファイル実体はAmazon S3上で複製せず、元調査写真の `file_name` / `file_path`（S3オブジェクトキー）/ `mime_type` / `file_size_bytes` / `content_hash` / `storage_format` / `taken_at` / `taken_by_user_id` / `sort_order` を再利用する。データ突合APIではS3 `CopyObject` / `PutObject` / `DeleteObject` を実行せず、メタデータ行のみを同一DBトランザクションで作成する。`uploaded_by_user_id` / `uploaded_at` は原本確定実行者とサーバ時刻を設定する</w:t>
       </w:r>
     </w:p>
     <w:p>
@@ -43707,7 +43692,7 @@
         <w:rPr>
           <w:rFonts w:hint="eastAsia"/>
         </w:rPr>
-        <w:t>同一原本資産へ複数調査レコードが統合される場合は、全ての非削除調査写真を引き継ぐ。ただし同一 `content_hash` と `file_path` の組み合わせが重複する場合は1件に正規化する</w:t>
+        <w:t>同一原本資産へ複数調査レコードが統合される場合は、全ての非削除調査写真を引き継ぐ。ただし同一 `content_hash` と `file_path`（同一S3オブジェクトキー）の組み合わせが重複する場合は1件に正規化する</w:t>
       </w:r>
     </w:p>
     <w:p>
@@ -43774,12 +43759,11 @@
           <w:rFonts w:hint="eastAsia"/>
         </w:rPr>
       </w:pPr>
-      <w:bookmarkStart w:id="81" w:name="_Toc231141922"/>
+      <w:bookmarkStart w:id="81" w:name="_Toc231322193"/>
       <w:r>
         <w:rPr>
           <w:rFonts w:hint="eastAsia"/>
         </w:rPr>
-        <w:lastRenderedPageBreak/>
         <w:t>原本確定時の生成順序</w:t>
       </w:r>
       <w:bookmarkEnd w:id="81"/>
@@ -43857,6 +43841,7 @@
         <w:rPr>
           <w:rFonts w:hint="eastAsia"/>
         </w:rPr>
+        <w:lastRenderedPageBreak/>
         <w:t>各行の `asset_ledger_id` が確定した時点で、当該行の `SURVEY_RECORD` 元レコードに紐づく非削除調査写真を `application_documents.owner_type='ASSET_LEDGER'` の資産写真として引き継ぐ</w:t>
       </w:r>
     </w:p>
@@ -43905,7 +43890,7 @@
           <w:rFonts w:hint="eastAsia"/>
         </w:rPr>
       </w:pPr>
-      <w:bookmarkStart w:id="82" w:name="_Toc231141923"/>
+      <w:bookmarkStart w:id="82" w:name="_Toc231322194"/>
       <w:r>
         <w:rPr>
           <w:rFonts w:hint="eastAsia"/>
@@ -43921,7 +43906,7 @@
           <w:rFonts w:hint="eastAsia"/>
         </w:rPr>
       </w:pPr>
-      <w:bookmarkStart w:id="83" w:name="_Toc231141924"/>
+      <w:bookmarkStart w:id="83" w:name="_Toc231322195"/>
       <w:r>
         <w:rPr>
           <w:rFonts w:hint="eastAsia"/>
@@ -44095,12 +44080,11 @@
           <w:rFonts w:hint="eastAsia"/>
         </w:rPr>
       </w:pPr>
-      <w:bookmarkStart w:id="84" w:name="_Toc231141925"/>
+      <w:bookmarkStart w:id="84" w:name="_Toc231322196"/>
       <w:r>
         <w:rPr>
           <w:rFonts w:hint="eastAsia"/>
         </w:rPr>
-        <w:lastRenderedPageBreak/>
         <w:t>セッション運用ルール</w:t>
       </w:r>
       <w:bookmarkEnd w:id="84"/>
@@ -44197,6 +44181,7 @@
         <w:rPr>
           <w:rFonts w:hint="eastAsia"/>
         </w:rPr>
+        <w:lastRenderedPageBreak/>
         <w:t>`COMPLETE_LIST` 済みリストであっても、セッションが `IN_PROGRESS` の間は `revert-decision` により `PENDING` へ再オープンできる</w:t>
       </w:r>
     </w:p>
@@ -44226,7 +44211,7 @@
           <w:rFonts w:hint="eastAsia"/>
         </w:rPr>
       </w:pPr>
-      <w:bookmarkStart w:id="85" w:name="_Toc231141926"/>
+      <w:bookmarkStart w:id="85" w:name="_Toc231322197"/>
       <w:r>
         <w:rPr>
           <w:rFonts w:hint="eastAsia"/>
@@ -44384,14 +44369,7 @@
         <w:rPr>
           <w:rFonts w:hint="eastAsia"/>
         </w:rPr>
-        <w:t>同一セッション内で同一 `asset_import_row_id` と同一 `asset_survey_record_id` は、`asset_data_matching_item_sources.active_*_key` の一意制約により、`merge</w:t>
-      </w:r>
-      <w:r>
-        <w:rPr>
-          <w:rFonts w:hint="eastAsia"/>
-        </w:rPr>
-        <w:lastRenderedPageBreak/>
-        <w:t>d_into_item_id IS NULL AND item_status='ACTIVE'` な有効統合リスト行に対して 1 つの統合リスト行にのみ属する</w:t>
+        <w:t>同一セッション内で同一 `asset_import_row_id` と同一 `asset_survey_record_id` は、`asset_data_matching_item_sources.active_*_key` の一意制約により、`merged_into_item_id IS NULL AND item_status='ACTIVE'` な有効統合リスト行に対して 1 つの統合リスト行にのみ属する</w:t>
       </w:r>
     </w:p>
     <w:p>
@@ -44467,6 +44445,7 @@
         <w:rPr>
           <w:rFonts w:hint="eastAsia"/>
         </w:rPr>
+        <w:lastRenderedPageBreak/>
         <w:t>現在リストに対する進捗、`対応中` / `対応済み`、台帳行消費判定の正本は `asset_data_matching_item_list_results` とし、`asset_data_matching_items.source_summary` は画面表示用途に限定する</w:t>
       </w:r>
     </w:p>
@@ -44496,7 +44475,7 @@
           <w:rFonts w:hint="eastAsia"/>
         </w:rPr>
       </w:pPr>
-      <w:bookmarkStart w:id="86" w:name="_Toc231141927"/>
+      <w:bookmarkStart w:id="86" w:name="_Toc231322198"/>
       <w:r>
         <w:rPr>
           <w:rFonts w:hint="eastAsia"/>
@@ -44607,12 +44586,11 @@
           <w:rFonts w:hint="eastAsia"/>
         </w:rPr>
       </w:pPr>
-      <w:bookmarkStart w:id="87" w:name="_Toc231141928"/>
+      <w:bookmarkStart w:id="87" w:name="_Toc231322199"/>
       <w:r>
         <w:rPr>
           <w:rFonts w:hint="eastAsia"/>
         </w:rPr>
-        <w:lastRenderedPageBreak/>
         <w:t>参考画面の扱い</w:t>
       </w:r>
       <w:bookmarkEnd w:id="87"/>
@@ -44681,11 +44659,12 @@
           <w:rFonts w:hint="eastAsia"/>
         </w:rPr>
       </w:pPr>
-      <w:bookmarkStart w:id="88" w:name="_Toc231141929"/>
+      <w:bookmarkStart w:id="88" w:name="_Toc231322200"/>
       <w:r>
         <w:rPr>
           <w:rFonts w:hint="eastAsia"/>
         </w:rPr>
+        <w:lastRenderedPageBreak/>
         <w:t>第8章 エラーコード一覧</w:t>
       </w:r>
       <w:bookmarkEnd w:id="88"/>
@@ -45130,8 +45109,113 @@
           </w:tcPr>
           <w:p>
             <w:r>
+              <w:t>DATA_MATCHING_LEDGER_ITEM_NOT_FOUND</w:t>
+            </w:r>
+          </w:p>
+        </w:tc>
+        <w:tc>
+          <w:tcPr>
+            <w:tcW w:w="1667" w:type="pct"/>
+          </w:tcPr>
+          <w:p>
+            <w:r>
+              <w:t>404</w:t>
+            </w:r>
+          </w:p>
+        </w:tc>
+        <w:tc>
+          <w:tcPr>
+            <w:tcW w:w="1667" w:type="pct"/>
+          </w:tcPr>
+          <w:p>
+            <w:r>
+              <w:rPr>
+                <w:rFonts w:hint="eastAsia"/>
+              </w:rPr>
+              <w:t>対象台帳行が存在しない</w:t>
+            </w:r>
+          </w:p>
+        </w:tc>
+      </w:tr>
+      <w:tr>
+        <w:tc>
+          <w:tcPr>
+            <w:tcW w:w="1666" w:type="pct"/>
+          </w:tcPr>
+          <w:p>
+            <w:r>
+              <w:t>BASE_SURVEY_SESSION_NOT_FOUND</w:t>
+            </w:r>
+          </w:p>
+        </w:tc>
+        <w:tc>
+          <w:tcPr>
+            <w:tcW w:w="1667" w:type="pct"/>
+          </w:tcPr>
+          <w:p>
+            <w:r>
+              <w:t>404</w:t>
+            </w:r>
+          </w:p>
+        </w:tc>
+        <w:tc>
+          <w:tcPr>
+            <w:tcW w:w="1667" w:type="pct"/>
+          </w:tcPr>
+          <w:p>
+            <w:r>
+              <w:rPr>
+                <w:rFonts w:hint="eastAsia"/>
+              </w:rPr>
+              <w:t>基底に使える現有品調査セッションが存在しない</w:t>
+            </w:r>
+          </w:p>
+        </w:tc>
+      </w:tr>
+      <w:tr>
+        <w:tc>
+          <w:tcPr>
+            <w:tcW w:w="1666" w:type="pct"/>
+          </w:tcPr>
+          <w:p>
+            <w:r>
+              <w:t>SESSION_CONFLICT</w:t>
+            </w:r>
+          </w:p>
+        </w:tc>
+        <w:tc>
+          <w:tcPr>
+            <w:tcW w:w="1667" w:type="pct"/>
+          </w:tcPr>
+          <w:p>
+            <w:r>
+              <w:t>409</w:t>
+            </w:r>
+          </w:p>
+        </w:tc>
+        <w:tc>
+          <w:tcPr>
+            <w:tcW w:w="1667" w:type="pct"/>
+          </w:tcPr>
+          <w:p>
+            <w:r>
+              <w:rPr>
+                <w:rFonts w:hint="eastAsia"/>
+              </w:rPr>
+              <w:t>要求 `lockVersion` と現在の `asset_data_matching_sessions.lock_version` が一致しない</w:t>
+            </w:r>
+          </w:p>
+        </w:tc>
+      </w:tr>
+      <w:tr>
+        <w:tc>
+          <w:tcPr>
+            <w:tcW w:w="1666" w:type="pct"/>
+          </w:tcPr>
+          <w:p>
+            <w:r>
               <w:lastRenderedPageBreak/>
-              <w:t>DATA_MATCHING_LEDGER_ITEM_NOT_FOUND</w:t>
+              <w:t>LIST_SNAPSHOT_EXPIRED</w:t>
             </w:r>
           </w:p>
         </w:tc>
@@ -45141,7 +45225,7 @@
           </w:tcPr>
           <w:p>
             <w:r>
-              <w:t>404</w:t>
+              <w:t>409</w:t>
             </w:r>
           </w:p>
         </w:tc>
@@ -45154,7 +45238,7 @@
               <w:rPr>
                 <w:rFonts w:hint="eastAsia"/>
               </w:rPr>
-              <w:t>対象台帳行が存在しない</w:t>
+              <w:t>一覧取得に指定した `lockVersion` が現在の session snapshot と一致しない</w:t>
             </w:r>
           </w:p>
         </w:tc>
@@ -45166,7 +45250,7 @@
           </w:tcPr>
           <w:p>
             <w:r>
-              <w:t>BASE_SURVEY_SESSION_NOT_FOUND</w:t>
+              <w:t>SESSION_STATUS_INVALID</w:t>
             </w:r>
           </w:p>
         </w:tc>
@@ -45176,7 +45260,7 @@
           </w:tcPr>
           <w:p>
             <w:r>
-              <w:t>404</w:t>
+              <w:t>409</w:t>
             </w:r>
           </w:p>
         </w:tc>
@@ -45189,7 +45273,7 @@
               <w:rPr>
                 <w:rFonts w:hint="eastAsia"/>
               </w:rPr>
-              <w:t>基底に使える現有品調査セッションが存在しない</w:t>
+              <w:t>セッション状態上、要求処理を実行できない</w:t>
             </w:r>
           </w:p>
         </w:tc>
@@ -45201,7 +45285,7 @@
           </w:tcPr>
           <w:p>
             <w:r>
-              <w:t>SESSION_CONFLICT</w:t>
+              <w:t>SESSION_LIST_TYPE_MISMATCH</w:t>
             </w:r>
           </w:p>
         </w:tc>
@@ -45224,7 +45308,7 @@
               <w:rPr>
                 <w:rFonts w:hint="eastAsia"/>
               </w:rPr>
-              <w:t>要求 `lockVersion` と現在の `asset_data_matching_sessions.lock_version` が一致しない</w:t>
+              <w:t>指定した session list と API の期待リスト種別が一致しない</w:t>
             </w:r>
           </w:p>
         </w:tc>
@@ -45236,7 +45320,7 @@
           </w:tcPr>
           <w:p>
             <w:r>
-              <w:t>LIST_SNAPSHOT_EXPIRED</w:t>
+              <w:t>SESSION_LIST_SEQUENCE_INVALID</w:t>
             </w:r>
           </w:p>
         </w:tc>
@@ -45259,7 +45343,7 @@
               <w:rPr>
                 <w:rFonts w:hint="eastAsia"/>
               </w:rPr>
-              <w:t>一覧取得に指定した `lockVersion` が現在の session snapshot と一致しない</w:t>
+              <w:t>指定した session list が現在処理対象の最小 `source_order` `PENDING` リストではない</w:t>
             </w:r>
           </w:p>
         </w:tc>
@@ -45271,7 +45355,7 @@
           </w:tcPr>
           <w:p>
             <w:r>
-              <w:t>SESSION_STATUS_INVALID</w:t>
+              <w:t>IDEMPOTENCY_KEY_REUSED</w:t>
             </w:r>
           </w:p>
         </w:tc>
@@ -45294,7 +45378,7 @@
               <w:rPr>
                 <w:rFonts w:hint="eastAsia"/>
               </w:rPr>
-              <w:t>セッション状態上、要求処理を実行できない</w:t>
+              <w:t>同一 `Idempotency-Key` で異なる payload が再送された</w:t>
             </w:r>
           </w:p>
         </w:tc>
@@ -45306,7 +45390,7 @@
           </w:tcPr>
           <w:p>
             <w:r>
-              <w:t>SESSION_LIST_TYPE_MISMATCH</w:t>
+              <w:t>MERGED_ITEM_NOT_MERGEABLE</w:t>
             </w:r>
           </w:p>
         </w:tc>
@@ -45329,7 +45413,7 @@
               <w:rPr>
                 <w:rFonts w:hint="eastAsia"/>
               </w:rPr>
-              <w:t>指定した session list と API の期待リスト種別が一致しない</w:t>
+              <w:t>指定した統合リスト行が他リスト判定履歴または子参照を持つため、再集約できない</w:t>
             </w:r>
           </w:p>
         </w:tc>
@@ -45341,7 +45425,7 @@
           </w:tcPr>
           <w:p>
             <w:r>
-              <w:t>SESSION_LIST_SEQUENCE_INVALID</w:t>
+              <w:t>MERGE_HIERARCHY_CONFLICT</w:t>
             </w:r>
           </w:p>
         </w:tc>
@@ -45364,7 +45448,7 @@
               <w:rPr>
                 <w:rFonts w:hint="eastAsia"/>
               </w:rPr>
-              <w:t>指定した session list が現在処理対象の最小 `source_order` `PENDING` リストではない</w:t>
+              <w:t>代表行指定と `detail_type` / `parent_asset_data_matching_item_id` の階層整合性が取れない統合リスト行の再集約を要求した</w:t>
             </w:r>
           </w:p>
         </w:tc>
@@ -45376,7 +45460,7 @@
           </w:tcPr>
           <w:p>
             <w:r>
-              <w:t>IDEMPOTENCY_KEY_REUSED</w:t>
+              <w:t>MATCH_SELECTION_INVALID</w:t>
             </w:r>
           </w:p>
         </w:tc>
@@ -45399,7 +45483,7 @@
               <w:rPr>
                 <w:rFonts w:hint="eastAsia"/>
               </w:rPr>
-              <w:t>同一 `Idempotency-Key` で異なる payload が再送された</w:t>
+              <w:t>選択件数や選択状態が判定ルールを満たさない</w:t>
             </w:r>
           </w:p>
         </w:tc>
@@ -45411,7 +45495,7 @@
           </w:tcPr>
           <w:p>
             <w:r>
-              <w:t>MERGED_ITEM_NOT_MERGEABLE</w:t>
+              <w:t>MATCH_RULE_VIOLATION</w:t>
             </w:r>
           </w:p>
         </w:tc>
@@ -45434,7 +45518,7 @@
               <w:rPr>
                 <w:rFonts w:hint="eastAsia"/>
               </w:rPr>
-              <w:t>指定した統合リスト行が他リスト判定履歴または子参照を持つため、再集約できない</w:t>
+              <w:t>`台帳1 : 現有品調査n` 制約、または `asset_data_matching_item_sources.active_*_key` の一意制約に抵触した</w:t>
             </w:r>
           </w:p>
         </w:tc>
@@ -45446,7 +45530,7 @@
           </w:tcPr>
           <w:p>
             <w:r>
-              <w:t>MERGE_HIERARCHY_CONFLICT</w:t>
+              <w:t>LEDGER_ROW_ALREADY_CONSUMED</w:t>
             </w:r>
           </w:p>
         </w:tc>
@@ -45469,7 +45553,7 @@
               <w:rPr>
                 <w:rFonts w:hint="eastAsia"/>
               </w:rPr>
-              <w:t>代表行指定と `detail_type` / `parent_asset_data_matching_item_id` の階層整合性が取れない統合リスト行の再集約を要求した</w:t>
+              <w:t>対象 `sessionListId` で指定した台帳行がすでに他の判定結果で消費済みである</w:t>
             </w:r>
           </w:p>
         </w:tc>
@@ -45481,7 +45565,7 @@
           </w:tcPr>
           <w:p>
             <w:r>
-              <w:t>MATCH_SELECTION_INVALID</w:t>
+              <w:t>RESULT_REVERT_NOT_ALLOWED</w:t>
             </w:r>
           </w:p>
         </w:tc>
@@ -45504,7 +45588,7 @@
               <w:rPr>
                 <w:rFonts w:hint="eastAsia"/>
               </w:rPr>
-              <w:t>選択件数や選択状態が判定ルールを満たさない</w:t>
+              <w:t>対象判定結果が確定済みセッションに属する、後続 `source_order` の `ACTIVE` 判定が残っている、または差し戻し不可状態である</w:t>
             </w:r>
           </w:p>
         </w:tc>
@@ -45516,112 +45600,7 @@
           </w:tcPr>
           <w:p>
             <w:r>
-              <w:t>MATCH_RULE_VIOLATION</w:t>
-            </w:r>
-          </w:p>
-        </w:tc>
-        <w:tc>
-          <w:tcPr>
-            <w:tcW w:w="1667" w:type="pct"/>
-          </w:tcPr>
-          <w:p>
-            <w:r>
-              <w:t>409</w:t>
-            </w:r>
-          </w:p>
-        </w:tc>
-        <w:tc>
-          <w:tcPr>
-            <w:tcW w:w="1667" w:type="pct"/>
-          </w:tcPr>
-          <w:p>
-            <w:r>
-              <w:rPr>
-                <w:rFonts w:hint="eastAsia"/>
-              </w:rPr>
-              <w:t>`台帳1 : 現有品調査n` 制約、または `asset_data_matching_item_sources.active_*_key` の一意制約に抵触した</w:t>
-            </w:r>
-          </w:p>
-        </w:tc>
-      </w:tr>
-      <w:tr>
-        <w:tc>
-          <w:tcPr>
-            <w:tcW w:w="1666" w:type="pct"/>
-          </w:tcPr>
-          <w:p>
-            <w:r>
               <w:lastRenderedPageBreak/>
-              <w:t>LEDGER_ROW_ALREADY_CONSUMED</w:t>
-            </w:r>
-          </w:p>
-        </w:tc>
-        <w:tc>
-          <w:tcPr>
-            <w:tcW w:w="1667" w:type="pct"/>
-          </w:tcPr>
-          <w:p>
-            <w:r>
-              <w:t>409</w:t>
-            </w:r>
-          </w:p>
-        </w:tc>
-        <w:tc>
-          <w:tcPr>
-            <w:tcW w:w="1667" w:type="pct"/>
-          </w:tcPr>
-          <w:p>
-            <w:r>
-              <w:rPr>
-                <w:rFonts w:hint="eastAsia"/>
-              </w:rPr>
-              <w:t>対象 `sessionListId` で指定した台帳行がすでに他の判定結果で消費済みである</w:t>
-            </w:r>
-          </w:p>
-        </w:tc>
-      </w:tr>
-      <w:tr>
-        <w:tc>
-          <w:tcPr>
-            <w:tcW w:w="1666" w:type="pct"/>
-          </w:tcPr>
-          <w:p>
-            <w:r>
-              <w:t>RESULT_REVERT_NOT_ALLOWED</w:t>
-            </w:r>
-          </w:p>
-        </w:tc>
-        <w:tc>
-          <w:tcPr>
-            <w:tcW w:w="1667" w:type="pct"/>
-          </w:tcPr>
-          <w:p>
-            <w:r>
-              <w:t>409</w:t>
-            </w:r>
-          </w:p>
-        </w:tc>
-        <w:tc>
-          <w:tcPr>
-            <w:tcW w:w="1667" w:type="pct"/>
-          </w:tcPr>
-          <w:p>
-            <w:r>
-              <w:rPr>
-                <w:rFonts w:hint="eastAsia"/>
-              </w:rPr>
-              <w:t>対象判定結果が確定済みセッションに属する、後続 `source_order` の `ACTIVE` 判定が残っている、または差し戻し不可状態である</w:t>
-            </w:r>
-          </w:p>
-        </w:tc>
-      </w:tr>
-      <w:tr>
-        <w:tc>
-          <w:tcPr>
-            <w:tcW w:w="1666" w:type="pct"/>
-          </w:tcPr>
-          <w:p>
-            <w:r>
               <w:t>CURRENT_LIST_NOT_COMPLETED</w:t>
             </w:r>
           </w:p>
@@ -45799,7 +45778,7 @@
           <w:rFonts w:hint="eastAsia"/>
         </w:rPr>
       </w:pPr>
-      <w:bookmarkStart w:id="89" w:name="_Toc231141930"/>
+      <w:bookmarkStart w:id="89" w:name="_Toc231322201"/>
       <w:r>
         <w:rPr>
           <w:rFonts w:hint="eastAsia"/>
@@ -45815,7 +45794,7 @@
           <w:rFonts w:hint="eastAsia"/>
         </w:rPr>
       </w:pPr>
-      <w:bookmarkStart w:id="90" w:name="_Toc231141931"/>
+      <w:bookmarkStart w:id="90" w:name="_Toc231322202"/>
       <w:r>
         <w:rPr>
           <w:rFonts w:hint="eastAsia"/>
@@ -45859,7 +45838,6 @@
         <w:rPr>
           <w:rFonts w:hint="eastAsia"/>
         </w:rPr>
-        <w:lastRenderedPageBreak/>
         <w:t>共通フィルタ候補と一致検索条件の UI 変更時は、`merged-items` / `fixed-asset-ledger-items` / `me-ledger-items` のクエリ仕様と `cursor` 継続取得仕様を同時に見直す</w:t>
       </w:r>
     </w:p>
@@ -45898,8 +45876,34 @@
         <w:rPr>
           <w:rFonts w:hint="eastAsia"/>
         </w:rPr>
-        <w:t>原本確定後の `asset_ledgers` 件数が `mergedItemCount` と一致し、`sourcePhotoCount &gt; 0` の確定行は対応する `application_documents.owner_type='ASSET_LEDGER'` の資産写真と代表写真が作成され、`qrResolutionStatus='RESOLVED'` の確定行は対応する `qr_codes.asset_ledger_id` が設定されていることを監査対象とする</w:t>
+        <w:t>原本確定後の `asset_ledgers` 件数が `mergedItemCount` と一致し、`sourcePhotoCount &gt; 0` の確定行は対応する `application_documents.owner_type='ASSET_LE</w:t>
       </w:r>
+      <w:r>
+        <w:rPr>
+          <w:rFonts w:hint="eastAsia"/>
+        </w:rPr>
+        <w:lastRenderedPageBreak/>
+        <w:t>DGER'` の資産写真と代表写真が作成され、`qrResolutionStatus='RESOLVED'` の確定行は対応する `qr_codes.asset_ledger_id` が設定されていることを監査対象とする</w:t>
+      </w:r>
+    </w:p>
+    <w:p>
+      <w:pPr>
+        <w:pStyle w:val="afffffff8"/>
+        <w:numPr>
+          <w:ilvl w:val="0"/>
+          <w:numId w:val="17"/>
+        </w:numPr>
+        <w:ind w:leftChars="0"/>
+        <w:rPr>
+          <w:rFonts w:hint="eastAsia"/>
+        </w:rPr>
+      </w:pPr>
+      <w:r>
+        <w:rPr>
+          <w:rFonts w:hint="eastAsia"/>
+        </w:rPr>
+        <w:t>写真引継ぎで作成した資産写真メタデータは元調査写真と同じAmazon S3オブジェクトキーを参照する。片方の `application_documents.deleted_at` 更新だけでS3実体を即時削除せず、同一キーを参照する有効メタデータがなくなったことと保存期間を確認するストレージ削除処理で扱う</w:t>
+      </w:r>
     </w:p>
     <w:p>
       <w:pPr>
@@ -45908,7 +45912,7 @@
           <w:rFonts w:hint="eastAsia"/>
         </w:rPr>
       </w:pPr>
-      <w:bookmarkStart w:id="91" w:name="_Toc231141932"/>
+      <w:bookmarkStart w:id="91" w:name="_Toc231322203"/>
       <w:r>
         <w:rPr>
           <w:rFonts w:hint="eastAsia"/>
@@ -46040,10 +46044,10 @@
 <file path=word/numbering.xml><?xml version="1.0" encoding="utf-8"?>
 <w:numbering xmlns:wpc="http://schemas.microsoft.com/office/word/2010/wordprocessingCanvas" xmlns:cx="http://schemas.microsoft.com/office/drawing/2014/chartex" xmlns:cx1="http://schemas.microsoft.com/office/drawing/2015/9/8/chartex" xmlns:cx2="http://schemas.microsoft.com/office/drawing/2015/10/21/chartex" xmlns:cx3="http://schemas.microsoft.com/office/drawing/2016/5/9/chartex" xmlns:cx4="http://schemas.microsoft.com/office/drawing/2016/5/10/chartex" xmlns:cx5="http://schemas.microsoft.com/office/drawing/2016/5/11/chartex" xmlns:cx6="http://schemas.microsoft.com/office/drawing/2016/5/12/chartex" xmlns:cx7="http://schemas.microsoft.com/office/drawing/2016/5/13/chartex" xmlns:cx8="http://schemas.microsoft.com/office/drawing/2016/5/14/chartex" xmlns:mc="http://schemas.openxmlformats.org/markup-compatibility/2006" xmlns:aink="http://schemas.microsoft.com/office/drawing/2016/ink" xmlns:am3d="http://schemas.microsoft.com/office/drawing/2017/model3d" xmlns:o="urn:schemas-microsoft-com:office:office" xmlns:oel="http://schemas.microsoft.com/office/2019/extlst" xmlns:r="http://schemas.openxmlformats.org/officeDocument/2006/relationships" xmlns:m="http://schemas.openxmlformats.org/officeDocument/2006/math" xmlns:v="urn:schemas-microsoft-com:vml" xmlns:wp14="http://schemas.microsoft.com/office/word/2010/wordprocessingDrawing" xmlns:wp="http://schemas.openxmlformats.org/drawingml/2006/wordprocessingDrawing" xmlns:w10="urn:schemas-microsoft-com:office:word" xmlns:w="http://schemas.openxmlformats.org/wordprocessingml/2006/main" xmlns:w14="http://schemas.microsoft.com/office/word/2010/wordml" xmlns:w15="http://schemas.microsoft.com/office/word/2012/wordml" xmlns:w16cex="http://schemas.microsoft.com/office/word/2018/wordml/cex" xmlns:w16cid="http://schemas.microsoft.com/office/word/2016/wordml/cid" xmlns:w16="http://schemas.microsoft.com/office/word/2018/wordml" xmlns:w16du="http://schemas.microsoft.com/office/word/2023/wordml/word16du" xmlns:w16sdtdh="http://schemas.microsoft.com/office/word/2020/wordml/sdtdatahash" xmlns:w16sdtfl="http://schemas.microsoft.com/office/word/2024/wordml/sdtformatlock" xmlns:w16se="http://schemas.microsoft.com/office/word/2015/wordml/symex" xmlns:wpg="http://schemas.microsoft.com/office/word/2010/wordprocessingGroup" xmlns:wpi="http://schemas.microsoft.com/office/word/2010/wordprocessingInk" xmlns:wne="http://schemas.microsoft.com/office/word/2006/wordml" xmlns:wps="http://schemas.microsoft.com/office/word/2010/wordprocessingShape" mc:Ignorable="w14 w15 w16se w16cid w16 w16cex w16sdtdh w16sdtfl w16du wp14">
   <w:abstractNum w:abstractNumId="0" w15:restartNumberingAfterBreak="0">
-    <w:nsid w:val="049D1783"/>
+    <w:nsid w:val="02396A87"/>
     <w:multiLevelType w:val="hybridMultilevel"/>
-    <w:tmpl w:val="6A48BF6A"/>
-    <w:name w:val="__API_DOC_SQUARE_BULLET__222222222"/>
+    <w:tmpl w:val="19508F6C"/>
+    <w:name w:val="__API_DOC_SQUARE_BULLET__22"/>
     <w:lvl w:ilvl="0" w:tplc="0409000F">
       <w:start w:val="1"/>
       <w:numFmt w:val="decimal"/>
@@ -46127,1155 +46131,7 @@
     </w:lvl>
   </w:abstractNum>
   <w:abstractNum w:abstractNumId="1" w15:restartNumberingAfterBreak="0">
-    <w:nsid w:val="0E4D4689"/>
-    <w:multiLevelType w:val="hybridMultilevel"/>
-    <w:tmpl w:val="7032C146"/>
-    <w:name w:val="__API_DOC_SQUARE_BULLET__22222"/>
-    <w:lvl w:ilvl="0" w:tplc="0409000F">
-      <w:start w:val="1"/>
-      <w:numFmt w:val="decimal"/>
-      <w:lvlText w:val="%1."/>
-      <w:lvlJc w:val="left"/>
-      <w:pPr>
-        <w:ind w:left="440" w:hanging="440"/>
-      </w:pPr>
-    </w:lvl>
-    <w:lvl w:ilvl="1" w:tplc="04090017" w:tentative="1">
-      <w:start w:val="1"/>
-      <w:numFmt w:val="aiueoFullWidth"/>
-      <w:lvlText w:val="(%2)"/>
-      <w:lvlJc w:val="left"/>
-      <w:pPr>
-        <w:ind w:left="880" w:hanging="440"/>
-      </w:pPr>
-    </w:lvl>
-    <w:lvl w:ilvl="2" w:tplc="04090011" w:tentative="1">
-      <w:start w:val="1"/>
-      <w:numFmt w:val="decimalEnclosedCircle"/>
-      <w:lvlText w:val="%3"/>
-      <w:lvlJc w:val="left"/>
-      <w:pPr>
-        <w:ind w:left="1320" w:hanging="440"/>
-      </w:pPr>
-    </w:lvl>
-    <w:lvl w:ilvl="3" w:tplc="0409000F" w:tentative="1">
-      <w:start w:val="1"/>
-      <w:numFmt w:val="decimal"/>
-      <w:lvlText w:val="%4."/>
-      <w:lvlJc w:val="left"/>
-      <w:pPr>
-        <w:ind w:left="1760" w:hanging="440"/>
-      </w:pPr>
-    </w:lvl>
-    <w:lvl w:ilvl="4" w:tplc="04090017" w:tentative="1">
-      <w:start w:val="1"/>
-      <w:numFmt w:val="aiueoFullWidth"/>
-      <w:lvlText w:val="(%5)"/>
-      <w:lvlJc w:val="left"/>
-      <w:pPr>
-        <w:ind w:left="2200" w:hanging="440"/>
-      </w:pPr>
-    </w:lvl>
-    <w:lvl w:ilvl="5" w:tplc="04090011" w:tentative="1">
-      <w:start w:val="1"/>
-      <w:numFmt w:val="decimalEnclosedCircle"/>
-      <w:lvlText w:val="%6"/>
-      <w:lvlJc w:val="left"/>
-      <w:pPr>
-        <w:ind w:left="2640" w:hanging="440"/>
-      </w:pPr>
-    </w:lvl>
-    <w:lvl w:ilvl="6" w:tplc="0409000F" w:tentative="1">
-      <w:start w:val="1"/>
-      <w:numFmt w:val="decimal"/>
-      <w:lvlText w:val="%7."/>
-      <w:lvlJc w:val="left"/>
-      <w:pPr>
-        <w:ind w:left="3080" w:hanging="440"/>
-      </w:pPr>
-    </w:lvl>
-    <w:lvl w:ilvl="7" w:tplc="04090017" w:tentative="1">
-      <w:start w:val="1"/>
-      <w:numFmt w:val="aiueoFullWidth"/>
-      <w:lvlText w:val="(%8)"/>
-      <w:lvlJc w:val="left"/>
-      <w:pPr>
-        <w:ind w:left="3520" w:hanging="440"/>
-      </w:pPr>
-    </w:lvl>
-    <w:lvl w:ilvl="8" w:tplc="04090011" w:tentative="1">
-      <w:start w:val="1"/>
-      <w:numFmt w:val="decimalEnclosedCircle"/>
-      <w:lvlText w:val="%9"/>
-      <w:lvlJc w:val="left"/>
-      <w:pPr>
-        <w:ind w:left="3960" w:hanging="440"/>
-      </w:pPr>
-    </w:lvl>
-  </w:abstractNum>
-  <w:abstractNum w:abstractNumId="2" w15:restartNumberingAfterBreak="0">
-    <w:nsid w:val="110D55C2"/>
-    <w:multiLevelType w:val="hybridMultilevel"/>
-    <w:tmpl w:val="6866A674"/>
-    <w:name w:val="__API_DOC_SQUARE_BULLET__222222"/>
-    <w:lvl w:ilvl="0" w:tplc="0409000F">
-      <w:start w:val="1"/>
-      <w:numFmt w:val="decimal"/>
-      <w:lvlText w:val="%1."/>
-      <w:lvlJc w:val="left"/>
-      <w:pPr>
-        <w:ind w:left="440" w:hanging="440"/>
-      </w:pPr>
-    </w:lvl>
-    <w:lvl w:ilvl="1" w:tplc="04090017" w:tentative="1">
-      <w:start w:val="1"/>
-      <w:numFmt w:val="aiueoFullWidth"/>
-      <w:lvlText w:val="(%2)"/>
-      <w:lvlJc w:val="left"/>
-      <w:pPr>
-        <w:ind w:left="880" w:hanging="440"/>
-      </w:pPr>
-    </w:lvl>
-    <w:lvl w:ilvl="2" w:tplc="04090011" w:tentative="1">
-      <w:start w:val="1"/>
-      <w:numFmt w:val="decimalEnclosedCircle"/>
-      <w:lvlText w:val="%3"/>
-      <w:lvlJc w:val="left"/>
-      <w:pPr>
-        <w:ind w:left="1320" w:hanging="440"/>
-      </w:pPr>
-    </w:lvl>
-    <w:lvl w:ilvl="3" w:tplc="0409000F" w:tentative="1">
-      <w:start w:val="1"/>
-      <w:numFmt w:val="decimal"/>
-      <w:lvlText w:val="%4."/>
-      <w:lvlJc w:val="left"/>
-      <w:pPr>
-        <w:ind w:left="1760" w:hanging="440"/>
-      </w:pPr>
-    </w:lvl>
-    <w:lvl w:ilvl="4" w:tplc="04090017" w:tentative="1">
-      <w:start w:val="1"/>
-      <w:numFmt w:val="aiueoFullWidth"/>
-      <w:lvlText w:val="(%5)"/>
-      <w:lvlJc w:val="left"/>
-      <w:pPr>
-        <w:ind w:left="2200" w:hanging="440"/>
-      </w:pPr>
-    </w:lvl>
-    <w:lvl w:ilvl="5" w:tplc="04090011" w:tentative="1">
-      <w:start w:val="1"/>
-      <w:numFmt w:val="decimalEnclosedCircle"/>
-      <w:lvlText w:val="%6"/>
-      <w:lvlJc w:val="left"/>
-      <w:pPr>
-        <w:ind w:left="2640" w:hanging="440"/>
-      </w:pPr>
-    </w:lvl>
-    <w:lvl w:ilvl="6" w:tplc="0409000F" w:tentative="1">
-      <w:start w:val="1"/>
-      <w:numFmt w:val="decimal"/>
-      <w:lvlText w:val="%7."/>
-      <w:lvlJc w:val="left"/>
-      <w:pPr>
-        <w:ind w:left="3080" w:hanging="440"/>
-      </w:pPr>
-    </w:lvl>
-    <w:lvl w:ilvl="7" w:tplc="04090017" w:tentative="1">
-      <w:start w:val="1"/>
-      <w:numFmt w:val="aiueoFullWidth"/>
-      <w:lvlText w:val="(%8)"/>
-      <w:lvlJc w:val="left"/>
-      <w:pPr>
-        <w:ind w:left="3520" w:hanging="440"/>
-      </w:pPr>
-    </w:lvl>
-    <w:lvl w:ilvl="8" w:tplc="04090011" w:tentative="1">
-      <w:start w:val="1"/>
-      <w:numFmt w:val="decimalEnclosedCircle"/>
-      <w:lvlText w:val="%9"/>
-      <w:lvlJc w:val="left"/>
-      <w:pPr>
-        <w:ind w:left="3960" w:hanging="440"/>
-      </w:pPr>
-    </w:lvl>
-  </w:abstractNum>
-  <w:abstractNum w:abstractNumId="3" w15:restartNumberingAfterBreak="0">
-    <w:nsid w:val="1A962B3C"/>
-    <w:multiLevelType w:val="hybridMultilevel"/>
-    <w:tmpl w:val="CAD86172"/>
-    <w:name w:val="__API_DOC_SQUARE_BULLET__22222222222"/>
-    <w:lvl w:ilvl="0" w:tplc="0409000F">
-      <w:start w:val="1"/>
-      <w:numFmt w:val="decimal"/>
-      <w:lvlText w:val="%1."/>
-      <w:lvlJc w:val="left"/>
-      <w:pPr>
-        <w:ind w:left="440" w:hanging="440"/>
-      </w:pPr>
-    </w:lvl>
-    <w:lvl w:ilvl="1" w:tplc="04090017" w:tentative="1">
-      <w:start w:val="1"/>
-      <w:numFmt w:val="aiueoFullWidth"/>
-      <w:lvlText w:val="(%2)"/>
-      <w:lvlJc w:val="left"/>
-      <w:pPr>
-        <w:ind w:left="880" w:hanging="440"/>
-      </w:pPr>
-    </w:lvl>
-    <w:lvl w:ilvl="2" w:tplc="04090011" w:tentative="1">
-      <w:start w:val="1"/>
-      <w:numFmt w:val="decimalEnclosedCircle"/>
-      <w:lvlText w:val="%3"/>
-      <w:lvlJc w:val="left"/>
-      <w:pPr>
-        <w:ind w:left="1320" w:hanging="440"/>
-      </w:pPr>
-    </w:lvl>
-    <w:lvl w:ilvl="3" w:tplc="0409000F" w:tentative="1">
-      <w:start w:val="1"/>
-      <w:numFmt w:val="decimal"/>
-      <w:lvlText w:val="%4."/>
-      <w:lvlJc w:val="left"/>
-      <w:pPr>
-        <w:ind w:left="1760" w:hanging="440"/>
-      </w:pPr>
-    </w:lvl>
-    <w:lvl w:ilvl="4" w:tplc="04090017" w:tentative="1">
-      <w:start w:val="1"/>
-      <w:numFmt w:val="aiueoFullWidth"/>
-      <w:lvlText w:val="(%5)"/>
-      <w:lvlJc w:val="left"/>
-      <w:pPr>
-        <w:ind w:left="2200" w:hanging="440"/>
-      </w:pPr>
-    </w:lvl>
-    <w:lvl w:ilvl="5" w:tplc="04090011" w:tentative="1">
-      <w:start w:val="1"/>
-      <w:numFmt w:val="decimalEnclosedCircle"/>
-      <w:lvlText w:val="%6"/>
-      <w:lvlJc w:val="left"/>
-      <w:pPr>
-        <w:ind w:left="2640" w:hanging="440"/>
-      </w:pPr>
-    </w:lvl>
-    <w:lvl w:ilvl="6" w:tplc="0409000F" w:tentative="1">
-      <w:start w:val="1"/>
-      <w:numFmt w:val="decimal"/>
-      <w:lvlText w:val="%7."/>
-      <w:lvlJc w:val="left"/>
-      <w:pPr>
-        <w:ind w:left="3080" w:hanging="440"/>
-      </w:pPr>
-    </w:lvl>
-    <w:lvl w:ilvl="7" w:tplc="04090017" w:tentative="1">
-      <w:start w:val="1"/>
-      <w:numFmt w:val="aiueoFullWidth"/>
-      <w:lvlText w:val="(%8)"/>
-      <w:lvlJc w:val="left"/>
-      <w:pPr>
-        <w:ind w:left="3520" w:hanging="440"/>
-      </w:pPr>
-    </w:lvl>
-    <w:lvl w:ilvl="8" w:tplc="04090011" w:tentative="1">
-      <w:start w:val="1"/>
-      <w:numFmt w:val="decimalEnclosedCircle"/>
-      <w:lvlText w:val="%9"/>
-      <w:lvlJc w:val="left"/>
-      <w:pPr>
-        <w:ind w:left="3960" w:hanging="440"/>
-      </w:pPr>
-    </w:lvl>
-  </w:abstractNum>
-  <w:abstractNum w:abstractNumId="4" w15:restartNumberingAfterBreak="0">
-    <w:nsid w:val="29BB36B2"/>
-    <w:multiLevelType w:val="hybridMultilevel"/>
-    <w:tmpl w:val="04B8795A"/>
-    <w:name w:val="__API_DOC_SQUARE_BULLET__2222"/>
-    <w:lvl w:ilvl="0" w:tplc="0409000F">
-      <w:start w:val="1"/>
-      <w:numFmt w:val="decimal"/>
-      <w:lvlText w:val="%1."/>
-      <w:lvlJc w:val="left"/>
-      <w:pPr>
-        <w:ind w:left="440" w:hanging="440"/>
-      </w:pPr>
-    </w:lvl>
-    <w:lvl w:ilvl="1" w:tplc="04090017" w:tentative="1">
-      <w:start w:val="1"/>
-      <w:numFmt w:val="aiueoFullWidth"/>
-      <w:lvlText w:val="(%2)"/>
-      <w:lvlJc w:val="left"/>
-      <w:pPr>
-        <w:ind w:left="880" w:hanging="440"/>
-      </w:pPr>
-    </w:lvl>
-    <w:lvl w:ilvl="2" w:tplc="04090011" w:tentative="1">
-      <w:start w:val="1"/>
-      <w:numFmt w:val="decimalEnclosedCircle"/>
-      <w:lvlText w:val="%3"/>
-      <w:lvlJc w:val="left"/>
-      <w:pPr>
-        <w:ind w:left="1320" w:hanging="440"/>
-      </w:pPr>
-    </w:lvl>
-    <w:lvl w:ilvl="3" w:tplc="0409000F" w:tentative="1">
-      <w:start w:val="1"/>
-      <w:numFmt w:val="decimal"/>
-      <w:lvlText w:val="%4."/>
-      <w:lvlJc w:val="left"/>
-      <w:pPr>
-        <w:ind w:left="1760" w:hanging="440"/>
-      </w:pPr>
-    </w:lvl>
-    <w:lvl w:ilvl="4" w:tplc="04090017" w:tentative="1">
-      <w:start w:val="1"/>
-      <w:numFmt w:val="aiueoFullWidth"/>
-      <w:lvlText w:val="(%5)"/>
-      <w:lvlJc w:val="left"/>
-      <w:pPr>
-        <w:ind w:left="2200" w:hanging="440"/>
-      </w:pPr>
-    </w:lvl>
-    <w:lvl w:ilvl="5" w:tplc="04090011" w:tentative="1">
-      <w:start w:val="1"/>
-      <w:numFmt w:val="decimalEnclosedCircle"/>
-      <w:lvlText w:val="%6"/>
-      <w:lvlJc w:val="left"/>
-      <w:pPr>
-        <w:ind w:left="2640" w:hanging="440"/>
-      </w:pPr>
-    </w:lvl>
-    <w:lvl w:ilvl="6" w:tplc="0409000F" w:tentative="1">
-      <w:start w:val="1"/>
-      <w:numFmt w:val="decimal"/>
-      <w:lvlText w:val="%7."/>
-      <w:lvlJc w:val="left"/>
-      <w:pPr>
-        <w:ind w:left="3080" w:hanging="440"/>
-      </w:pPr>
-    </w:lvl>
-    <w:lvl w:ilvl="7" w:tplc="04090017" w:tentative="1">
-      <w:start w:val="1"/>
-      <w:numFmt w:val="aiueoFullWidth"/>
-      <w:lvlText w:val="(%8)"/>
-      <w:lvlJc w:val="left"/>
-      <w:pPr>
-        <w:ind w:left="3520" w:hanging="440"/>
-      </w:pPr>
-    </w:lvl>
-    <w:lvl w:ilvl="8" w:tplc="04090011" w:tentative="1">
-      <w:start w:val="1"/>
-      <w:numFmt w:val="decimalEnclosedCircle"/>
-      <w:lvlText w:val="%9"/>
-      <w:lvlJc w:val="left"/>
-      <w:pPr>
-        <w:ind w:left="3960" w:hanging="440"/>
-      </w:pPr>
-    </w:lvl>
-  </w:abstractNum>
-  <w:abstractNum w:abstractNumId="5" w15:restartNumberingAfterBreak="0">
-    <w:nsid w:val="2A9964CA"/>
-    <w:multiLevelType w:val="hybridMultilevel"/>
-    <w:tmpl w:val="CCF2D6FA"/>
-    <w:name w:val="__API_DOC_SQUARE_BULLET__2222222222222"/>
-    <w:lvl w:ilvl="0" w:tplc="0409000F">
-      <w:start w:val="1"/>
-      <w:numFmt w:val="decimal"/>
-      <w:lvlText w:val="%1."/>
-      <w:lvlJc w:val="left"/>
-      <w:pPr>
-        <w:ind w:left="440" w:hanging="440"/>
-      </w:pPr>
-    </w:lvl>
-    <w:lvl w:ilvl="1" w:tplc="04090017" w:tentative="1">
-      <w:start w:val="1"/>
-      <w:numFmt w:val="aiueoFullWidth"/>
-      <w:lvlText w:val="(%2)"/>
-      <w:lvlJc w:val="left"/>
-      <w:pPr>
-        <w:ind w:left="880" w:hanging="440"/>
-      </w:pPr>
-    </w:lvl>
-    <w:lvl w:ilvl="2" w:tplc="04090011" w:tentative="1">
-      <w:start w:val="1"/>
-      <w:numFmt w:val="decimalEnclosedCircle"/>
-      <w:lvlText w:val="%3"/>
-      <w:lvlJc w:val="left"/>
-      <w:pPr>
-        <w:ind w:left="1320" w:hanging="440"/>
-      </w:pPr>
-    </w:lvl>
-    <w:lvl w:ilvl="3" w:tplc="0409000F" w:tentative="1">
-      <w:start w:val="1"/>
-      <w:numFmt w:val="decimal"/>
-      <w:lvlText w:val="%4."/>
-      <w:lvlJc w:val="left"/>
-      <w:pPr>
-        <w:ind w:left="1760" w:hanging="440"/>
-      </w:pPr>
-    </w:lvl>
-    <w:lvl w:ilvl="4" w:tplc="04090017" w:tentative="1">
-      <w:start w:val="1"/>
-      <w:numFmt w:val="aiueoFullWidth"/>
-      <w:lvlText w:val="(%5)"/>
-      <w:lvlJc w:val="left"/>
-      <w:pPr>
-        <w:ind w:left="2200" w:hanging="440"/>
-      </w:pPr>
-    </w:lvl>
-    <w:lvl w:ilvl="5" w:tplc="04090011" w:tentative="1">
-      <w:start w:val="1"/>
-      <w:numFmt w:val="decimalEnclosedCircle"/>
-      <w:lvlText w:val="%6"/>
-      <w:lvlJc w:val="left"/>
-      <w:pPr>
-        <w:ind w:left="2640" w:hanging="440"/>
-      </w:pPr>
-    </w:lvl>
-    <w:lvl w:ilvl="6" w:tplc="0409000F" w:tentative="1">
-      <w:start w:val="1"/>
-      <w:numFmt w:val="decimal"/>
-      <w:lvlText w:val="%7."/>
-      <w:lvlJc w:val="left"/>
-      <w:pPr>
-        <w:ind w:left="3080" w:hanging="440"/>
-      </w:pPr>
-    </w:lvl>
-    <w:lvl w:ilvl="7" w:tplc="04090017" w:tentative="1">
-      <w:start w:val="1"/>
-      <w:numFmt w:val="aiueoFullWidth"/>
-      <w:lvlText w:val="(%8)"/>
-      <w:lvlJc w:val="left"/>
-      <w:pPr>
-        <w:ind w:left="3520" w:hanging="440"/>
-      </w:pPr>
-    </w:lvl>
-    <w:lvl w:ilvl="8" w:tplc="04090011" w:tentative="1">
-      <w:start w:val="1"/>
-      <w:numFmt w:val="decimalEnclosedCircle"/>
-      <w:lvlText w:val="%9"/>
-      <w:lvlJc w:val="left"/>
-      <w:pPr>
-        <w:ind w:left="3960" w:hanging="440"/>
-      </w:pPr>
-    </w:lvl>
-  </w:abstractNum>
-  <w:abstractNum w:abstractNumId="6" w15:restartNumberingAfterBreak="0">
-    <w:nsid w:val="34DB653D"/>
-    <w:multiLevelType w:val="hybridMultilevel"/>
-    <w:tmpl w:val="468E2BAC"/>
-    <w:name w:val="__API_DOC_SQUARE_BULLET__222222222222"/>
-    <w:lvl w:ilvl="0" w:tplc="0409000F">
-      <w:start w:val="1"/>
-      <w:numFmt w:val="decimal"/>
-      <w:lvlText w:val="%1."/>
-      <w:lvlJc w:val="left"/>
-      <w:pPr>
-        <w:ind w:left="440" w:hanging="440"/>
-      </w:pPr>
-    </w:lvl>
-    <w:lvl w:ilvl="1" w:tplc="04090017" w:tentative="1">
-      <w:start w:val="1"/>
-      <w:numFmt w:val="aiueoFullWidth"/>
-      <w:lvlText w:val="(%2)"/>
-      <w:lvlJc w:val="left"/>
-      <w:pPr>
-        <w:ind w:left="880" w:hanging="440"/>
-      </w:pPr>
-    </w:lvl>
-    <w:lvl w:ilvl="2" w:tplc="04090011" w:tentative="1">
-      <w:start w:val="1"/>
-      <w:numFmt w:val="decimalEnclosedCircle"/>
-      <w:lvlText w:val="%3"/>
-      <w:lvlJc w:val="left"/>
-      <w:pPr>
-        <w:ind w:left="1320" w:hanging="440"/>
-      </w:pPr>
-    </w:lvl>
-    <w:lvl w:ilvl="3" w:tplc="0409000F" w:tentative="1">
-      <w:start w:val="1"/>
-      <w:numFmt w:val="decimal"/>
-      <w:lvlText w:val="%4."/>
-      <w:lvlJc w:val="left"/>
-      <w:pPr>
-        <w:ind w:left="1760" w:hanging="440"/>
-      </w:pPr>
-    </w:lvl>
-    <w:lvl w:ilvl="4" w:tplc="04090017" w:tentative="1">
-      <w:start w:val="1"/>
-      <w:numFmt w:val="aiueoFullWidth"/>
-      <w:lvlText w:val="(%5)"/>
-      <w:lvlJc w:val="left"/>
-      <w:pPr>
-        <w:ind w:left="2200" w:hanging="440"/>
-      </w:pPr>
-    </w:lvl>
-    <w:lvl w:ilvl="5" w:tplc="04090011" w:tentative="1">
-      <w:start w:val="1"/>
-      <w:numFmt w:val="decimalEnclosedCircle"/>
-      <w:lvlText w:val="%6"/>
-      <w:lvlJc w:val="left"/>
-      <w:pPr>
-        <w:ind w:left="2640" w:hanging="440"/>
-      </w:pPr>
-    </w:lvl>
-    <w:lvl w:ilvl="6" w:tplc="0409000F" w:tentative="1">
-      <w:start w:val="1"/>
-      <w:numFmt w:val="decimal"/>
-      <w:lvlText w:val="%7."/>
-      <w:lvlJc w:val="left"/>
-      <w:pPr>
-        <w:ind w:left="3080" w:hanging="440"/>
-      </w:pPr>
-    </w:lvl>
-    <w:lvl w:ilvl="7" w:tplc="04090017" w:tentative="1">
-      <w:start w:val="1"/>
-      <w:numFmt w:val="aiueoFullWidth"/>
-      <w:lvlText w:val="(%8)"/>
-      <w:lvlJc w:val="left"/>
-      <w:pPr>
-        <w:ind w:left="3520" w:hanging="440"/>
-      </w:pPr>
-    </w:lvl>
-    <w:lvl w:ilvl="8" w:tplc="04090011" w:tentative="1">
-      <w:start w:val="1"/>
-      <w:numFmt w:val="decimalEnclosedCircle"/>
-      <w:lvlText w:val="%9"/>
-      <w:lvlJc w:val="left"/>
-      <w:pPr>
-        <w:ind w:left="3960" w:hanging="440"/>
-      </w:pPr>
-    </w:lvl>
-  </w:abstractNum>
-  <w:abstractNum w:abstractNumId="7" w15:restartNumberingAfterBreak="0">
-    <w:nsid w:val="38165D15"/>
-    <w:multiLevelType w:val="hybridMultilevel"/>
-    <w:tmpl w:val="5E78AF78"/>
-    <w:name w:val="__API_DOC_SQUARE_BULLET__22"/>
-    <w:lvl w:ilvl="0" w:tplc="0409000F">
-      <w:start w:val="1"/>
-      <w:numFmt w:val="decimal"/>
-      <w:lvlText w:val="%1."/>
-      <w:lvlJc w:val="left"/>
-      <w:pPr>
-        <w:ind w:left="440" w:hanging="440"/>
-      </w:pPr>
-    </w:lvl>
-    <w:lvl w:ilvl="1" w:tplc="04090017" w:tentative="1">
-      <w:start w:val="1"/>
-      <w:numFmt w:val="aiueoFullWidth"/>
-      <w:lvlText w:val="(%2)"/>
-      <w:lvlJc w:val="left"/>
-      <w:pPr>
-        <w:ind w:left="880" w:hanging="440"/>
-      </w:pPr>
-    </w:lvl>
-    <w:lvl w:ilvl="2" w:tplc="04090011" w:tentative="1">
-      <w:start w:val="1"/>
-      <w:numFmt w:val="decimalEnclosedCircle"/>
-      <w:lvlText w:val="%3"/>
-      <w:lvlJc w:val="left"/>
-      <w:pPr>
-        <w:ind w:left="1320" w:hanging="440"/>
-      </w:pPr>
-    </w:lvl>
-    <w:lvl w:ilvl="3" w:tplc="0409000F" w:tentative="1">
-      <w:start w:val="1"/>
-      <w:numFmt w:val="decimal"/>
-      <w:lvlText w:val="%4."/>
-      <w:lvlJc w:val="left"/>
-      <w:pPr>
-        <w:ind w:left="1760" w:hanging="440"/>
-      </w:pPr>
-    </w:lvl>
-    <w:lvl w:ilvl="4" w:tplc="04090017" w:tentative="1">
-      <w:start w:val="1"/>
-      <w:numFmt w:val="aiueoFullWidth"/>
-      <w:lvlText w:val="(%5)"/>
-      <w:lvlJc w:val="left"/>
-      <w:pPr>
-        <w:ind w:left="2200" w:hanging="440"/>
-      </w:pPr>
-    </w:lvl>
-    <w:lvl w:ilvl="5" w:tplc="04090011" w:tentative="1">
-      <w:start w:val="1"/>
-      <w:numFmt w:val="decimalEnclosedCircle"/>
-      <w:lvlText w:val="%6"/>
-      <w:lvlJc w:val="left"/>
-      <w:pPr>
-        <w:ind w:left="2640" w:hanging="440"/>
-      </w:pPr>
-    </w:lvl>
-    <w:lvl w:ilvl="6" w:tplc="0409000F" w:tentative="1">
-      <w:start w:val="1"/>
-      <w:numFmt w:val="decimal"/>
-      <w:lvlText w:val="%7."/>
-      <w:lvlJc w:val="left"/>
-      <w:pPr>
-        <w:ind w:left="3080" w:hanging="440"/>
-      </w:pPr>
-    </w:lvl>
-    <w:lvl w:ilvl="7" w:tplc="04090017" w:tentative="1">
-      <w:start w:val="1"/>
-      <w:numFmt w:val="aiueoFullWidth"/>
-      <w:lvlText w:val="(%8)"/>
-      <w:lvlJc w:val="left"/>
-      <w:pPr>
-        <w:ind w:left="3520" w:hanging="440"/>
-      </w:pPr>
-    </w:lvl>
-    <w:lvl w:ilvl="8" w:tplc="04090011" w:tentative="1">
-      <w:start w:val="1"/>
-      <w:numFmt w:val="decimalEnclosedCircle"/>
-      <w:lvlText w:val="%9"/>
-      <w:lvlJc w:val="left"/>
-      <w:pPr>
-        <w:ind w:left="3960" w:hanging="440"/>
-      </w:pPr>
-    </w:lvl>
-  </w:abstractNum>
-  <w:abstractNum w:abstractNumId="8" w15:restartNumberingAfterBreak="0">
-    <w:nsid w:val="3D2C7301"/>
-    <w:multiLevelType w:val="singleLevel"/>
-    <w:tmpl w:val="04090001"/>
-    <w:lvl w:ilvl="0">
-      <w:start w:val="1"/>
-      <w:numFmt w:val="bullet"/>
-      <w:lvlText w:val="■"/>
-      <w:lvlJc w:val="left"/>
-      <w:pPr>
-        <w:ind w:left="440" w:hanging="440"/>
-      </w:pPr>
-      <w:rPr>
-        <w:rFonts w:ascii="Meiryo UI" w:hAnsi="Meiryo UI" w:eastAsia="Meiryo UI" w:cs="Meiryo UI" w:hint="default"/>
-      </w:rPr>
-    </w:lvl>
-  </w:abstractNum>
-  <w:abstractNum w:abstractNumId="9" w15:restartNumberingAfterBreak="0">
-    <w:nsid w:val="3E940354"/>
-    <w:multiLevelType w:val="hybridMultilevel"/>
-    <w:tmpl w:val="CADE2092"/>
-    <w:name w:val="__API_DOC_SQUARE_BULLET__2222222222"/>
-    <w:lvl w:ilvl="0" w:tplc="0409000F">
-      <w:start w:val="1"/>
-      <w:numFmt w:val="decimal"/>
-      <w:lvlText w:val="%1."/>
-      <w:lvlJc w:val="left"/>
-      <w:pPr>
-        <w:ind w:left="440" w:hanging="440"/>
-      </w:pPr>
-    </w:lvl>
-    <w:lvl w:ilvl="1" w:tplc="04090017" w:tentative="1">
-      <w:start w:val="1"/>
-      <w:numFmt w:val="aiueoFullWidth"/>
-      <w:lvlText w:val="(%2)"/>
-      <w:lvlJc w:val="left"/>
-      <w:pPr>
-        <w:ind w:left="880" w:hanging="440"/>
-      </w:pPr>
-    </w:lvl>
-    <w:lvl w:ilvl="2" w:tplc="04090011" w:tentative="1">
-      <w:start w:val="1"/>
-      <w:numFmt w:val="decimalEnclosedCircle"/>
-      <w:lvlText w:val="%3"/>
-      <w:lvlJc w:val="left"/>
-      <w:pPr>
-        <w:ind w:left="1320" w:hanging="440"/>
-      </w:pPr>
-    </w:lvl>
-    <w:lvl w:ilvl="3" w:tplc="0409000F" w:tentative="1">
-      <w:start w:val="1"/>
-      <w:numFmt w:val="decimal"/>
-      <w:lvlText w:val="%4."/>
-      <w:lvlJc w:val="left"/>
-      <w:pPr>
-        <w:ind w:left="1760" w:hanging="440"/>
-      </w:pPr>
-    </w:lvl>
-    <w:lvl w:ilvl="4" w:tplc="04090017" w:tentative="1">
-      <w:start w:val="1"/>
-      <w:numFmt w:val="aiueoFullWidth"/>
-      <w:lvlText w:val="(%5)"/>
-      <w:lvlJc w:val="left"/>
-      <w:pPr>
-        <w:ind w:left="2200" w:hanging="440"/>
-      </w:pPr>
-    </w:lvl>
-    <w:lvl w:ilvl="5" w:tplc="04090011" w:tentative="1">
-      <w:start w:val="1"/>
-      <w:numFmt w:val="decimalEnclosedCircle"/>
-      <w:lvlText w:val="%6"/>
-      <w:lvlJc w:val="left"/>
-      <w:pPr>
-        <w:ind w:left="2640" w:hanging="440"/>
-      </w:pPr>
-    </w:lvl>
-    <w:lvl w:ilvl="6" w:tplc="0409000F" w:tentative="1">
-      <w:start w:val="1"/>
-      <w:numFmt w:val="decimal"/>
-      <w:lvlText w:val="%7."/>
-      <w:lvlJc w:val="left"/>
-      <w:pPr>
-        <w:ind w:left="3080" w:hanging="440"/>
-      </w:pPr>
-    </w:lvl>
-    <w:lvl w:ilvl="7" w:tplc="04090017" w:tentative="1">
-      <w:start w:val="1"/>
-      <w:numFmt w:val="aiueoFullWidth"/>
-      <w:lvlText w:val="(%8)"/>
-      <w:lvlJc w:val="left"/>
-      <w:pPr>
-        <w:ind w:left="3520" w:hanging="440"/>
-      </w:pPr>
-    </w:lvl>
-    <w:lvl w:ilvl="8" w:tplc="04090011" w:tentative="1">
-      <w:start w:val="1"/>
-      <w:numFmt w:val="decimalEnclosedCircle"/>
-      <w:lvlText w:val="%9"/>
-      <w:lvlJc w:val="left"/>
-      <w:pPr>
-        <w:ind w:left="3960" w:hanging="440"/>
-      </w:pPr>
-    </w:lvl>
-  </w:abstractNum>
-  <w:abstractNum w:abstractNumId="10" w15:restartNumberingAfterBreak="0">
-    <w:nsid w:val="429A477D"/>
-    <w:multiLevelType w:val="hybridMultilevel"/>
-    <w:tmpl w:val="96AA7962"/>
-    <w:name w:val="__API_DOC_SQUARE_BULLET__2222222"/>
-    <w:lvl w:ilvl="0" w:tplc="0409000F">
-      <w:start w:val="1"/>
-      <w:numFmt w:val="decimal"/>
-      <w:lvlText w:val="%1."/>
-      <w:lvlJc w:val="left"/>
-      <w:pPr>
-        <w:ind w:left="440" w:hanging="440"/>
-      </w:pPr>
-    </w:lvl>
-    <w:lvl w:ilvl="1" w:tplc="04090017" w:tentative="1">
-      <w:start w:val="1"/>
-      <w:numFmt w:val="aiueoFullWidth"/>
-      <w:lvlText w:val="(%2)"/>
-      <w:lvlJc w:val="left"/>
-      <w:pPr>
-        <w:ind w:left="880" w:hanging="440"/>
-      </w:pPr>
-    </w:lvl>
-    <w:lvl w:ilvl="2" w:tplc="04090011" w:tentative="1">
-      <w:start w:val="1"/>
-      <w:numFmt w:val="decimalEnclosedCircle"/>
-      <w:lvlText w:val="%3"/>
-      <w:lvlJc w:val="left"/>
-      <w:pPr>
-        <w:ind w:left="1320" w:hanging="440"/>
-      </w:pPr>
-    </w:lvl>
-    <w:lvl w:ilvl="3" w:tplc="0409000F" w:tentative="1">
-      <w:start w:val="1"/>
-      <w:numFmt w:val="decimal"/>
-      <w:lvlText w:val="%4."/>
-      <w:lvlJc w:val="left"/>
-      <w:pPr>
-        <w:ind w:left="1760" w:hanging="440"/>
-      </w:pPr>
-    </w:lvl>
-    <w:lvl w:ilvl="4" w:tplc="04090017" w:tentative="1">
-      <w:start w:val="1"/>
-      <w:numFmt w:val="aiueoFullWidth"/>
-      <w:lvlText w:val="(%5)"/>
-      <w:lvlJc w:val="left"/>
-      <w:pPr>
-        <w:ind w:left="2200" w:hanging="440"/>
-      </w:pPr>
-    </w:lvl>
-    <w:lvl w:ilvl="5" w:tplc="04090011" w:tentative="1">
-      <w:start w:val="1"/>
-      <w:numFmt w:val="decimalEnclosedCircle"/>
-      <w:lvlText w:val="%6"/>
-      <w:lvlJc w:val="left"/>
-      <w:pPr>
-        <w:ind w:left="2640" w:hanging="440"/>
-      </w:pPr>
-    </w:lvl>
-    <w:lvl w:ilvl="6" w:tplc="0409000F" w:tentative="1">
-      <w:start w:val="1"/>
-      <w:numFmt w:val="decimal"/>
-      <w:lvlText w:val="%7."/>
-      <w:lvlJc w:val="left"/>
-      <w:pPr>
-        <w:ind w:left="3080" w:hanging="440"/>
-      </w:pPr>
-    </w:lvl>
-    <w:lvl w:ilvl="7" w:tplc="04090017" w:tentative="1">
-      <w:start w:val="1"/>
-      <w:numFmt w:val="aiueoFullWidth"/>
-      <w:lvlText w:val="(%8)"/>
-      <w:lvlJc w:val="left"/>
-      <w:pPr>
-        <w:ind w:left="3520" w:hanging="440"/>
-      </w:pPr>
-    </w:lvl>
-    <w:lvl w:ilvl="8" w:tplc="04090011" w:tentative="1">
-      <w:start w:val="1"/>
-      <w:numFmt w:val="decimalEnclosedCircle"/>
-      <w:lvlText w:val="%9"/>
-      <w:lvlJc w:val="left"/>
-      <w:pPr>
-        <w:ind w:left="3960" w:hanging="440"/>
-      </w:pPr>
-    </w:lvl>
-  </w:abstractNum>
-  <w:abstractNum w:abstractNumId="11" w15:restartNumberingAfterBreak="0">
-    <w:nsid w:val="455E6AFA"/>
-    <w:multiLevelType w:val="hybridMultilevel"/>
-    <w:tmpl w:val="7D385BA8"/>
-    <w:name w:val="__API_DOC_SQUARE_BULLET__2"/>
-    <w:lvl w:ilvl="0" w:tplc="0409000F">
-      <w:start w:val="1"/>
-      <w:numFmt w:val="decimal"/>
-      <w:lvlText w:val="%1."/>
-      <w:lvlJc w:val="left"/>
-      <w:pPr>
-        <w:ind w:left="440" w:hanging="440"/>
-      </w:pPr>
-    </w:lvl>
-    <w:lvl w:ilvl="1" w:tplc="04090017" w:tentative="1">
-      <w:start w:val="1"/>
-      <w:numFmt w:val="aiueoFullWidth"/>
-      <w:lvlText w:val="(%2)"/>
-      <w:lvlJc w:val="left"/>
-      <w:pPr>
-        <w:ind w:left="880" w:hanging="440"/>
-      </w:pPr>
-    </w:lvl>
-    <w:lvl w:ilvl="2" w:tplc="04090011" w:tentative="1">
-      <w:start w:val="1"/>
-      <w:numFmt w:val="decimalEnclosedCircle"/>
-      <w:lvlText w:val="%3"/>
-      <w:lvlJc w:val="left"/>
-      <w:pPr>
-        <w:ind w:left="1320" w:hanging="440"/>
-      </w:pPr>
-    </w:lvl>
-    <w:lvl w:ilvl="3" w:tplc="0409000F" w:tentative="1">
-      <w:start w:val="1"/>
-      <w:numFmt w:val="decimal"/>
-      <w:lvlText w:val="%4."/>
-      <w:lvlJc w:val="left"/>
-      <w:pPr>
-        <w:ind w:left="1760" w:hanging="440"/>
-      </w:pPr>
-    </w:lvl>
-    <w:lvl w:ilvl="4" w:tplc="04090017" w:tentative="1">
-      <w:start w:val="1"/>
-      <w:numFmt w:val="aiueoFullWidth"/>
-      <w:lvlText w:val="(%5)"/>
-      <w:lvlJc w:val="left"/>
-      <w:pPr>
-        <w:ind w:left="2200" w:hanging="440"/>
-      </w:pPr>
-    </w:lvl>
-    <w:lvl w:ilvl="5" w:tplc="04090011" w:tentative="1">
-      <w:start w:val="1"/>
-      <w:numFmt w:val="decimalEnclosedCircle"/>
-      <w:lvlText w:val="%6"/>
-      <w:lvlJc w:val="left"/>
-      <w:pPr>
-        <w:ind w:left="2640" w:hanging="440"/>
-      </w:pPr>
-    </w:lvl>
-    <w:lvl w:ilvl="6" w:tplc="0409000F" w:tentative="1">
-      <w:start w:val="1"/>
-      <w:numFmt w:val="decimal"/>
-      <w:lvlText w:val="%7."/>
-      <w:lvlJc w:val="left"/>
-      <w:pPr>
-        <w:ind w:left="3080" w:hanging="440"/>
-      </w:pPr>
-    </w:lvl>
-    <w:lvl w:ilvl="7" w:tplc="04090017" w:tentative="1">
-      <w:start w:val="1"/>
-      <w:numFmt w:val="aiueoFullWidth"/>
-      <w:lvlText w:val="(%8)"/>
-      <w:lvlJc w:val="left"/>
-      <w:pPr>
-        <w:ind w:left="3520" w:hanging="440"/>
-      </w:pPr>
-    </w:lvl>
-    <w:lvl w:ilvl="8" w:tplc="04090011" w:tentative="1">
-      <w:start w:val="1"/>
-      <w:numFmt w:val="decimalEnclosedCircle"/>
-      <w:lvlText w:val="%9"/>
-      <w:lvlJc w:val="left"/>
-      <w:pPr>
-        <w:ind w:left="3960" w:hanging="440"/>
-      </w:pPr>
-    </w:lvl>
-  </w:abstractNum>
-  <w:abstractNum w:abstractNumId="12" w15:restartNumberingAfterBreak="0">
-    <w:nsid w:val="57330DC6"/>
-    <w:multiLevelType w:val="hybridMultilevel"/>
-    <w:tmpl w:val="39A86852"/>
-    <w:name w:val="__API_DOC_SQUARE_BULLET__22222222222222"/>
-    <w:lvl w:ilvl="0" w:tplc="0409000F">
-      <w:start w:val="1"/>
-      <w:numFmt w:val="decimal"/>
-      <w:lvlText w:val="%1."/>
-      <w:lvlJc w:val="left"/>
-      <w:pPr>
-        <w:ind w:left="440" w:hanging="440"/>
-      </w:pPr>
-    </w:lvl>
-    <w:lvl w:ilvl="1" w:tplc="04090017" w:tentative="1">
-      <w:start w:val="1"/>
-      <w:numFmt w:val="aiueoFullWidth"/>
-      <w:lvlText w:val="(%2)"/>
-      <w:lvlJc w:val="left"/>
-      <w:pPr>
-        <w:ind w:left="880" w:hanging="440"/>
-      </w:pPr>
-    </w:lvl>
-    <w:lvl w:ilvl="2" w:tplc="04090011" w:tentative="1">
-      <w:start w:val="1"/>
-      <w:numFmt w:val="decimalEnclosedCircle"/>
-      <w:lvlText w:val="%3"/>
-      <w:lvlJc w:val="left"/>
-      <w:pPr>
-        <w:ind w:left="1320" w:hanging="440"/>
-      </w:pPr>
-    </w:lvl>
-    <w:lvl w:ilvl="3" w:tplc="0409000F" w:tentative="1">
-      <w:start w:val="1"/>
-      <w:numFmt w:val="decimal"/>
-      <w:lvlText w:val="%4."/>
-      <w:lvlJc w:val="left"/>
-      <w:pPr>
-        <w:ind w:left="1760" w:hanging="440"/>
-      </w:pPr>
-    </w:lvl>
-    <w:lvl w:ilvl="4" w:tplc="04090017" w:tentative="1">
-      <w:start w:val="1"/>
-      <w:numFmt w:val="aiueoFullWidth"/>
-      <w:lvlText w:val="(%5)"/>
-      <w:lvlJc w:val="left"/>
-      <w:pPr>
-        <w:ind w:left="2200" w:hanging="440"/>
-      </w:pPr>
-    </w:lvl>
-    <w:lvl w:ilvl="5" w:tplc="04090011" w:tentative="1">
-      <w:start w:val="1"/>
-      <w:numFmt w:val="decimalEnclosedCircle"/>
-      <w:lvlText w:val="%6"/>
-      <w:lvlJc w:val="left"/>
-      <w:pPr>
-        <w:ind w:left="2640" w:hanging="440"/>
-      </w:pPr>
-    </w:lvl>
-    <w:lvl w:ilvl="6" w:tplc="0409000F" w:tentative="1">
-      <w:start w:val="1"/>
-      <w:numFmt w:val="decimal"/>
-      <w:lvlText w:val="%7."/>
-      <w:lvlJc w:val="left"/>
-      <w:pPr>
-        <w:ind w:left="3080" w:hanging="440"/>
-      </w:pPr>
-    </w:lvl>
-    <w:lvl w:ilvl="7" w:tplc="04090017" w:tentative="1">
-      <w:start w:val="1"/>
-      <w:numFmt w:val="aiueoFullWidth"/>
-      <w:lvlText w:val="(%8)"/>
-      <w:lvlJc w:val="left"/>
-      <w:pPr>
-        <w:ind w:left="3520" w:hanging="440"/>
-      </w:pPr>
-    </w:lvl>
-    <w:lvl w:ilvl="8" w:tplc="04090011" w:tentative="1">
-      <w:start w:val="1"/>
-      <w:numFmt w:val="decimalEnclosedCircle"/>
-      <w:lvlText w:val="%9"/>
-      <w:lvlJc w:val="left"/>
-      <w:pPr>
-        <w:ind w:left="3960" w:hanging="440"/>
-      </w:pPr>
-    </w:lvl>
-  </w:abstractNum>
-  <w:abstractNum w:abstractNumId="13" w15:restartNumberingAfterBreak="0">
-    <w:nsid w:val="59A25612"/>
-    <w:multiLevelType w:val="hybridMultilevel"/>
-    <w:tmpl w:val="970E653A"/>
-    <w:name w:val="__API_DOC_SQUARE_BULLET__222"/>
-    <w:lvl w:ilvl="0" w:tplc="0409000F">
-      <w:start w:val="1"/>
-      <w:numFmt w:val="decimal"/>
-      <w:lvlText w:val="%1."/>
-      <w:lvlJc w:val="left"/>
-      <w:pPr>
-        <w:ind w:left="440" w:hanging="440"/>
-      </w:pPr>
-    </w:lvl>
-    <w:lvl w:ilvl="1" w:tplc="04090017" w:tentative="1">
-      <w:start w:val="1"/>
-      <w:numFmt w:val="aiueoFullWidth"/>
-      <w:lvlText w:val="(%2)"/>
-      <w:lvlJc w:val="left"/>
-      <w:pPr>
-        <w:ind w:left="880" w:hanging="440"/>
-      </w:pPr>
-    </w:lvl>
-    <w:lvl w:ilvl="2" w:tplc="04090011" w:tentative="1">
-      <w:start w:val="1"/>
-      <w:numFmt w:val="decimalEnclosedCircle"/>
-      <w:lvlText w:val="%3"/>
-      <w:lvlJc w:val="left"/>
-      <w:pPr>
-        <w:ind w:left="1320" w:hanging="440"/>
-      </w:pPr>
-    </w:lvl>
-    <w:lvl w:ilvl="3" w:tplc="0409000F" w:tentative="1">
-      <w:start w:val="1"/>
-      <w:numFmt w:val="decimal"/>
-      <w:lvlText w:val="%4."/>
-      <w:lvlJc w:val="left"/>
-      <w:pPr>
-        <w:ind w:left="1760" w:hanging="440"/>
-      </w:pPr>
-    </w:lvl>
-    <w:lvl w:ilvl="4" w:tplc="04090017" w:tentative="1">
-      <w:start w:val="1"/>
-      <w:numFmt w:val="aiueoFullWidth"/>
-      <w:lvlText w:val="(%5)"/>
-      <w:lvlJc w:val="left"/>
-      <w:pPr>
-        <w:ind w:left="2200" w:hanging="440"/>
-      </w:pPr>
-    </w:lvl>
-    <w:lvl w:ilvl="5" w:tplc="04090011" w:tentative="1">
-      <w:start w:val="1"/>
-      <w:numFmt w:val="decimalEnclosedCircle"/>
-      <w:lvlText w:val="%6"/>
-      <w:lvlJc w:val="left"/>
-      <w:pPr>
-        <w:ind w:left="2640" w:hanging="440"/>
-      </w:pPr>
-    </w:lvl>
-    <w:lvl w:ilvl="6" w:tplc="0409000F" w:tentative="1">
-      <w:start w:val="1"/>
-      <w:numFmt w:val="decimal"/>
-      <w:lvlText w:val="%7."/>
-      <w:lvlJc w:val="left"/>
-      <w:pPr>
-        <w:ind w:left="3080" w:hanging="440"/>
-      </w:pPr>
-    </w:lvl>
-    <w:lvl w:ilvl="7" w:tplc="04090017" w:tentative="1">
-      <w:start w:val="1"/>
-      <w:numFmt w:val="aiueoFullWidth"/>
-      <w:lvlText w:val="(%8)"/>
-      <w:lvlJc w:val="left"/>
-      <w:pPr>
-        <w:ind w:left="3520" w:hanging="440"/>
-      </w:pPr>
-    </w:lvl>
-    <w:lvl w:ilvl="8" w:tplc="04090011" w:tentative="1">
-      <w:start w:val="1"/>
-      <w:numFmt w:val="decimalEnclosedCircle"/>
-      <w:lvlText w:val="%9"/>
-      <w:lvlJc w:val="left"/>
-      <w:pPr>
-        <w:ind w:left="3960" w:hanging="440"/>
-      </w:pPr>
-    </w:lvl>
-  </w:abstractNum>
-  <w:abstractNum w:abstractNumId="14" w15:restartNumberingAfterBreak="0">
-    <w:nsid w:val="5FFE56AD"/>
-    <w:multiLevelType w:val="hybridMultilevel"/>
-    <w:tmpl w:val="C308B04A"/>
-    <w:name w:val="__API_DOC_SQUARE_BULLET__222222222222222"/>
-    <w:lvl w:ilvl="0" w:tplc="0409000F">
-      <w:start w:val="1"/>
-      <w:numFmt w:val="decimal"/>
-      <w:lvlText w:val="%1."/>
-      <w:lvlJc w:val="left"/>
-      <w:pPr>
-        <w:ind w:left="440" w:hanging="440"/>
-      </w:pPr>
-    </w:lvl>
-    <w:lvl w:ilvl="1" w:tplc="04090017" w:tentative="1">
-      <w:start w:val="1"/>
-      <w:numFmt w:val="aiueoFullWidth"/>
-      <w:lvlText w:val="(%2)"/>
-      <w:lvlJc w:val="left"/>
-      <w:pPr>
-        <w:ind w:left="880" w:hanging="440"/>
-      </w:pPr>
-    </w:lvl>
-    <w:lvl w:ilvl="2" w:tplc="04090011" w:tentative="1">
-      <w:start w:val="1"/>
-      <w:numFmt w:val="decimalEnclosedCircle"/>
-      <w:lvlText w:val="%3"/>
-      <w:lvlJc w:val="left"/>
-      <w:pPr>
-        <w:ind w:left="1320" w:hanging="440"/>
-      </w:pPr>
-    </w:lvl>
-    <w:lvl w:ilvl="3" w:tplc="0409000F" w:tentative="1">
-      <w:start w:val="1"/>
-      <w:numFmt w:val="decimal"/>
-      <w:lvlText w:val="%4."/>
-      <w:lvlJc w:val="left"/>
-      <w:pPr>
-        <w:ind w:left="1760" w:hanging="440"/>
-      </w:pPr>
-    </w:lvl>
-    <w:lvl w:ilvl="4" w:tplc="04090017" w:tentative="1">
-      <w:start w:val="1"/>
-      <w:numFmt w:val="aiueoFullWidth"/>
-      <w:lvlText w:val="(%5)"/>
-      <w:lvlJc w:val="left"/>
-      <w:pPr>
-        <w:ind w:left="2200" w:hanging="440"/>
-      </w:pPr>
-    </w:lvl>
-    <w:lvl w:ilvl="5" w:tplc="04090011" w:tentative="1">
-      <w:start w:val="1"/>
-      <w:numFmt w:val="decimalEnclosedCircle"/>
-      <w:lvlText w:val="%6"/>
-      <w:lvlJc w:val="left"/>
-      <w:pPr>
-        <w:ind w:left="2640" w:hanging="440"/>
-      </w:pPr>
-    </w:lvl>
-    <w:lvl w:ilvl="6" w:tplc="0409000F" w:tentative="1">
-      <w:start w:val="1"/>
-      <w:numFmt w:val="decimal"/>
-      <w:lvlText w:val="%7."/>
-      <w:lvlJc w:val="left"/>
-      <w:pPr>
-        <w:ind w:left="3080" w:hanging="440"/>
-      </w:pPr>
-    </w:lvl>
-    <w:lvl w:ilvl="7" w:tplc="04090017" w:tentative="1">
-      <w:start w:val="1"/>
-      <w:numFmt w:val="aiueoFullWidth"/>
-      <w:lvlText w:val="(%8)"/>
-      <w:lvlJc w:val="left"/>
-      <w:pPr>
-        <w:ind w:left="3520" w:hanging="440"/>
-      </w:pPr>
-    </w:lvl>
-    <w:lvl w:ilvl="8" w:tplc="04090011" w:tentative="1">
-      <w:start w:val="1"/>
-      <w:numFmt w:val="decimalEnclosedCircle"/>
-      <w:lvlText w:val="%9"/>
-      <w:lvlJc w:val="left"/>
-      <w:pPr>
-        <w:ind w:left="3960" w:hanging="440"/>
-      </w:pPr>
-    </w:lvl>
-  </w:abstractNum>
-  <w:abstractNum w:abstractNumId="15" w15:restartNumberingAfterBreak="0">
-    <w:nsid w:val="74F51CEB"/>
+    <w:nsid w:val="144B2B3A"/>
     <w:multiLevelType w:val="singleLevel"/>
     <w:tmpl w:val="0409000F"/>
     <w:name w:val="__API_DOC_SQUARE_BULLET__"/>
@@ -47286,6 +46142,1154 @@
       <w:lvlJc w:val="left"/>
       <w:pPr>
         <w:ind w:left="440" w:hanging="440"/>
+      </w:pPr>
+    </w:lvl>
+  </w:abstractNum>
+  <w:abstractNum w:abstractNumId="2" w15:restartNumberingAfterBreak="0">
+    <w:nsid w:val="1BB82493"/>
+    <w:multiLevelType w:val="hybridMultilevel"/>
+    <w:tmpl w:val="9EF6D5A0"/>
+    <w:name w:val="__API_DOC_SQUARE_BULLET__22222222222"/>
+    <w:lvl w:ilvl="0" w:tplc="0409000F">
+      <w:start w:val="1"/>
+      <w:numFmt w:val="decimal"/>
+      <w:lvlText w:val="%1."/>
+      <w:lvlJc w:val="left"/>
+      <w:pPr>
+        <w:ind w:left="440" w:hanging="440"/>
+      </w:pPr>
+    </w:lvl>
+    <w:lvl w:ilvl="1" w:tplc="04090017" w:tentative="1">
+      <w:start w:val="1"/>
+      <w:numFmt w:val="aiueoFullWidth"/>
+      <w:lvlText w:val="(%2)"/>
+      <w:lvlJc w:val="left"/>
+      <w:pPr>
+        <w:ind w:left="880" w:hanging="440"/>
+      </w:pPr>
+    </w:lvl>
+    <w:lvl w:ilvl="2" w:tplc="04090011" w:tentative="1">
+      <w:start w:val="1"/>
+      <w:numFmt w:val="decimalEnclosedCircle"/>
+      <w:lvlText w:val="%3"/>
+      <w:lvlJc w:val="left"/>
+      <w:pPr>
+        <w:ind w:left="1320" w:hanging="440"/>
+      </w:pPr>
+    </w:lvl>
+    <w:lvl w:ilvl="3" w:tplc="0409000F" w:tentative="1">
+      <w:start w:val="1"/>
+      <w:numFmt w:val="decimal"/>
+      <w:lvlText w:val="%4."/>
+      <w:lvlJc w:val="left"/>
+      <w:pPr>
+        <w:ind w:left="1760" w:hanging="440"/>
+      </w:pPr>
+    </w:lvl>
+    <w:lvl w:ilvl="4" w:tplc="04090017" w:tentative="1">
+      <w:start w:val="1"/>
+      <w:numFmt w:val="aiueoFullWidth"/>
+      <w:lvlText w:val="(%5)"/>
+      <w:lvlJc w:val="left"/>
+      <w:pPr>
+        <w:ind w:left="2200" w:hanging="440"/>
+      </w:pPr>
+    </w:lvl>
+    <w:lvl w:ilvl="5" w:tplc="04090011" w:tentative="1">
+      <w:start w:val="1"/>
+      <w:numFmt w:val="decimalEnclosedCircle"/>
+      <w:lvlText w:val="%6"/>
+      <w:lvlJc w:val="left"/>
+      <w:pPr>
+        <w:ind w:left="2640" w:hanging="440"/>
+      </w:pPr>
+    </w:lvl>
+    <w:lvl w:ilvl="6" w:tplc="0409000F" w:tentative="1">
+      <w:start w:val="1"/>
+      <w:numFmt w:val="decimal"/>
+      <w:lvlText w:val="%7."/>
+      <w:lvlJc w:val="left"/>
+      <w:pPr>
+        <w:ind w:left="3080" w:hanging="440"/>
+      </w:pPr>
+    </w:lvl>
+    <w:lvl w:ilvl="7" w:tplc="04090017" w:tentative="1">
+      <w:start w:val="1"/>
+      <w:numFmt w:val="aiueoFullWidth"/>
+      <w:lvlText w:val="(%8)"/>
+      <w:lvlJc w:val="left"/>
+      <w:pPr>
+        <w:ind w:left="3520" w:hanging="440"/>
+      </w:pPr>
+    </w:lvl>
+    <w:lvl w:ilvl="8" w:tplc="04090011" w:tentative="1">
+      <w:start w:val="1"/>
+      <w:numFmt w:val="decimalEnclosedCircle"/>
+      <w:lvlText w:val="%9"/>
+      <w:lvlJc w:val="left"/>
+      <w:pPr>
+        <w:ind w:left="3960" w:hanging="440"/>
+      </w:pPr>
+    </w:lvl>
+  </w:abstractNum>
+  <w:abstractNum w:abstractNumId="3" w15:restartNumberingAfterBreak="0">
+    <w:nsid w:val="35CA4DBB"/>
+    <w:multiLevelType w:val="singleLevel"/>
+    <w:tmpl w:val="04090001"/>
+    <w:lvl w:ilvl="0">
+      <w:start w:val="1"/>
+      <w:numFmt w:val="bullet"/>
+      <w:lvlText w:val="■"/>
+      <w:lvlJc w:val="left"/>
+      <w:pPr>
+        <w:ind w:left="440" w:hanging="440"/>
+      </w:pPr>
+      <w:rPr>
+        <w:rFonts w:ascii="Meiryo UI" w:hAnsi="Meiryo UI" w:eastAsia="Meiryo UI" w:cs="Meiryo UI" w:hint="default"/>
+      </w:rPr>
+    </w:lvl>
+  </w:abstractNum>
+  <w:abstractNum w:abstractNumId="4" w15:restartNumberingAfterBreak="0">
+    <w:nsid w:val="3A45370E"/>
+    <w:multiLevelType w:val="hybridMultilevel"/>
+    <w:tmpl w:val="90489410"/>
+    <w:name w:val="__API_DOC_SQUARE_BULLET__2222222222222"/>
+    <w:lvl w:ilvl="0" w:tplc="0409000F">
+      <w:start w:val="1"/>
+      <w:numFmt w:val="decimal"/>
+      <w:lvlText w:val="%1."/>
+      <w:lvlJc w:val="left"/>
+      <w:pPr>
+        <w:ind w:left="440" w:hanging="440"/>
+      </w:pPr>
+    </w:lvl>
+    <w:lvl w:ilvl="1" w:tplc="04090017" w:tentative="1">
+      <w:start w:val="1"/>
+      <w:numFmt w:val="aiueoFullWidth"/>
+      <w:lvlText w:val="(%2)"/>
+      <w:lvlJc w:val="left"/>
+      <w:pPr>
+        <w:ind w:left="880" w:hanging="440"/>
+      </w:pPr>
+    </w:lvl>
+    <w:lvl w:ilvl="2" w:tplc="04090011" w:tentative="1">
+      <w:start w:val="1"/>
+      <w:numFmt w:val="decimalEnclosedCircle"/>
+      <w:lvlText w:val="%3"/>
+      <w:lvlJc w:val="left"/>
+      <w:pPr>
+        <w:ind w:left="1320" w:hanging="440"/>
+      </w:pPr>
+    </w:lvl>
+    <w:lvl w:ilvl="3" w:tplc="0409000F" w:tentative="1">
+      <w:start w:val="1"/>
+      <w:numFmt w:val="decimal"/>
+      <w:lvlText w:val="%4."/>
+      <w:lvlJc w:val="left"/>
+      <w:pPr>
+        <w:ind w:left="1760" w:hanging="440"/>
+      </w:pPr>
+    </w:lvl>
+    <w:lvl w:ilvl="4" w:tplc="04090017" w:tentative="1">
+      <w:start w:val="1"/>
+      <w:numFmt w:val="aiueoFullWidth"/>
+      <w:lvlText w:val="(%5)"/>
+      <w:lvlJc w:val="left"/>
+      <w:pPr>
+        <w:ind w:left="2200" w:hanging="440"/>
+      </w:pPr>
+    </w:lvl>
+    <w:lvl w:ilvl="5" w:tplc="04090011" w:tentative="1">
+      <w:start w:val="1"/>
+      <w:numFmt w:val="decimalEnclosedCircle"/>
+      <w:lvlText w:val="%6"/>
+      <w:lvlJc w:val="left"/>
+      <w:pPr>
+        <w:ind w:left="2640" w:hanging="440"/>
+      </w:pPr>
+    </w:lvl>
+    <w:lvl w:ilvl="6" w:tplc="0409000F" w:tentative="1">
+      <w:start w:val="1"/>
+      <w:numFmt w:val="decimal"/>
+      <w:lvlText w:val="%7."/>
+      <w:lvlJc w:val="left"/>
+      <w:pPr>
+        <w:ind w:left="3080" w:hanging="440"/>
+      </w:pPr>
+    </w:lvl>
+    <w:lvl w:ilvl="7" w:tplc="04090017" w:tentative="1">
+      <w:start w:val="1"/>
+      <w:numFmt w:val="aiueoFullWidth"/>
+      <w:lvlText w:val="(%8)"/>
+      <w:lvlJc w:val="left"/>
+      <w:pPr>
+        <w:ind w:left="3520" w:hanging="440"/>
+      </w:pPr>
+    </w:lvl>
+    <w:lvl w:ilvl="8" w:tplc="04090011" w:tentative="1">
+      <w:start w:val="1"/>
+      <w:numFmt w:val="decimalEnclosedCircle"/>
+      <w:lvlText w:val="%9"/>
+      <w:lvlJc w:val="left"/>
+      <w:pPr>
+        <w:ind w:left="3960" w:hanging="440"/>
+      </w:pPr>
+    </w:lvl>
+  </w:abstractNum>
+  <w:abstractNum w:abstractNumId="5" w15:restartNumberingAfterBreak="0">
+    <w:nsid w:val="3ADC3E32"/>
+    <w:multiLevelType w:val="hybridMultilevel"/>
+    <w:tmpl w:val="8EF0F710"/>
+    <w:name w:val="__API_DOC_SQUARE_BULLET__22222222"/>
+    <w:lvl w:ilvl="0" w:tplc="0409000F">
+      <w:start w:val="1"/>
+      <w:numFmt w:val="decimal"/>
+      <w:lvlText w:val="%1."/>
+      <w:lvlJc w:val="left"/>
+      <w:pPr>
+        <w:ind w:left="440" w:hanging="440"/>
+      </w:pPr>
+    </w:lvl>
+    <w:lvl w:ilvl="1" w:tplc="04090017" w:tentative="1">
+      <w:start w:val="1"/>
+      <w:numFmt w:val="aiueoFullWidth"/>
+      <w:lvlText w:val="(%2)"/>
+      <w:lvlJc w:val="left"/>
+      <w:pPr>
+        <w:ind w:left="880" w:hanging="440"/>
+      </w:pPr>
+    </w:lvl>
+    <w:lvl w:ilvl="2" w:tplc="04090011" w:tentative="1">
+      <w:start w:val="1"/>
+      <w:numFmt w:val="decimalEnclosedCircle"/>
+      <w:lvlText w:val="%3"/>
+      <w:lvlJc w:val="left"/>
+      <w:pPr>
+        <w:ind w:left="1320" w:hanging="440"/>
+      </w:pPr>
+    </w:lvl>
+    <w:lvl w:ilvl="3" w:tplc="0409000F" w:tentative="1">
+      <w:start w:val="1"/>
+      <w:numFmt w:val="decimal"/>
+      <w:lvlText w:val="%4."/>
+      <w:lvlJc w:val="left"/>
+      <w:pPr>
+        <w:ind w:left="1760" w:hanging="440"/>
+      </w:pPr>
+    </w:lvl>
+    <w:lvl w:ilvl="4" w:tplc="04090017" w:tentative="1">
+      <w:start w:val="1"/>
+      <w:numFmt w:val="aiueoFullWidth"/>
+      <w:lvlText w:val="(%5)"/>
+      <w:lvlJc w:val="left"/>
+      <w:pPr>
+        <w:ind w:left="2200" w:hanging="440"/>
+      </w:pPr>
+    </w:lvl>
+    <w:lvl w:ilvl="5" w:tplc="04090011" w:tentative="1">
+      <w:start w:val="1"/>
+      <w:numFmt w:val="decimalEnclosedCircle"/>
+      <w:lvlText w:val="%6"/>
+      <w:lvlJc w:val="left"/>
+      <w:pPr>
+        <w:ind w:left="2640" w:hanging="440"/>
+      </w:pPr>
+    </w:lvl>
+    <w:lvl w:ilvl="6" w:tplc="0409000F" w:tentative="1">
+      <w:start w:val="1"/>
+      <w:numFmt w:val="decimal"/>
+      <w:lvlText w:val="%7."/>
+      <w:lvlJc w:val="left"/>
+      <w:pPr>
+        <w:ind w:left="3080" w:hanging="440"/>
+      </w:pPr>
+    </w:lvl>
+    <w:lvl w:ilvl="7" w:tplc="04090017" w:tentative="1">
+      <w:start w:val="1"/>
+      <w:numFmt w:val="aiueoFullWidth"/>
+      <w:lvlText w:val="(%8)"/>
+      <w:lvlJc w:val="left"/>
+      <w:pPr>
+        <w:ind w:left="3520" w:hanging="440"/>
+      </w:pPr>
+    </w:lvl>
+    <w:lvl w:ilvl="8" w:tplc="04090011" w:tentative="1">
+      <w:start w:val="1"/>
+      <w:numFmt w:val="decimalEnclosedCircle"/>
+      <w:lvlText w:val="%9"/>
+      <w:lvlJc w:val="left"/>
+      <w:pPr>
+        <w:ind w:left="3960" w:hanging="440"/>
+      </w:pPr>
+    </w:lvl>
+  </w:abstractNum>
+  <w:abstractNum w:abstractNumId="6" w15:restartNumberingAfterBreak="0">
+    <w:nsid w:val="3B6D0AF1"/>
+    <w:multiLevelType w:val="hybridMultilevel"/>
+    <w:tmpl w:val="E5F8FF40"/>
+    <w:name w:val="__API_DOC_SQUARE_BULLET__22222222222222"/>
+    <w:lvl w:ilvl="0" w:tplc="0409000F">
+      <w:start w:val="1"/>
+      <w:numFmt w:val="decimal"/>
+      <w:lvlText w:val="%1."/>
+      <w:lvlJc w:val="left"/>
+      <w:pPr>
+        <w:ind w:left="440" w:hanging="440"/>
+      </w:pPr>
+    </w:lvl>
+    <w:lvl w:ilvl="1" w:tplc="04090017" w:tentative="1">
+      <w:start w:val="1"/>
+      <w:numFmt w:val="aiueoFullWidth"/>
+      <w:lvlText w:val="(%2)"/>
+      <w:lvlJc w:val="left"/>
+      <w:pPr>
+        <w:ind w:left="880" w:hanging="440"/>
+      </w:pPr>
+    </w:lvl>
+    <w:lvl w:ilvl="2" w:tplc="04090011" w:tentative="1">
+      <w:start w:val="1"/>
+      <w:numFmt w:val="decimalEnclosedCircle"/>
+      <w:lvlText w:val="%3"/>
+      <w:lvlJc w:val="left"/>
+      <w:pPr>
+        <w:ind w:left="1320" w:hanging="440"/>
+      </w:pPr>
+    </w:lvl>
+    <w:lvl w:ilvl="3" w:tplc="0409000F" w:tentative="1">
+      <w:start w:val="1"/>
+      <w:numFmt w:val="decimal"/>
+      <w:lvlText w:val="%4."/>
+      <w:lvlJc w:val="left"/>
+      <w:pPr>
+        <w:ind w:left="1760" w:hanging="440"/>
+      </w:pPr>
+    </w:lvl>
+    <w:lvl w:ilvl="4" w:tplc="04090017" w:tentative="1">
+      <w:start w:val="1"/>
+      <w:numFmt w:val="aiueoFullWidth"/>
+      <w:lvlText w:val="(%5)"/>
+      <w:lvlJc w:val="left"/>
+      <w:pPr>
+        <w:ind w:left="2200" w:hanging="440"/>
+      </w:pPr>
+    </w:lvl>
+    <w:lvl w:ilvl="5" w:tplc="04090011" w:tentative="1">
+      <w:start w:val="1"/>
+      <w:numFmt w:val="decimalEnclosedCircle"/>
+      <w:lvlText w:val="%6"/>
+      <w:lvlJc w:val="left"/>
+      <w:pPr>
+        <w:ind w:left="2640" w:hanging="440"/>
+      </w:pPr>
+    </w:lvl>
+    <w:lvl w:ilvl="6" w:tplc="0409000F" w:tentative="1">
+      <w:start w:val="1"/>
+      <w:numFmt w:val="decimal"/>
+      <w:lvlText w:val="%7."/>
+      <w:lvlJc w:val="left"/>
+      <w:pPr>
+        <w:ind w:left="3080" w:hanging="440"/>
+      </w:pPr>
+    </w:lvl>
+    <w:lvl w:ilvl="7" w:tplc="04090017" w:tentative="1">
+      <w:start w:val="1"/>
+      <w:numFmt w:val="aiueoFullWidth"/>
+      <w:lvlText w:val="(%8)"/>
+      <w:lvlJc w:val="left"/>
+      <w:pPr>
+        <w:ind w:left="3520" w:hanging="440"/>
+      </w:pPr>
+    </w:lvl>
+    <w:lvl w:ilvl="8" w:tplc="04090011" w:tentative="1">
+      <w:start w:val="1"/>
+      <w:numFmt w:val="decimalEnclosedCircle"/>
+      <w:lvlText w:val="%9"/>
+      <w:lvlJc w:val="left"/>
+      <w:pPr>
+        <w:ind w:left="3960" w:hanging="440"/>
+      </w:pPr>
+    </w:lvl>
+  </w:abstractNum>
+  <w:abstractNum w:abstractNumId="7" w15:restartNumberingAfterBreak="0">
+    <w:nsid w:val="3DF21D65"/>
+    <w:multiLevelType w:val="hybridMultilevel"/>
+    <w:tmpl w:val="C2BEADCC"/>
+    <w:name w:val="__API_DOC_SQUARE_BULLET__222"/>
+    <w:lvl w:ilvl="0" w:tplc="0409000F">
+      <w:start w:val="1"/>
+      <w:numFmt w:val="decimal"/>
+      <w:lvlText w:val="%1."/>
+      <w:lvlJc w:val="left"/>
+      <w:pPr>
+        <w:ind w:left="440" w:hanging="440"/>
+      </w:pPr>
+    </w:lvl>
+    <w:lvl w:ilvl="1" w:tplc="04090017" w:tentative="1">
+      <w:start w:val="1"/>
+      <w:numFmt w:val="aiueoFullWidth"/>
+      <w:lvlText w:val="(%2)"/>
+      <w:lvlJc w:val="left"/>
+      <w:pPr>
+        <w:ind w:left="880" w:hanging="440"/>
+      </w:pPr>
+    </w:lvl>
+    <w:lvl w:ilvl="2" w:tplc="04090011" w:tentative="1">
+      <w:start w:val="1"/>
+      <w:numFmt w:val="decimalEnclosedCircle"/>
+      <w:lvlText w:val="%3"/>
+      <w:lvlJc w:val="left"/>
+      <w:pPr>
+        <w:ind w:left="1320" w:hanging="440"/>
+      </w:pPr>
+    </w:lvl>
+    <w:lvl w:ilvl="3" w:tplc="0409000F" w:tentative="1">
+      <w:start w:val="1"/>
+      <w:numFmt w:val="decimal"/>
+      <w:lvlText w:val="%4."/>
+      <w:lvlJc w:val="left"/>
+      <w:pPr>
+        <w:ind w:left="1760" w:hanging="440"/>
+      </w:pPr>
+    </w:lvl>
+    <w:lvl w:ilvl="4" w:tplc="04090017" w:tentative="1">
+      <w:start w:val="1"/>
+      <w:numFmt w:val="aiueoFullWidth"/>
+      <w:lvlText w:val="(%5)"/>
+      <w:lvlJc w:val="left"/>
+      <w:pPr>
+        <w:ind w:left="2200" w:hanging="440"/>
+      </w:pPr>
+    </w:lvl>
+    <w:lvl w:ilvl="5" w:tplc="04090011" w:tentative="1">
+      <w:start w:val="1"/>
+      <w:numFmt w:val="decimalEnclosedCircle"/>
+      <w:lvlText w:val="%6"/>
+      <w:lvlJc w:val="left"/>
+      <w:pPr>
+        <w:ind w:left="2640" w:hanging="440"/>
+      </w:pPr>
+    </w:lvl>
+    <w:lvl w:ilvl="6" w:tplc="0409000F" w:tentative="1">
+      <w:start w:val="1"/>
+      <w:numFmt w:val="decimal"/>
+      <w:lvlText w:val="%7."/>
+      <w:lvlJc w:val="left"/>
+      <w:pPr>
+        <w:ind w:left="3080" w:hanging="440"/>
+      </w:pPr>
+    </w:lvl>
+    <w:lvl w:ilvl="7" w:tplc="04090017" w:tentative="1">
+      <w:start w:val="1"/>
+      <w:numFmt w:val="aiueoFullWidth"/>
+      <w:lvlText w:val="(%8)"/>
+      <w:lvlJc w:val="left"/>
+      <w:pPr>
+        <w:ind w:left="3520" w:hanging="440"/>
+      </w:pPr>
+    </w:lvl>
+    <w:lvl w:ilvl="8" w:tplc="04090011" w:tentative="1">
+      <w:start w:val="1"/>
+      <w:numFmt w:val="decimalEnclosedCircle"/>
+      <w:lvlText w:val="%9"/>
+      <w:lvlJc w:val="left"/>
+      <w:pPr>
+        <w:ind w:left="3960" w:hanging="440"/>
+      </w:pPr>
+    </w:lvl>
+  </w:abstractNum>
+  <w:abstractNum w:abstractNumId="8" w15:restartNumberingAfterBreak="0">
+    <w:nsid w:val="3EC12CDF"/>
+    <w:multiLevelType w:val="hybridMultilevel"/>
+    <w:tmpl w:val="50C863EC"/>
+    <w:name w:val="__API_DOC_SQUARE_BULLET__222222222222"/>
+    <w:lvl w:ilvl="0" w:tplc="0409000F">
+      <w:start w:val="1"/>
+      <w:numFmt w:val="decimal"/>
+      <w:lvlText w:val="%1."/>
+      <w:lvlJc w:val="left"/>
+      <w:pPr>
+        <w:ind w:left="440" w:hanging="440"/>
+      </w:pPr>
+    </w:lvl>
+    <w:lvl w:ilvl="1" w:tplc="04090017" w:tentative="1">
+      <w:start w:val="1"/>
+      <w:numFmt w:val="aiueoFullWidth"/>
+      <w:lvlText w:val="(%2)"/>
+      <w:lvlJc w:val="left"/>
+      <w:pPr>
+        <w:ind w:left="880" w:hanging="440"/>
+      </w:pPr>
+    </w:lvl>
+    <w:lvl w:ilvl="2" w:tplc="04090011" w:tentative="1">
+      <w:start w:val="1"/>
+      <w:numFmt w:val="decimalEnclosedCircle"/>
+      <w:lvlText w:val="%3"/>
+      <w:lvlJc w:val="left"/>
+      <w:pPr>
+        <w:ind w:left="1320" w:hanging="440"/>
+      </w:pPr>
+    </w:lvl>
+    <w:lvl w:ilvl="3" w:tplc="0409000F" w:tentative="1">
+      <w:start w:val="1"/>
+      <w:numFmt w:val="decimal"/>
+      <w:lvlText w:val="%4."/>
+      <w:lvlJc w:val="left"/>
+      <w:pPr>
+        <w:ind w:left="1760" w:hanging="440"/>
+      </w:pPr>
+    </w:lvl>
+    <w:lvl w:ilvl="4" w:tplc="04090017" w:tentative="1">
+      <w:start w:val="1"/>
+      <w:numFmt w:val="aiueoFullWidth"/>
+      <w:lvlText w:val="(%5)"/>
+      <w:lvlJc w:val="left"/>
+      <w:pPr>
+        <w:ind w:left="2200" w:hanging="440"/>
+      </w:pPr>
+    </w:lvl>
+    <w:lvl w:ilvl="5" w:tplc="04090011" w:tentative="1">
+      <w:start w:val="1"/>
+      <w:numFmt w:val="decimalEnclosedCircle"/>
+      <w:lvlText w:val="%6"/>
+      <w:lvlJc w:val="left"/>
+      <w:pPr>
+        <w:ind w:left="2640" w:hanging="440"/>
+      </w:pPr>
+    </w:lvl>
+    <w:lvl w:ilvl="6" w:tplc="0409000F" w:tentative="1">
+      <w:start w:val="1"/>
+      <w:numFmt w:val="decimal"/>
+      <w:lvlText w:val="%7."/>
+      <w:lvlJc w:val="left"/>
+      <w:pPr>
+        <w:ind w:left="3080" w:hanging="440"/>
+      </w:pPr>
+    </w:lvl>
+    <w:lvl w:ilvl="7" w:tplc="04090017" w:tentative="1">
+      <w:start w:val="1"/>
+      <w:numFmt w:val="aiueoFullWidth"/>
+      <w:lvlText w:val="(%8)"/>
+      <w:lvlJc w:val="left"/>
+      <w:pPr>
+        <w:ind w:left="3520" w:hanging="440"/>
+      </w:pPr>
+    </w:lvl>
+    <w:lvl w:ilvl="8" w:tplc="04090011" w:tentative="1">
+      <w:start w:val="1"/>
+      <w:numFmt w:val="decimalEnclosedCircle"/>
+      <w:lvlText w:val="%9"/>
+      <w:lvlJc w:val="left"/>
+      <w:pPr>
+        <w:ind w:left="3960" w:hanging="440"/>
+      </w:pPr>
+    </w:lvl>
+  </w:abstractNum>
+  <w:abstractNum w:abstractNumId="9" w15:restartNumberingAfterBreak="0">
+    <w:nsid w:val="41D301F8"/>
+    <w:multiLevelType w:val="hybridMultilevel"/>
+    <w:tmpl w:val="50F41654"/>
+    <w:name w:val="__API_DOC_SQUARE_BULLET__222222222222222"/>
+    <w:lvl w:ilvl="0" w:tplc="0409000F">
+      <w:start w:val="1"/>
+      <w:numFmt w:val="decimal"/>
+      <w:lvlText w:val="%1."/>
+      <w:lvlJc w:val="left"/>
+      <w:pPr>
+        <w:ind w:left="440" w:hanging="440"/>
+      </w:pPr>
+    </w:lvl>
+    <w:lvl w:ilvl="1" w:tplc="04090017" w:tentative="1">
+      <w:start w:val="1"/>
+      <w:numFmt w:val="aiueoFullWidth"/>
+      <w:lvlText w:val="(%2)"/>
+      <w:lvlJc w:val="left"/>
+      <w:pPr>
+        <w:ind w:left="880" w:hanging="440"/>
+      </w:pPr>
+    </w:lvl>
+    <w:lvl w:ilvl="2" w:tplc="04090011" w:tentative="1">
+      <w:start w:val="1"/>
+      <w:numFmt w:val="decimalEnclosedCircle"/>
+      <w:lvlText w:val="%3"/>
+      <w:lvlJc w:val="left"/>
+      <w:pPr>
+        <w:ind w:left="1320" w:hanging="440"/>
+      </w:pPr>
+    </w:lvl>
+    <w:lvl w:ilvl="3" w:tplc="0409000F" w:tentative="1">
+      <w:start w:val="1"/>
+      <w:numFmt w:val="decimal"/>
+      <w:lvlText w:val="%4."/>
+      <w:lvlJc w:val="left"/>
+      <w:pPr>
+        <w:ind w:left="1760" w:hanging="440"/>
+      </w:pPr>
+    </w:lvl>
+    <w:lvl w:ilvl="4" w:tplc="04090017" w:tentative="1">
+      <w:start w:val="1"/>
+      <w:numFmt w:val="aiueoFullWidth"/>
+      <w:lvlText w:val="(%5)"/>
+      <w:lvlJc w:val="left"/>
+      <w:pPr>
+        <w:ind w:left="2200" w:hanging="440"/>
+      </w:pPr>
+    </w:lvl>
+    <w:lvl w:ilvl="5" w:tplc="04090011" w:tentative="1">
+      <w:start w:val="1"/>
+      <w:numFmt w:val="decimalEnclosedCircle"/>
+      <w:lvlText w:val="%6"/>
+      <w:lvlJc w:val="left"/>
+      <w:pPr>
+        <w:ind w:left="2640" w:hanging="440"/>
+      </w:pPr>
+    </w:lvl>
+    <w:lvl w:ilvl="6" w:tplc="0409000F" w:tentative="1">
+      <w:start w:val="1"/>
+      <w:numFmt w:val="decimal"/>
+      <w:lvlText w:val="%7."/>
+      <w:lvlJc w:val="left"/>
+      <w:pPr>
+        <w:ind w:left="3080" w:hanging="440"/>
+      </w:pPr>
+    </w:lvl>
+    <w:lvl w:ilvl="7" w:tplc="04090017" w:tentative="1">
+      <w:start w:val="1"/>
+      <w:numFmt w:val="aiueoFullWidth"/>
+      <w:lvlText w:val="(%8)"/>
+      <w:lvlJc w:val="left"/>
+      <w:pPr>
+        <w:ind w:left="3520" w:hanging="440"/>
+      </w:pPr>
+    </w:lvl>
+    <w:lvl w:ilvl="8" w:tplc="04090011" w:tentative="1">
+      <w:start w:val="1"/>
+      <w:numFmt w:val="decimalEnclosedCircle"/>
+      <w:lvlText w:val="%9"/>
+      <w:lvlJc w:val="left"/>
+      <w:pPr>
+        <w:ind w:left="3960" w:hanging="440"/>
+      </w:pPr>
+    </w:lvl>
+  </w:abstractNum>
+  <w:abstractNum w:abstractNumId="10" w15:restartNumberingAfterBreak="0">
+    <w:nsid w:val="474F6BD0"/>
+    <w:multiLevelType w:val="hybridMultilevel"/>
+    <w:tmpl w:val="CAB89A6E"/>
+    <w:name w:val="__API_DOC_SQUARE_BULLET__22222"/>
+    <w:lvl w:ilvl="0" w:tplc="0409000F">
+      <w:start w:val="1"/>
+      <w:numFmt w:val="decimal"/>
+      <w:lvlText w:val="%1."/>
+      <w:lvlJc w:val="left"/>
+      <w:pPr>
+        <w:ind w:left="440" w:hanging="440"/>
+      </w:pPr>
+    </w:lvl>
+    <w:lvl w:ilvl="1" w:tplc="04090017" w:tentative="1">
+      <w:start w:val="1"/>
+      <w:numFmt w:val="aiueoFullWidth"/>
+      <w:lvlText w:val="(%2)"/>
+      <w:lvlJc w:val="left"/>
+      <w:pPr>
+        <w:ind w:left="880" w:hanging="440"/>
+      </w:pPr>
+    </w:lvl>
+    <w:lvl w:ilvl="2" w:tplc="04090011" w:tentative="1">
+      <w:start w:val="1"/>
+      <w:numFmt w:val="decimalEnclosedCircle"/>
+      <w:lvlText w:val="%3"/>
+      <w:lvlJc w:val="left"/>
+      <w:pPr>
+        <w:ind w:left="1320" w:hanging="440"/>
+      </w:pPr>
+    </w:lvl>
+    <w:lvl w:ilvl="3" w:tplc="0409000F" w:tentative="1">
+      <w:start w:val="1"/>
+      <w:numFmt w:val="decimal"/>
+      <w:lvlText w:val="%4."/>
+      <w:lvlJc w:val="left"/>
+      <w:pPr>
+        <w:ind w:left="1760" w:hanging="440"/>
+      </w:pPr>
+    </w:lvl>
+    <w:lvl w:ilvl="4" w:tplc="04090017" w:tentative="1">
+      <w:start w:val="1"/>
+      <w:numFmt w:val="aiueoFullWidth"/>
+      <w:lvlText w:val="(%5)"/>
+      <w:lvlJc w:val="left"/>
+      <w:pPr>
+        <w:ind w:left="2200" w:hanging="440"/>
+      </w:pPr>
+    </w:lvl>
+    <w:lvl w:ilvl="5" w:tplc="04090011" w:tentative="1">
+      <w:start w:val="1"/>
+      <w:numFmt w:val="decimalEnclosedCircle"/>
+      <w:lvlText w:val="%6"/>
+      <w:lvlJc w:val="left"/>
+      <w:pPr>
+        <w:ind w:left="2640" w:hanging="440"/>
+      </w:pPr>
+    </w:lvl>
+    <w:lvl w:ilvl="6" w:tplc="0409000F" w:tentative="1">
+      <w:start w:val="1"/>
+      <w:numFmt w:val="decimal"/>
+      <w:lvlText w:val="%7."/>
+      <w:lvlJc w:val="left"/>
+      <w:pPr>
+        <w:ind w:left="3080" w:hanging="440"/>
+      </w:pPr>
+    </w:lvl>
+    <w:lvl w:ilvl="7" w:tplc="04090017" w:tentative="1">
+      <w:start w:val="1"/>
+      <w:numFmt w:val="aiueoFullWidth"/>
+      <w:lvlText w:val="(%8)"/>
+      <w:lvlJc w:val="left"/>
+      <w:pPr>
+        <w:ind w:left="3520" w:hanging="440"/>
+      </w:pPr>
+    </w:lvl>
+    <w:lvl w:ilvl="8" w:tplc="04090011" w:tentative="1">
+      <w:start w:val="1"/>
+      <w:numFmt w:val="decimalEnclosedCircle"/>
+      <w:lvlText w:val="%9"/>
+      <w:lvlJc w:val="left"/>
+      <w:pPr>
+        <w:ind w:left="3960" w:hanging="440"/>
+      </w:pPr>
+    </w:lvl>
+  </w:abstractNum>
+  <w:abstractNum w:abstractNumId="11" w15:restartNumberingAfterBreak="0">
+    <w:nsid w:val="502303D7"/>
+    <w:multiLevelType w:val="hybridMultilevel"/>
+    <w:tmpl w:val="208E611E"/>
+    <w:name w:val="__API_DOC_SQUARE_BULLET__2222222"/>
+    <w:lvl w:ilvl="0" w:tplc="0409000F">
+      <w:start w:val="1"/>
+      <w:numFmt w:val="decimal"/>
+      <w:lvlText w:val="%1."/>
+      <w:lvlJc w:val="left"/>
+      <w:pPr>
+        <w:ind w:left="440" w:hanging="440"/>
+      </w:pPr>
+    </w:lvl>
+    <w:lvl w:ilvl="1" w:tplc="04090017" w:tentative="1">
+      <w:start w:val="1"/>
+      <w:numFmt w:val="aiueoFullWidth"/>
+      <w:lvlText w:val="(%2)"/>
+      <w:lvlJc w:val="left"/>
+      <w:pPr>
+        <w:ind w:left="880" w:hanging="440"/>
+      </w:pPr>
+    </w:lvl>
+    <w:lvl w:ilvl="2" w:tplc="04090011" w:tentative="1">
+      <w:start w:val="1"/>
+      <w:numFmt w:val="decimalEnclosedCircle"/>
+      <w:lvlText w:val="%3"/>
+      <w:lvlJc w:val="left"/>
+      <w:pPr>
+        <w:ind w:left="1320" w:hanging="440"/>
+      </w:pPr>
+    </w:lvl>
+    <w:lvl w:ilvl="3" w:tplc="0409000F" w:tentative="1">
+      <w:start w:val="1"/>
+      <w:numFmt w:val="decimal"/>
+      <w:lvlText w:val="%4."/>
+      <w:lvlJc w:val="left"/>
+      <w:pPr>
+        <w:ind w:left="1760" w:hanging="440"/>
+      </w:pPr>
+    </w:lvl>
+    <w:lvl w:ilvl="4" w:tplc="04090017" w:tentative="1">
+      <w:start w:val="1"/>
+      <w:numFmt w:val="aiueoFullWidth"/>
+      <w:lvlText w:val="(%5)"/>
+      <w:lvlJc w:val="left"/>
+      <w:pPr>
+        <w:ind w:left="2200" w:hanging="440"/>
+      </w:pPr>
+    </w:lvl>
+    <w:lvl w:ilvl="5" w:tplc="04090011" w:tentative="1">
+      <w:start w:val="1"/>
+      <w:numFmt w:val="decimalEnclosedCircle"/>
+      <w:lvlText w:val="%6"/>
+      <w:lvlJc w:val="left"/>
+      <w:pPr>
+        <w:ind w:left="2640" w:hanging="440"/>
+      </w:pPr>
+    </w:lvl>
+    <w:lvl w:ilvl="6" w:tplc="0409000F" w:tentative="1">
+      <w:start w:val="1"/>
+      <w:numFmt w:val="decimal"/>
+      <w:lvlText w:val="%7."/>
+      <w:lvlJc w:val="left"/>
+      <w:pPr>
+        <w:ind w:left="3080" w:hanging="440"/>
+      </w:pPr>
+    </w:lvl>
+    <w:lvl w:ilvl="7" w:tplc="04090017" w:tentative="1">
+      <w:start w:val="1"/>
+      <w:numFmt w:val="aiueoFullWidth"/>
+      <w:lvlText w:val="(%8)"/>
+      <w:lvlJc w:val="left"/>
+      <w:pPr>
+        <w:ind w:left="3520" w:hanging="440"/>
+      </w:pPr>
+    </w:lvl>
+    <w:lvl w:ilvl="8" w:tplc="04090011" w:tentative="1">
+      <w:start w:val="1"/>
+      <w:numFmt w:val="decimalEnclosedCircle"/>
+      <w:lvlText w:val="%9"/>
+      <w:lvlJc w:val="left"/>
+      <w:pPr>
+        <w:ind w:left="3960" w:hanging="440"/>
+      </w:pPr>
+    </w:lvl>
+  </w:abstractNum>
+  <w:abstractNum w:abstractNumId="12" w15:restartNumberingAfterBreak="0">
+    <w:nsid w:val="69842D95"/>
+    <w:multiLevelType w:val="hybridMultilevel"/>
+    <w:tmpl w:val="E0C0D6EE"/>
+    <w:name w:val="__API_DOC_SQUARE_BULLET__2"/>
+    <w:lvl w:ilvl="0" w:tplc="0409000F">
+      <w:start w:val="1"/>
+      <w:numFmt w:val="decimal"/>
+      <w:lvlText w:val="%1."/>
+      <w:lvlJc w:val="left"/>
+      <w:pPr>
+        <w:ind w:left="440" w:hanging="440"/>
+      </w:pPr>
+    </w:lvl>
+    <w:lvl w:ilvl="1" w:tplc="04090017" w:tentative="1">
+      <w:start w:val="1"/>
+      <w:numFmt w:val="aiueoFullWidth"/>
+      <w:lvlText w:val="(%2)"/>
+      <w:lvlJc w:val="left"/>
+      <w:pPr>
+        <w:ind w:left="880" w:hanging="440"/>
+      </w:pPr>
+    </w:lvl>
+    <w:lvl w:ilvl="2" w:tplc="04090011" w:tentative="1">
+      <w:start w:val="1"/>
+      <w:numFmt w:val="decimalEnclosedCircle"/>
+      <w:lvlText w:val="%3"/>
+      <w:lvlJc w:val="left"/>
+      <w:pPr>
+        <w:ind w:left="1320" w:hanging="440"/>
+      </w:pPr>
+    </w:lvl>
+    <w:lvl w:ilvl="3" w:tplc="0409000F" w:tentative="1">
+      <w:start w:val="1"/>
+      <w:numFmt w:val="decimal"/>
+      <w:lvlText w:val="%4."/>
+      <w:lvlJc w:val="left"/>
+      <w:pPr>
+        <w:ind w:left="1760" w:hanging="440"/>
+      </w:pPr>
+    </w:lvl>
+    <w:lvl w:ilvl="4" w:tplc="04090017" w:tentative="1">
+      <w:start w:val="1"/>
+      <w:numFmt w:val="aiueoFullWidth"/>
+      <w:lvlText w:val="(%5)"/>
+      <w:lvlJc w:val="left"/>
+      <w:pPr>
+        <w:ind w:left="2200" w:hanging="440"/>
+      </w:pPr>
+    </w:lvl>
+    <w:lvl w:ilvl="5" w:tplc="04090011" w:tentative="1">
+      <w:start w:val="1"/>
+      <w:numFmt w:val="decimalEnclosedCircle"/>
+      <w:lvlText w:val="%6"/>
+      <w:lvlJc w:val="left"/>
+      <w:pPr>
+        <w:ind w:left="2640" w:hanging="440"/>
+      </w:pPr>
+    </w:lvl>
+    <w:lvl w:ilvl="6" w:tplc="0409000F" w:tentative="1">
+      <w:start w:val="1"/>
+      <w:numFmt w:val="decimal"/>
+      <w:lvlText w:val="%7."/>
+      <w:lvlJc w:val="left"/>
+      <w:pPr>
+        <w:ind w:left="3080" w:hanging="440"/>
+      </w:pPr>
+    </w:lvl>
+    <w:lvl w:ilvl="7" w:tplc="04090017" w:tentative="1">
+      <w:start w:val="1"/>
+      <w:numFmt w:val="aiueoFullWidth"/>
+      <w:lvlText w:val="(%8)"/>
+      <w:lvlJc w:val="left"/>
+      <w:pPr>
+        <w:ind w:left="3520" w:hanging="440"/>
+      </w:pPr>
+    </w:lvl>
+    <w:lvl w:ilvl="8" w:tplc="04090011" w:tentative="1">
+      <w:start w:val="1"/>
+      <w:numFmt w:val="decimalEnclosedCircle"/>
+      <w:lvlText w:val="%9"/>
+      <w:lvlJc w:val="left"/>
+      <w:pPr>
+        <w:ind w:left="3960" w:hanging="440"/>
+      </w:pPr>
+    </w:lvl>
+  </w:abstractNum>
+  <w:abstractNum w:abstractNumId="13" w15:restartNumberingAfterBreak="0">
+    <w:nsid w:val="6A8E107E"/>
+    <w:multiLevelType w:val="hybridMultilevel"/>
+    <w:tmpl w:val="EAF2DE8E"/>
+    <w:name w:val="__API_DOC_SQUARE_BULLET__2222222222"/>
+    <w:lvl w:ilvl="0" w:tplc="0409000F">
+      <w:start w:val="1"/>
+      <w:numFmt w:val="decimal"/>
+      <w:lvlText w:val="%1."/>
+      <w:lvlJc w:val="left"/>
+      <w:pPr>
+        <w:ind w:left="440" w:hanging="440"/>
+      </w:pPr>
+    </w:lvl>
+    <w:lvl w:ilvl="1" w:tplc="04090017" w:tentative="1">
+      <w:start w:val="1"/>
+      <w:numFmt w:val="aiueoFullWidth"/>
+      <w:lvlText w:val="(%2)"/>
+      <w:lvlJc w:val="left"/>
+      <w:pPr>
+        <w:ind w:left="880" w:hanging="440"/>
+      </w:pPr>
+    </w:lvl>
+    <w:lvl w:ilvl="2" w:tplc="04090011" w:tentative="1">
+      <w:start w:val="1"/>
+      <w:numFmt w:val="decimalEnclosedCircle"/>
+      <w:lvlText w:val="%3"/>
+      <w:lvlJc w:val="left"/>
+      <w:pPr>
+        <w:ind w:left="1320" w:hanging="440"/>
+      </w:pPr>
+    </w:lvl>
+    <w:lvl w:ilvl="3" w:tplc="0409000F" w:tentative="1">
+      <w:start w:val="1"/>
+      <w:numFmt w:val="decimal"/>
+      <w:lvlText w:val="%4."/>
+      <w:lvlJc w:val="left"/>
+      <w:pPr>
+        <w:ind w:left="1760" w:hanging="440"/>
+      </w:pPr>
+    </w:lvl>
+    <w:lvl w:ilvl="4" w:tplc="04090017" w:tentative="1">
+      <w:start w:val="1"/>
+      <w:numFmt w:val="aiueoFullWidth"/>
+      <w:lvlText w:val="(%5)"/>
+      <w:lvlJc w:val="left"/>
+      <w:pPr>
+        <w:ind w:left="2200" w:hanging="440"/>
+      </w:pPr>
+    </w:lvl>
+    <w:lvl w:ilvl="5" w:tplc="04090011" w:tentative="1">
+      <w:start w:val="1"/>
+      <w:numFmt w:val="decimalEnclosedCircle"/>
+      <w:lvlText w:val="%6"/>
+      <w:lvlJc w:val="left"/>
+      <w:pPr>
+        <w:ind w:left="2640" w:hanging="440"/>
+      </w:pPr>
+    </w:lvl>
+    <w:lvl w:ilvl="6" w:tplc="0409000F" w:tentative="1">
+      <w:start w:val="1"/>
+      <w:numFmt w:val="decimal"/>
+      <w:lvlText w:val="%7."/>
+      <w:lvlJc w:val="left"/>
+      <w:pPr>
+        <w:ind w:left="3080" w:hanging="440"/>
+      </w:pPr>
+    </w:lvl>
+    <w:lvl w:ilvl="7" w:tplc="04090017" w:tentative="1">
+      <w:start w:val="1"/>
+      <w:numFmt w:val="aiueoFullWidth"/>
+      <w:lvlText w:val="(%8)"/>
+      <w:lvlJc w:val="left"/>
+      <w:pPr>
+        <w:ind w:left="3520" w:hanging="440"/>
+      </w:pPr>
+    </w:lvl>
+    <w:lvl w:ilvl="8" w:tplc="04090011" w:tentative="1">
+      <w:start w:val="1"/>
+      <w:numFmt w:val="decimalEnclosedCircle"/>
+      <w:lvlText w:val="%9"/>
+      <w:lvlJc w:val="left"/>
+      <w:pPr>
+        <w:ind w:left="3960" w:hanging="440"/>
+      </w:pPr>
+    </w:lvl>
+  </w:abstractNum>
+  <w:abstractNum w:abstractNumId="14" w15:restartNumberingAfterBreak="0">
+    <w:nsid w:val="73CB0ED9"/>
+    <w:multiLevelType w:val="hybridMultilevel"/>
+    <w:tmpl w:val="95DEE204"/>
+    <w:name w:val="__API_DOC_SQUARE_BULLET__222222222"/>
+    <w:lvl w:ilvl="0" w:tplc="0409000F">
+      <w:start w:val="1"/>
+      <w:numFmt w:val="decimal"/>
+      <w:lvlText w:val="%1."/>
+      <w:lvlJc w:val="left"/>
+      <w:pPr>
+        <w:ind w:left="440" w:hanging="440"/>
+      </w:pPr>
+    </w:lvl>
+    <w:lvl w:ilvl="1" w:tplc="04090017" w:tentative="1">
+      <w:start w:val="1"/>
+      <w:numFmt w:val="aiueoFullWidth"/>
+      <w:lvlText w:val="(%2)"/>
+      <w:lvlJc w:val="left"/>
+      <w:pPr>
+        <w:ind w:left="880" w:hanging="440"/>
+      </w:pPr>
+    </w:lvl>
+    <w:lvl w:ilvl="2" w:tplc="04090011" w:tentative="1">
+      <w:start w:val="1"/>
+      <w:numFmt w:val="decimalEnclosedCircle"/>
+      <w:lvlText w:val="%3"/>
+      <w:lvlJc w:val="left"/>
+      <w:pPr>
+        <w:ind w:left="1320" w:hanging="440"/>
+      </w:pPr>
+    </w:lvl>
+    <w:lvl w:ilvl="3" w:tplc="0409000F" w:tentative="1">
+      <w:start w:val="1"/>
+      <w:numFmt w:val="decimal"/>
+      <w:lvlText w:val="%4."/>
+      <w:lvlJc w:val="left"/>
+      <w:pPr>
+        <w:ind w:left="1760" w:hanging="440"/>
+      </w:pPr>
+    </w:lvl>
+    <w:lvl w:ilvl="4" w:tplc="04090017" w:tentative="1">
+      <w:start w:val="1"/>
+      <w:numFmt w:val="aiueoFullWidth"/>
+      <w:lvlText w:val="(%5)"/>
+      <w:lvlJc w:val="left"/>
+      <w:pPr>
+        <w:ind w:left="2200" w:hanging="440"/>
+      </w:pPr>
+    </w:lvl>
+    <w:lvl w:ilvl="5" w:tplc="04090011" w:tentative="1">
+      <w:start w:val="1"/>
+      <w:numFmt w:val="decimalEnclosedCircle"/>
+      <w:lvlText w:val="%6"/>
+      <w:lvlJc w:val="left"/>
+      <w:pPr>
+        <w:ind w:left="2640" w:hanging="440"/>
+      </w:pPr>
+    </w:lvl>
+    <w:lvl w:ilvl="6" w:tplc="0409000F" w:tentative="1">
+      <w:start w:val="1"/>
+      <w:numFmt w:val="decimal"/>
+      <w:lvlText w:val="%7."/>
+      <w:lvlJc w:val="left"/>
+      <w:pPr>
+        <w:ind w:left="3080" w:hanging="440"/>
+      </w:pPr>
+    </w:lvl>
+    <w:lvl w:ilvl="7" w:tplc="04090017" w:tentative="1">
+      <w:start w:val="1"/>
+      <w:numFmt w:val="aiueoFullWidth"/>
+      <w:lvlText w:val="(%8)"/>
+      <w:lvlJc w:val="left"/>
+      <w:pPr>
+        <w:ind w:left="3520" w:hanging="440"/>
+      </w:pPr>
+    </w:lvl>
+    <w:lvl w:ilvl="8" w:tplc="04090011" w:tentative="1">
+      <w:start w:val="1"/>
+      <w:numFmt w:val="decimalEnclosedCircle"/>
+      <w:lvlText w:val="%9"/>
+      <w:lvlJc w:val="left"/>
+      <w:pPr>
+        <w:ind w:left="3960" w:hanging="440"/>
+      </w:pPr>
+    </w:lvl>
+  </w:abstractNum>
+  <w:abstractNum w:abstractNumId="15" w15:restartNumberingAfterBreak="0">
+    <w:nsid w:val="76E86C00"/>
+    <w:multiLevelType w:val="hybridMultilevel"/>
+    <w:tmpl w:val="33D019B2"/>
+    <w:name w:val="__API_DOC_SQUARE_BULLET__2222"/>
+    <w:lvl w:ilvl="0" w:tplc="0409000F">
+      <w:start w:val="1"/>
+      <w:numFmt w:val="decimal"/>
+      <w:lvlText w:val="%1."/>
+      <w:lvlJc w:val="left"/>
+      <w:pPr>
+        <w:ind w:left="440" w:hanging="440"/>
+      </w:pPr>
+    </w:lvl>
+    <w:lvl w:ilvl="1" w:tplc="04090017" w:tentative="1">
+      <w:start w:val="1"/>
+      <w:numFmt w:val="aiueoFullWidth"/>
+      <w:lvlText w:val="(%2)"/>
+      <w:lvlJc w:val="left"/>
+      <w:pPr>
+        <w:ind w:left="880" w:hanging="440"/>
+      </w:pPr>
+    </w:lvl>
+    <w:lvl w:ilvl="2" w:tplc="04090011" w:tentative="1">
+      <w:start w:val="1"/>
+      <w:numFmt w:val="decimalEnclosedCircle"/>
+      <w:lvlText w:val="%3"/>
+      <w:lvlJc w:val="left"/>
+      <w:pPr>
+        <w:ind w:left="1320" w:hanging="440"/>
+      </w:pPr>
+    </w:lvl>
+    <w:lvl w:ilvl="3" w:tplc="0409000F" w:tentative="1">
+      <w:start w:val="1"/>
+      <w:numFmt w:val="decimal"/>
+      <w:lvlText w:val="%4."/>
+      <w:lvlJc w:val="left"/>
+      <w:pPr>
+        <w:ind w:left="1760" w:hanging="440"/>
+      </w:pPr>
+    </w:lvl>
+    <w:lvl w:ilvl="4" w:tplc="04090017" w:tentative="1">
+      <w:start w:val="1"/>
+      <w:numFmt w:val="aiueoFullWidth"/>
+      <w:lvlText w:val="(%5)"/>
+      <w:lvlJc w:val="left"/>
+      <w:pPr>
+        <w:ind w:left="2200" w:hanging="440"/>
+      </w:pPr>
+    </w:lvl>
+    <w:lvl w:ilvl="5" w:tplc="04090011" w:tentative="1">
+      <w:start w:val="1"/>
+      <w:numFmt w:val="decimalEnclosedCircle"/>
+      <w:lvlText w:val="%6"/>
+      <w:lvlJc w:val="left"/>
+      <w:pPr>
+        <w:ind w:left="2640" w:hanging="440"/>
+      </w:pPr>
+    </w:lvl>
+    <w:lvl w:ilvl="6" w:tplc="0409000F" w:tentative="1">
+      <w:start w:val="1"/>
+      <w:numFmt w:val="decimal"/>
+      <w:lvlText w:val="%7."/>
+      <w:lvlJc w:val="left"/>
+      <w:pPr>
+        <w:ind w:left="3080" w:hanging="440"/>
+      </w:pPr>
+    </w:lvl>
+    <w:lvl w:ilvl="7" w:tplc="04090017" w:tentative="1">
+      <w:start w:val="1"/>
+      <w:numFmt w:val="aiueoFullWidth"/>
+      <w:lvlText w:val="(%8)"/>
+      <w:lvlJc w:val="left"/>
+      <w:pPr>
+        <w:ind w:left="3520" w:hanging="440"/>
+      </w:pPr>
+    </w:lvl>
+    <w:lvl w:ilvl="8" w:tplc="04090011" w:tentative="1">
+      <w:start w:val="1"/>
+      <w:numFmt w:val="decimalEnclosedCircle"/>
+      <w:lvlText w:val="%9"/>
+      <w:lvlJc w:val="left"/>
+      <w:pPr>
+        <w:ind w:left="3960" w:hanging="440"/>
       </w:pPr>
     </w:lvl>
   </w:abstractNum>
@@ -47404,10 +47408,10 @@
     </w:lvl>
   </w:abstractNum>
   <w:abstractNum w:abstractNumId="17" w15:restartNumberingAfterBreak="0">
-    <w:nsid w:val="7E79398D"/>
+    <w:nsid w:val="7D700D02"/>
     <w:multiLevelType w:val="hybridMultilevel"/>
-    <w:tmpl w:val="4E28BA2C"/>
-    <w:name w:val="__API_DOC_SQUARE_BULLET__22222222"/>
+    <w:tmpl w:val="5928B262"/>
+    <w:name w:val="__API_DOC_SQUARE_BULLET__222222"/>
     <w:lvl w:ilvl="0" w:tplc="0409000F">
       <w:start w:val="1"/>
       <w:numFmt w:val="decimal"/>
@@ -47493,56 +47497,56 @@
   <w:num w:numId="1" w16cid:durableId="296302402">
     <w:abstractNumId w:val="16"/>
   </w:num>
-  <w:num w:numId="2" w16cid:durableId="992173587">
+  <w:num w:numId="2" w16cid:durableId="2065908631">
+    <w:abstractNumId w:val="3"/>
+  </w:num>
+  <w:num w:numId="3" w16cid:durableId="1761441040">
+    <w:abstractNumId w:val="1"/>
+  </w:num>
+  <w:num w:numId="4" w16cid:durableId="740563708">
+    <w:abstractNumId w:val="12"/>
+  </w:num>
+  <w:num w:numId="5" w16cid:durableId="762535097">
+    <w:abstractNumId w:val="0"/>
+  </w:num>
+  <w:num w:numId="6" w16cid:durableId="1202672032">
+    <w:abstractNumId w:val="7"/>
+  </w:num>
+  <w:num w:numId="7" w16cid:durableId="410547697">
+    <w:abstractNumId w:val="15"/>
+  </w:num>
+  <w:num w:numId="8" w16cid:durableId="1785610282">
+    <w:abstractNumId w:val="10"/>
+  </w:num>
+  <w:num w:numId="9" w16cid:durableId="1081567195">
+    <w:abstractNumId w:val="17"/>
+  </w:num>
+  <w:num w:numId="10" w16cid:durableId="430315913">
+    <w:abstractNumId w:val="11"/>
+  </w:num>
+  <w:num w:numId="11" w16cid:durableId="2110269460">
+    <w:abstractNumId w:val="5"/>
+  </w:num>
+  <w:num w:numId="12" w16cid:durableId="1435132169">
+    <w:abstractNumId w:val="14"/>
+  </w:num>
+  <w:num w:numId="13" w16cid:durableId="993534016">
+    <w:abstractNumId w:val="13"/>
+  </w:num>
+  <w:num w:numId="14" w16cid:durableId="549342003">
+    <w:abstractNumId w:val="2"/>
+  </w:num>
+  <w:num w:numId="15" w16cid:durableId="957250990">
     <w:abstractNumId w:val="8"/>
   </w:num>
-  <w:num w:numId="3" w16cid:durableId="1081948653">
-    <w:abstractNumId w:val="15"/>
-  </w:num>
-  <w:num w:numId="4" w16cid:durableId="1841651553">
-    <w:abstractNumId w:val="11"/>
-  </w:num>
-  <w:num w:numId="5" w16cid:durableId="734284706">
-    <w:abstractNumId w:val="7"/>
-  </w:num>
-  <w:num w:numId="6" w16cid:durableId="1494295666">
-    <w:abstractNumId w:val="13"/>
-  </w:num>
-  <w:num w:numId="7" w16cid:durableId="26297596">
+  <w:num w:numId="16" w16cid:durableId="470294991">
     <w:abstractNumId w:val="4"/>
   </w:num>
-  <w:num w:numId="8" w16cid:durableId="1746610085">
-    <w:abstractNumId w:val="1"/>
-  </w:num>
-  <w:num w:numId="9" w16cid:durableId="1433738962">
-    <w:abstractNumId w:val="2"/>
-  </w:num>
-  <w:num w:numId="10" w16cid:durableId="61563902">
-    <w:abstractNumId w:val="10"/>
-  </w:num>
-  <w:num w:numId="11" w16cid:durableId="858349190">
-    <w:abstractNumId w:val="17"/>
-  </w:num>
-  <w:num w:numId="12" w16cid:durableId="2108454269">
-    <w:abstractNumId w:val="0"/>
-  </w:num>
-  <w:num w:numId="13" w16cid:durableId="2047872575">
-    <w:abstractNumId w:val="9"/>
-  </w:num>
-  <w:num w:numId="14" w16cid:durableId="1671369005">
-    <w:abstractNumId w:val="3"/>
-  </w:num>
-  <w:num w:numId="15" w16cid:durableId="1529950789">
+  <w:num w:numId="17" w16cid:durableId="1849516613">
     <w:abstractNumId w:val="6"/>
   </w:num>
-  <w:num w:numId="16" w16cid:durableId="1912962547">
-    <w:abstractNumId w:val="5"/>
-  </w:num>
-  <w:num w:numId="17" w16cid:durableId="264968502">
-    <w:abstractNumId w:val="12"/>
-  </w:num>
-  <w:num w:numId="18" w16cid:durableId="1163351317">
-    <w:abstractNumId w:val="14"/>
+  <w:num w:numId="18" w16cid:durableId="2045255226">
+    <w:abstractNumId w:val="9"/>
   </w:num>
   <w:numIdMacAtCleanup w:val="18"/>
 </w:numbering>
